--- a/STARLAB_Unit_2/Student Handouts/Unit 2 Student Handout 07 - Procedure and Testing Protocol Builder.docx
+++ b/STARLAB_Unit_2/Student Handouts/Unit 2 Student Handout 07 - Procedure and Testing Protocol Builder.docx
@@ -1096,8 +1096,8082 @@
 </file>
 
 <file path=word/numbering.xml><?xml version="1.0" encoding="utf-8"?>
-<w:numbering xmlns:wpc="http://schemas.microsoft.com/office/word/2010/wordprocessingCanvas" xmlns:mo="http://schemas.microsoft.com/office/mac/office/2008/main" xmlns:mc="http://schemas.openxmlformats.org/markup-compatibility/2006" xmlns:mv="urn:schemas-microsoft-com:mac:vml" xmlns:o="urn:schemas-microsoft-com:office:office" xmlns:r="http://schemas.openxmlformats.org/officeDocument/2006/relationships" xmlns:m="http://schemas.openxmlformats.org/officeDocument/2006/math" xmlns:v="urn:schemas-microsoft-com:vml" xmlns:wp14="http://schemas.microsoft.com/office/word/2010/wordprocessingDrawing" xmlns:wp="http://schemas.openxmlformats.org/drawingml/2006/wordprocessingDrawing" xmlns:w10="urn:schemas-microsoft-com:office:word" xmlns:w="http://schemas.openxmlformats.org/wordprocessingml/2006/main" xmlns:w14="http://schemas.microsoft.com/office/word/2010/wordml" xmlns:wpg="http://schemas.microsoft.com/office/word/2010/wordprocessingGroup" xmlns:wpi="http://schemas.microsoft.com/office/word/2010/wordprocessingInk" xmlns:wne="http://schemas.microsoft.com/office/word/2006/wordml" xmlns:wps="http://schemas.microsoft.com/office/word/2010/wordprocessingShape" mc:Ignorable="w14 wp14">
-  <w:abstractNum w:abstractNumId="0">
+<w:numbering xmlns:mc="http://schemas.openxmlformats.org/markup-compatibility/2006" xmlns:o="urn:schemas-microsoft-com:office:office" xmlns:r="http://schemas.openxmlformats.org/officeDocument/2006/relationships" xmlns:m="http://schemas.openxmlformats.org/officeDocument/2006/math" xmlns:v="urn:schemas-microsoft-com:vml" xmlns:wp="http://schemas.openxmlformats.org/drawingml/2006/wordprocessingDrawing" xmlns:w10="urn:schemas-microsoft-com:office:word" xmlns:w="http://schemas.openxmlformats.org/wordprocessingml/2006/main" xmlns:wne="http://schemas.microsoft.com/office/word/2006/wordml" xmlns:sl="http://schemas.openxmlformats.org/schemaLibrary/2006/main" xmlns:a="http://schemas.openxmlformats.org/drawingml/2006/main" xmlns:pic="http://schemas.openxmlformats.org/drawingml/2006/picture" xmlns:c="http://schemas.openxmlformats.org/drawingml/2006/chart" xmlns:lc="http://schemas.openxmlformats.org/drawingml/2006/lockedCanvas" xmlns:dgm="http://schemas.openxmlformats.org/drawingml/2006/diagram" xmlns:wps="http://schemas.microsoft.com/office/word/2010/wordprocessingShape" xmlns:wpg="http://schemas.microsoft.com/office/word/2010/wordprocessingGroup" xmlns:w14="http://schemas.microsoft.com/office/word/2010/wordml" xmlns:w15="http://schemas.microsoft.com/office/word/2012/wordml" xmlns:w16="http://schemas.microsoft.com/office/word/2018/wordml" xmlns:w16cex="http://schemas.microsoft.com/office/word/2018/wordml/cex" xmlns:w16cid="http://schemas.microsoft.com/office/word/2016/wordml/cid" xmlns="http://schemas.microsoft.com/office/tasks/2019/documenttasks" xmlns:cr="http://schemas.microsoft.com/office/comments/2020/reactions">
+  <w:abstractNum w:abstractNumId="1">
+    <w:lvl w:ilvl="0">
+      <w:start w:val="1"/>
+      <w:numFmt w:val="bullet"/>
+      <w:lvlText w:val="●"/>
+      <w:lvlJc w:val="left"/>
+      <w:pPr>
+        <w:ind w:left="720" w:hanging="360"/>
+      </w:pPr>
+      <w:rPr>
+        <w:u w:val="none"/>
+      </w:rPr>
+    </w:lvl>
+    <w:lvl w:ilvl="1">
+      <w:start w:val="1"/>
+      <w:numFmt w:val="bullet"/>
+      <w:lvlText w:val="○"/>
+      <w:lvlJc w:val="left"/>
+      <w:pPr>
+        <w:ind w:left="1440" w:hanging="360"/>
+      </w:pPr>
+      <w:rPr>
+        <w:u w:val="none"/>
+      </w:rPr>
+    </w:lvl>
+    <w:lvl w:ilvl="2">
+      <w:start w:val="1"/>
+      <w:numFmt w:val="bullet"/>
+      <w:lvlText w:val="■"/>
+      <w:lvlJc w:val="left"/>
+      <w:pPr>
+        <w:ind w:left="2160" w:hanging="360"/>
+      </w:pPr>
+      <w:rPr>
+        <w:u w:val="none"/>
+      </w:rPr>
+    </w:lvl>
+    <w:lvl w:ilvl="3">
+      <w:start w:val="1"/>
+      <w:numFmt w:val="bullet"/>
+      <w:lvlText w:val="●"/>
+      <w:lvlJc w:val="left"/>
+      <w:pPr>
+        <w:ind w:left="2880" w:hanging="360"/>
+      </w:pPr>
+      <w:rPr>
+        <w:u w:val="none"/>
+      </w:rPr>
+    </w:lvl>
+    <w:lvl w:ilvl="4">
+      <w:start w:val="1"/>
+      <w:numFmt w:val="bullet"/>
+      <w:lvlText w:val="○"/>
+      <w:lvlJc w:val="left"/>
+      <w:pPr>
+        <w:ind w:left="3600" w:hanging="360"/>
+      </w:pPr>
+      <w:rPr>
+        <w:u w:val="none"/>
+      </w:rPr>
+    </w:lvl>
+    <w:lvl w:ilvl="5">
+      <w:start w:val="1"/>
+      <w:numFmt w:val="bullet"/>
+      <w:lvlText w:val="■"/>
+      <w:lvlJc w:val="left"/>
+      <w:pPr>
+        <w:ind w:left="4320" w:hanging="360"/>
+      </w:pPr>
+      <w:rPr>
+        <w:u w:val="none"/>
+      </w:rPr>
+    </w:lvl>
+    <w:lvl w:ilvl="6">
+      <w:start w:val="1"/>
+      <w:numFmt w:val="bullet"/>
+      <w:lvlText w:val="●"/>
+      <w:lvlJc w:val="left"/>
+      <w:pPr>
+        <w:ind w:left="5040" w:hanging="360"/>
+      </w:pPr>
+      <w:rPr>
+        <w:u w:val="none"/>
+      </w:rPr>
+    </w:lvl>
+    <w:lvl w:ilvl="7">
+      <w:start w:val="1"/>
+      <w:numFmt w:val="bullet"/>
+      <w:lvlText w:val="○"/>
+      <w:lvlJc w:val="left"/>
+      <w:pPr>
+        <w:ind w:left="5760" w:hanging="360"/>
+      </w:pPr>
+      <w:rPr>
+        <w:u w:val="none"/>
+      </w:rPr>
+    </w:lvl>
+    <w:lvl w:ilvl="8">
+      <w:start w:val="1"/>
+      <w:numFmt w:val="bullet"/>
+      <w:lvlText w:val="■"/>
+      <w:lvlJc w:val="left"/>
+      <w:pPr>
+        <w:ind w:left="6480" w:hanging="360"/>
+      </w:pPr>
+      <w:rPr>
+        <w:u w:val="none"/>
+      </w:rPr>
+    </w:lvl>
+  </w:abstractNum>
+  <w:abstractNum w:abstractNumId="2">
+    <w:lvl w:ilvl="0">
+      <w:start w:val="1"/>
+      <w:numFmt w:val="bullet"/>
+      <w:lvlText w:val="●"/>
+      <w:lvlJc w:val="left"/>
+      <w:pPr>
+        <w:ind w:left="720" w:hanging="360"/>
+      </w:pPr>
+      <w:rPr>
+        <w:u w:val="none"/>
+      </w:rPr>
+    </w:lvl>
+    <w:lvl w:ilvl="1">
+      <w:start w:val="1"/>
+      <w:numFmt w:val="bullet"/>
+      <w:lvlText w:val="○"/>
+      <w:lvlJc w:val="left"/>
+      <w:pPr>
+        <w:ind w:left="1440" w:hanging="360"/>
+      </w:pPr>
+      <w:rPr>
+        <w:u w:val="none"/>
+      </w:rPr>
+    </w:lvl>
+    <w:lvl w:ilvl="2">
+      <w:start w:val="1"/>
+      <w:numFmt w:val="bullet"/>
+      <w:lvlText w:val="■"/>
+      <w:lvlJc w:val="left"/>
+      <w:pPr>
+        <w:ind w:left="2160" w:hanging="360"/>
+      </w:pPr>
+      <w:rPr>
+        <w:u w:val="none"/>
+      </w:rPr>
+    </w:lvl>
+    <w:lvl w:ilvl="3">
+      <w:start w:val="1"/>
+      <w:numFmt w:val="bullet"/>
+      <w:lvlText w:val="●"/>
+      <w:lvlJc w:val="left"/>
+      <w:pPr>
+        <w:ind w:left="2880" w:hanging="360"/>
+      </w:pPr>
+      <w:rPr>
+        <w:u w:val="none"/>
+      </w:rPr>
+    </w:lvl>
+    <w:lvl w:ilvl="4">
+      <w:start w:val="1"/>
+      <w:numFmt w:val="bullet"/>
+      <w:lvlText w:val="○"/>
+      <w:lvlJc w:val="left"/>
+      <w:pPr>
+        <w:ind w:left="3600" w:hanging="360"/>
+      </w:pPr>
+      <w:rPr>
+        <w:u w:val="none"/>
+      </w:rPr>
+    </w:lvl>
+    <w:lvl w:ilvl="5">
+      <w:start w:val="1"/>
+      <w:numFmt w:val="bullet"/>
+      <w:lvlText w:val="■"/>
+      <w:lvlJc w:val="left"/>
+      <w:pPr>
+        <w:ind w:left="4320" w:hanging="360"/>
+      </w:pPr>
+      <w:rPr>
+        <w:u w:val="none"/>
+      </w:rPr>
+    </w:lvl>
+    <w:lvl w:ilvl="6">
+      <w:start w:val="1"/>
+      <w:numFmt w:val="bullet"/>
+      <w:lvlText w:val="●"/>
+      <w:lvlJc w:val="left"/>
+      <w:pPr>
+        <w:ind w:left="5040" w:hanging="360"/>
+      </w:pPr>
+      <w:rPr>
+        <w:u w:val="none"/>
+      </w:rPr>
+    </w:lvl>
+    <w:lvl w:ilvl="7">
+      <w:start w:val="1"/>
+      <w:numFmt w:val="bullet"/>
+      <w:lvlText w:val="○"/>
+      <w:lvlJc w:val="left"/>
+      <w:pPr>
+        <w:ind w:left="5760" w:hanging="360"/>
+      </w:pPr>
+      <w:rPr>
+        <w:u w:val="none"/>
+      </w:rPr>
+    </w:lvl>
+    <w:lvl w:ilvl="8">
+      <w:start w:val="1"/>
+      <w:numFmt w:val="bullet"/>
+      <w:lvlText w:val="■"/>
+      <w:lvlJc w:val="left"/>
+      <w:pPr>
+        <w:ind w:left="6480" w:hanging="360"/>
+      </w:pPr>
+      <w:rPr>
+        <w:u w:val="none"/>
+      </w:rPr>
+    </w:lvl>
+  </w:abstractNum>
+  <w:abstractNum w:abstractNumId="3">
+    <w:lvl w:ilvl="0">
+      <w:start w:val="1"/>
+      <w:numFmt w:val="bullet"/>
+      <w:lvlText w:val="●"/>
+      <w:lvlJc w:val="left"/>
+      <w:pPr>
+        <w:ind w:left="720" w:hanging="360"/>
+      </w:pPr>
+      <w:rPr>
+        <w:u w:val="none"/>
+      </w:rPr>
+    </w:lvl>
+    <w:lvl w:ilvl="1">
+      <w:start w:val="1"/>
+      <w:numFmt w:val="bullet"/>
+      <w:lvlText w:val="○"/>
+      <w:lvlJc w:val="left"/>
+      <w:pPr>
+        <w:ind w:left="1440" w:hanging="360"/>
+      </w:pPr>
+      <w:rPr>
+        <w:u w:val="none"/>
+      </w:rPr>
+    </w:lvl>
+    <w:lvl w:ilvl="2">
+      <w:start w:val="1"/>
+      <w:numFmt w:val="bullet"/>
+      <w:lvlText w:val="■"/>
+      <w:lvlJc w:val="left"/>
+      <w:pPr>
+        <w:ind w:left="2160" w:hanging="360"/>
+      </w:pPr>
+      <w:rPr>
+        <w:u w:val="none"/>
+      </w:rPr>
+    </w:lvl>
+    <w:lvl w:ilvl="3">
+      <w:start w:val="1"/>
+      <w:numFmt w:val="bullet"/>
+      <w:lvlText w:val="●"/>
+      <w:lvlJc w:val="left"/>
+      <w:pPr>
+        <w:ind w:left="2880" w:hanging="360"/>
+      </w:pPr>
+      <w:rPr>
+        <w:u w:val="none"/>
+      </w:rPr>
+    </w:lvl>
+    <w:lvl w:ilvl="4">
+      <w:start w:val="1"/>
+      <w:numFmt w:val="bullet"/>
+      <w:lvlText w:val="○"/>
+      <w:lvlJc w:val="left"/>
+      <w:pPr>
+        <w:ind w:left="3600" w:hanging="360"/>
+      </w:pPr>
+      <w:rPr>
+        <w:u w:val="none"/>
+      </w:rPr>
+    </w:lvl>
+    <w:lvl w:ilvl="5">
+      <w:start w:val="1"/>
+      <w:numFmt w:val="bullet"/>
+      <w:lvlText w:val="■"/>
+      <w:lvlJc w:val="left"/>
+      <w:pPr>
+        <w:ind w:left="4320" w:hanging="360"/>
+      </w:pPr>
+      <w:rPr>
+        <w:u w:val="none"/>
+      </w:rPr>
+    </w:lvl>
+    <w:lvl w:ilvl="6">
+      <w:start w:val="1"/>
+      <w:numFmt w:val="bullet"/>
+      <w:lvlText w:val="●"/>
+      <w:lvlJc w:val="left"/>
+      <w:pPr>
+        <w:ind w:left="5040" w:hanging="360"/>
+      </w:pPr>
+      <w:rPr>
+        <w:u w:val="none"/>
+      </w:rPr>
+    </w:lvl>
+    <w:lvl w:ilvl="7">
+      <w:start w:val="1"/>
+      <w:numFmt w:val="bullet"/>
+      <w:lvlText w:val="○"/>
+      <w:lvlJc w:val="left"/>
+      <w:pPr>
+        <w:ind w:left="5760" w:hanging="360"/>
+      </w:pPr>
+      <w:rPr>
+        <w:u w:val="none"/>
+      </w:rPr>
+    </w:lvl>
+    <w:lvl w:ilvl="8">
+      <w:start w:val="1"/>
+      <w:numFmt w:val="bullet"/>
+      <w:lvlText w:val="■"/>
+      <w:lvlJc w:val="left"/>
+      <w:pPr>
+        <w:ind w:left="6480" w:hanging="360"/>
+      </w:pPr>
+      <w:rPr>
+        <w:u w:val="none"/>
+      </w:rPr>
+    </w:lvl>
+  </w:abstractNum>
+  <w:abstractNum w:abstractNumId="4">
+    <w:lvl w:ilvl="0">
+      <w:start w:val="1"/>
+      <w:numFmt w:val="bullet"/>
+      <w:lvlText w:val="●"/>
+      <w:lvlJc w:val="left"/>
+      <w:pPr>
+        <w:ind w:left="720" w:hanging="360"/>
+      </w:pPr>
+      <w:rPr>
+        <w:u w:val="none"/>
+      </w:rPr>
+    </w:lvl>
+    <w:lvl w:ilvl="1">
+      <w:start w:val="1"/>
+      <w:numFmt w:val="bullet"/>
+      <w:lvlText w:val="○"/>
+      <w:lvlJc w:val="left"/>
+      <w:pPr>
+        <w:ind w:left="1440" w:hanging="360"/>
+      </w:pPr>
+      <w:rPr>
+        <w:u w:val="none"/>
+      </w:rPr>
+    </w:lvl>
+    <w:lvl w:ilvl="2">
+      <w:start w:val="1"/>
+      <w:numFmt w:val="bullet"/>
+      <w:lvlText w:val="■"/>
+      <w:lvlJc w:val="left"/>
+      <w:pPr>
+        <w:ind w:left="2160" w:hanging="360"/>
+      </w:pPr>
+      <w:rPr>
+        <w:u w:val="none"/>
+      </w:rPr>
+    </w:lvl>
+    <w:lvl w:ilvl="3">
+      <w:start w:val="1"/>
+      <w:numFmt w:val="bullet"/>
+      <w:lvlText w:val="●"/>
+      <w:lvlJc w:val="left"/>
+      <w:pPr>
+        <w:ind w:left="2880" w:hanging="360"/>
+      </w:pPr>
+      <w:rPr>
+        <w:u w:val="none"/>
+      </w:rPr>
+    </w:lvl>
+    <w:lvl w:ilvl="4">
+      <w:start w:val="1"/>
+      <w:numFmt w:val="bullet"/>
+      <w:lvlText w:val="○"/>
+      <w:lvlJc w:val="left"/>
+      <w:pPr>
+        <w:ind w:left="3600" w:hanging="360"/>
+      </w:pPr>
+      <w:rPr>
+        <w:u w:val="none"/>
+      </w:rPr>
+    </w:lvl>
+    <w:lvl w:ilvl="5">
+      <w:start w:val="1"/>
+      <w:numFmt w:val="bullet"/>
+      <w:lvlText w:val="■"/>
+      <w:lvlJc w:val="left"/>
+      <w:pPr>
+        <w:ind w:left="4320" w:hanging="360"/>
+      </w:pPr>
+      <w:rPr>
+        <w:u w:val="none"/>
+      </w:rPr>
+    </w:lvl>
+    <w:lvl w:ilvl="6">
+      <w:start w:val="1"/>
+      <w:numFmt w:val="bullet"/>
+      <w:lvlText w:val="●"/>
+      <w:lvlJc w:val="left"/>
+      <w:pPr>
+        <w:ind w:left="5040" w:hanging="360"/>
+      </w:pPr>
+      <w:rPr>
+        <w:u w:val="none"/>
+      </w:rPr>
+    </w:lvl>
+    <w:lvl w:ilvl="7">
+      <w:start w:val="1"/>
+      <w:numFmt w:val="bullet"/>
+      <w:lvlText w:val="○"/>
+      <w:lvlJc w:val="left"/>
+      <w:pPr>
+        <w:ind w:left="5760" w:hanging="360"/>
+      </w:pPr>
+      <w:rPr>
+        <w:u w:val="none"/>
+      </w:rPr>
+    </w:lvl>
+    <w:lvl w:ilvl="8">
+      <w:start w:val="1"/>
+      <w:numFmt w:val="bullet"/>
+      <w:lvlText w:val="■"/>
+      <w:lvlJc w:val="left"/>
+      <w:pPr>
+        <w:ind w:left="6480" w:hanging="360"/>
+      </w:pPr>
+      <w:rPr>
+        <w:u w:val="none"/>
+      </w:rPr>
+    </w:lvl>
+  </w:abstractNum>
+  <w:abstractNum w:abstractNumId="5">
+    <w:lvl w:ilvl="0">
+      <w:start w:val="1"/>
+      <w:numFmt w:val="bullet"/>
+      <w:lvlText w:val="●"/>
+      <w:lvlJc w:val="left"/>
+      <w:pPr>
+        <w:ind w:left="720" w:hanging="360"/>
+      </w:pPr>
+      <w:rPr>
+        <w:u w:val="none"/>
+      </w:rPr>
+    </w:lvl>
+    <w:lvl w:ilvl="1">
+      <w:start w:val="1"/>
+      <w:numFmt w:val="bullet"/>
+      <w:lvlText w:val="○"/>
+      <w:lvlJc w:val="left"/>
+      <w:pPr>
+        <w:ind w:left="1440" w:hanging="360"/>
+      </w:pPr>
+      <w:rPr>
+        <w:u w:val="none"/>
+      </w:rPr>
+    </w:lvl>
+    <w:lvl w:ilvl="2">
+      <w:start w:val="1"/>
+      <w:numFmt w:val="bullet"/>
+      <w:lvlText w:val="■"/>
+      <w:lvlJc w:val="left"/>
+      <w:pPr>
+        <w:ind w:left="2160" w:hanging="360"/>
+      </w:pPr>
+      <w:rPr>
+        <w:u w:val="none"/>
+      </w:rPr>
+    </w:lvl>
+    <w:lvl w:ilvl="3">
+      <w:start w:val="1"/>
+      <w:numFmt w:val="bullet"/>
+      <w:lvlText w:val="●"/>
+      <w:lvlJc w:val="left"/>
+      <w:pPr>
+        <w:ind w:left="2880" w:hanging="360"/>
+      </w:pPr>
+      <w:rPr>
+        <w:u w:val="none"/>
+      </w:rPr>
+    </w:lvl>
+    <w:lvl w:ilvl="4">
+      <w:start w:val="1"/>
+      <w:numFmt w:val="bullet"/>
+      <w:lvlText w:val="○"/>
+      <w:lvlJc w:val="left"/>
+      <w:pPr>
+        <w:ind w:left="3600" w:hanging="360"/>
+      </w:pPr>
+      <w:rPr>
+        <w:u w:val="none"/>
+      </w:rPr>
+    </w:lvl>
+    <w:lvl w:ilvl="5">
+      <w:start w:val="1"/>
+      <w:numFmt w:val="bullet"/>
+      <w:lvlText w:val="■"/>
+      <w:lvlJc w:val="left"/>
+      <w:pPr>
+        <w:ind w:left="4320" w:hanging="360"/>
+      </w:pPr>
+      <w:rPr>
+        <w:u w:val="none"/>
+      </w:rPr>
+    </w:lvl>
+    <w:lvl w:ilvl="6">
+      <w:start w:val="1"/>
+      <w:numFmt w:val="bullet"/>
+      <w:lvlText w:val="●"/>
+      <w:lvlJc w:val="left"/>
+      <w:pPr>
+        <w:ind w:left="5040" w:hanging="360"/>
+      </w:pPr>
+      <w:rPr>
+        <w:u w:val="none"/>
+      </w:rPr>
+    </w:lvl>
+    <w:lvl w:ilvl="7">
+      <w:start w:val="1"/>
+      <w:numFmt w:val="bullet"/>
+      <w:lvlText w:val="○"/>
+      <w:lvlJc w:val="left"/>
+      <w:pPr>
+        <w:ind w:left="5760" w:hanging="360"/>
+      </w:pPr>
+      <w:rPr>
+        <w:u w:val="none"/>
+      </w:rPr>
+    </w:lvl>
+    <w:lvl w:ilvl="8">
+      <w:start w:val="1"/>
+      <w:numFmt w:val="bullet"/>
+      <w:lvlText w:val="■"/>
+      <w:lvlJc w:val="left"/>
+      <w:pPr>
+        <w:ind w:left="6480" w:hanging="360"/>
+      </w:pPr>
+      <w:rPr>
+        <w:u w:val="none"/>
+      </w:rPr>
+    </w:lvl>
+  </w:abstractNum>
+  <w:abstractNum w:abstractNumId="6">
+    <w:lvl w:ilvl="0">
+      <w:start w:val="1"/>
+      <w:numFmt w:val="decimal"/>
+      <w:lvlText w:val="%1."/>
+      <w:lvlJc w:val="left"/>
+      <w:pPr>
+        <w:ind w:left="720" w:hanging="360"/>
+      </w:pPr>
+      <w:rPr>
+        <w:u w:val="none"/>
+      </w:rPr>
+    </w:lvl>
+    <w:lvl w:ilvl="1">
+      <w:start w:val="1"/>
+      <w:numFmt w:val="lowerLetter"/>
+      <w:lvlText w:val="%2."/>
+      <w:lvlJc w:val="left"/>
+      <w:pPr>
+        <w:ind w:left="1440" w:hanging="360"/>
+      </w:pPr>
+      <w:rPr>
+        <w:u w:val="none"/>
+      </w:rPr>
+    </w:lvl>
+    <w:lvl w:ilvl="2">
+      <w:start w:val="1"/>
+      <w:numFmt w:val="lowerRoman"/>
+      <w:lvlText w:val="%3."/>
+      <w:lvlJc w:val="left"/>
+      <w:pPr>
+        <w:ind w:left="2160" w:hanging="360"/>
+      </w:pPr>
+      <w:rPr>
+        <w:u w:val="none"/>
+      </w:rPr>
+    </w:lvl>
+    <w:lvl w:ilvl="3">
+      <w:start w:val="1"/>
+      <w:numFmt w:val="decimal"/>
+      <w:lvlText w:val="%4."/>
+      <w:lvlJc w:val="left"/>
+      <w:pPr>
+        <w:ind w:left="2880" w:hanging="360"/>
+      </w:pPr>
+      <w:rPr>
+        <w:u w:val="none"/>
+      </w:rPr>
+    </w:lvl>
+    <w:lvl w:ilvl="4">
+      <w:start w:val="1"/>
+      <w:numFmt w:val="lowerLetter"/>
+      <w:lvlText w:val="%5."/>
+      <w:lvlJc w:val="left"/>
+      <w:pPr>
+        <w:ind w:left="3600" w:hanging="360"/>
+      </w:pPr>
+      <w:rPr>
+        <w:u w:val="none"/>
+      </w:rPr>
+    </w:lvl>
+    <w:lvl w:ilvl="5">
+      <w:start w:val="1"/>
+      <w:numFmt w:val="lowerRoman"/>
+      <w:lvlText w:val="%6."/>
+      <w:lvlJc w:val="left"/>
+      <w:pPr>
+        <w:ind w:left="4320" w:hanging="360"/>
+      </w:pPr>
+      <w:rPr>
+        <w:u w:val="none"/>
+      </w:rPr>
+    </w:lvl>
+    <w:lvl w:ilvl="6">
+      <w:start w:val="1"/>
+      <w:numFmt w:val="decimal"/>
+      <w:lvlText w:val="%7."/>
+      <w:lvlJc w:val="left"/>
+      <w:pPr>
+        <w:ind w:left="5040" w:hanging="360"/>
+      </w:pPr>
+      <w:rPr>
+        <w:u w:val="none"/>
+      </w:rPr>
+    </w:lvl>
+    <w:lvl w:ilvl="7">
+      <w:start w:val="1"/>
+      <w:numFmt w:val="lowerLetter"/>
+      <w:lvlText w:val="%8."/>
+      <w:lvlJc w:val="left"/>
+      <w:pPr>
+        <w:ind w:left="5760" w:hanging="360"/>
+      </w:pPr>
+      <w:rPr>
+        <w:u w:val="none"/>
+      </w:rPr>
+    </w:lvl>
+    <w:lvl w:ilvl="8">
+      <w:start w:val="1"/>
+      <w:numFmt w:val="lowerRoman"/>
+      <w:lvlText w:val="%9."/>
+      <w:lvlJc w:val="left"/>
+      <w:pPr>
+        <w:ind w:left="6480" w:hanging="360"/>
+      </w:pPr>
+      <w:rPr>
+        <w:u w:val="none"/>
+      </w:rPr>
+    </w:lvl>
+  </w:abstractNum>
+  <w:abstractNum w:abstractNumId="7">
+    <w:lvl w:ilvl="0">
+      <w:start w:val="1"/>
+      <w:numFmt w:val="bullet"/>
+      <w:lvlText w:val="●"/>
+      <w:lvlJc w:val="left"/>
+      <w:pPr>
+        <w:ind w:left="720" w:hanging="360"/>
+      </w:pPr>
+      <w:rPr>
+        <w:u w:val="none"/>
+      </w:rPr>
+    </w:lvl>
+    <w:lvl w:ilvl="1">
+      <w:start w:val="1"/>
+      <w:numFmt w:val="bullet"/>
+      <w:lvlText w:val="○"/>
+      <w:lvlJc w:val="left"/>
+      <w:pPr>
+        <w:ind w:left="1440" w:hanging="360"/>
+      </w:pPr>
+      <w:rPr>
+        <w:u w:val="none"/>
+      </w:rPr>
+    </w:lvl>
+    <w:lvl w:ilvl="2">
+      <w:start w:val="1"/>
+      <w:numFmt w:val="bullet"/>
+      <w:lvlText w:val="■"/>
+      <w:lvlJc w:val="left"/>
+      <w:pPr>
+        <w:ind w:left="2160" w:hanging="360"/>
+      </w:pPr>
+      <w:rPr>
+        <w:u w:val="none"/>
+      </w:rPr>
+    </w:lvl>
+    <w:lvl w:ilvl="3">
+      <w:start w:val="1"/>
+      <w:numFmt w:val="bullet"/>
+      <w:lvlText w:val="●"/>
+      <w:lvlJc w:val="left"/>
+      <w:pPr>
+        <w:ind w:left="2880" w:hanging="360"/>
+      </w:pPr>
+      <w:rPr>
+        <w:u w:val="none"/>
+      </w:rPr>
+    </w:lvl>
+    <w:lvl w:ilvl="4">
+      <w:start w:val="1"/>
+      <w:numFmt w:val="bullet"/>
+      <w:lvlText w:val="○"/>
+      <w:lvlJc w:val="left"/>
+      <w:pPr>
+        <w:ind w:left="3600" w:hanging="360"/>
+      </w:pPr>
+      <w:rPr>
+        <w:u w:val="none"/>
+      </w:rPr>
+    </w:lvl>
+    <w:lvl w:ilvl="5">
+      <w:start w:val="1"/>
+      <w:numFmt w:val="bullet"/>
+      <w:lvlText w:val="■"/>
+      <w:lvlJc w:val="left"/>
+      <w:pPr>
+        <w:ind w:left="4320" w:hanging="360"/>
+      </w:pPr>
+      <w:rPr>
+        <w:u w:val="none"/>
+      </w:rPr>
+    </w:lvl>
+    <w:lvl w:ilvl="6">
+      <w:start w:val="1"/>
+      <w:numFmt w:val="bullet"/>
+      <w:lvlText w:val="●"/>
+      <w:lvlJc w:val="left"/>
+      <w:pPr>
+        <w:ind w:left="5040" w:hanging="360"/>
+      </w:pPr>
+      <w:rPr>
+        <w:u w:val="none"/>
+      </w:rPr>
+    </w:lvl>
+    <w:lvl w:ilvl="7">
+      <w:start w:val="1"/>
+      <w:numFmt w:val="bullet"/>
+      <w:lvlText w:val="○"/>
+      <w:lvlJc w:val="left"/>
+      <w:pPr>
+        <w:ind w:left="5760" w:hanging="360"/>
+      </w:pPr>
+      <w:rPr>
+        <w:u w:val="none"/>
+      </w:rPr>
+    </w:lvl>
+    <w:lvl w:ilvl="8">
+      <w:start w:val="1"/>
+      <w:numFmt w:val="bullet"/>
+      <w:lvlText w:val="■"/>
+      <w:lvlJc w:val="left"/>
+      <w:pPr>
+        <w:ind w:left="6480" w:hanging="360"/>
+      </w:pPr>
+      <w:rPr>
+        <w:u w:val="none"/>
+      </w:rPr>
+    </w:lvl>
+  </w:abstractNum>
+  <w:abstractNum w:abstractNumId="8">
+    <w:lvl w:ilvl="0">
+      <w:start w:val="1"/>
+      <w:numFmt w:val="bullet"/>
+      <w:lvlText w:val="●"/>
+      <w:lvlJc w:val="left"/>
+      <w:pPr>
+        <w:ind w:left="720" w:hanging="360"/>
+      </w:pPr>
+      <w:rPr>
+        <w:u w:val="none"/>
+      </w:rPr>
+    </w:lvl>
+    <w:lvl w:ilvl="1">
+      <w:start w:val="1"/>
+      <w:numFmt w:val="bullet"/>
+      <w:lvlText w:val="○"/>
+      <w:lvlJc w:val="left"/>
+      <w:pPr>
+        <w:ind w:left="1440" w:hanging="360"/>
+      </w:pPr>
+      <w:rPr>
+        <w:u w:val="none"/>
+      </w:rPr>
+    </w:lvl>
+    <w:lvl w:ilvl="2">
+      <w:start w:val="1"/>
+      <w:numFmt w:val="bullet"/>
+      <w:lvlText w:val="■"/>
+      <w:lvlJc w:val="left"/>
+      <w:pPr>
+        <w:ind w:left="2160" w:hanging="360"/>
+      </w:pPr>
+      <w:rPr>
+        <w:u w:val="none"/>
+      </w:rPr>
+    </w:lvl>
+    <w:lvl w:ilvl="3">
+      <w:start w:val="1"/>
+      <w:numFmt w:val="bullet"/>
+      <w:lvlText w:val="●"/>
+      <w:lvlJc w:val="left"/>
+      <w:pPr>
+        <w:ind w:left="2880" w:hanging="360"/>
+      </w:pPr>
+      <w:rPr>
+        <w:u w:val="none"/>
+      </w:rPr>
+    </w:lvl>
+    <w:lvl w:ilvl="4">
+      <w:start w:val="1"/>
+      <w:numFmt w:val="bullet"/>
+      <w:lvlText w:val="○"/>
+      <w:lvlJc w:val="left"/>
+      <w:pPr>
+        <w:ind w:left="3600" w:hanging="360"/>
+      </w:pPr>
+      <w:rPr>
+        <w:u w:val="none"/>
+      </w:rPr>
+    </w:lvl>
+    <w:lvl w:ilvl="5">
+      <w:start w:val="1"/>
+      <w:numFmt w:val="bullet"/>
+      <w:lvlText w:val="■"/>
+      <w:lvlJc w:val="left"/>
+      <w:pPr>
+        <w:ind w:left="4320" w:hanging="360"/>
+      </w:pPr>
+      <w:rPr>
+        <w:u w:val="none"/>
+      </w:rPr>
+    </w:lvl>
+    <w:lvl w:ilvl="6">
+      <w:start w:val="1"/>
+      <w:numFmt w:val="bullet"/>
+      <w:lvlText w:val="●"/>
+      <w:lvlJc w:val="left"/>
+      <w:pPr>
+        <w:ind w:left="5040" w:hanging="360"/>
+      </w:pPr>
+      <w:rPr>
+        <w:u w:val="none"/>
+      </w:rPr>
+    </w:lvl>
+    <w:lvl w:ilvl="7">
+      <w:start w:val="1"/>
+      <w:numFmt w:val="bullet"/>
+      <w:lvlText w:val="○"/>
+      <w:lvlJc w:val="left"/>
+      <w:pPr>
+        <w:ind w:left="5760" w:hanging="360"/>
+      </w:pPr>
+      <w:rPr>
+        <w:u w:val="none"/>
+      </w:rPr>
+    </w:lvl>
+    <w:lvl w:ilvl="8">
+      <w:start w:val="1"/>
+      <w:numFmt w:val="bullet"/>
+      <w:lvlText w:val="■"/>
+      <w:lvlJc w:val="left"/>
+      <w:pPr>
+        <w:ind w:left="6480" w:hanging="360"/>
+      </w:pPr>
+      <w:rPr>
+        <w:u w:val="none"/>
+      </w:rPr>
+    </w:lvl>
+  </w:abstractNum>
+  <w:abstractNum w:abstractNumId="9">
+    <w:lvl w:ilvl="0">
+      <w:start w:val="1"/>
+      <w:numFmt w:val="decimal"/>
+      <w:lvlText w:val="%1."/>
+      <w:lvlJc w:val="left"/>
+      <w:pPr>
+        <w:ind w:left="720" w:hanging="360"/>
+      </w:pPr>
+      <w:rPr>
+        <w:u w:val="none"/>
+      </w:rPr>
+    </w:lvl>
+    <w:lvl w:ilvl="1">
+      <w:start w:val="1"/>
+      <w:numFmt w:val="lowerLetter"/>
+      <w:lvlText w:val="%2."/>
+      <w:lvlJc w:val="left"/>
+      <w:pPr>
+        <w:ind w:left="1440" w:hanging="360"/>
+      </w:pPr>
+      <w:rPr>
+        <w:u w:val="none"/>
+      </w:rPr>
+    </w:lvl>
+    <w:lvl w:ilvl="2">
+      <w:start w:val="1"/>
+      <w:numFmt w:val="lowerRoman"/>
+      <w:lvlText w:val="%3."/>
+      <w:lvlJc w:val="left"/>
+      <w:pPr>
+        <w:ind w:left="2160" w:hanging="360"/>
+      </w:pPr>
+      <w:rPr>
+        <w:u w:val="none"/>
+      </w:rPr>
+    </w:lvl>
+    <w:lvl w:ilvl="3">
+      <w:start w:val="1"/>
+      <w:numFmt w:val="decimal"/>
+      <w:lvlText w:val="%4."/>
+      <w:lvlJc w:val="left"/>
+      <w:pPr>
+        <w:ind w:left="2880" w:hanging="360"/>
+      </w:pPr>
+      <w:rPr>
+        <w:u w:val="none"/>
+      </w:rPr>
+    </w:lvl>
+    <w:lvl w:ilvl="4">
+      <w:start w:val="1"/>
+      <w:numFmt w:val="lowerLetter"/>
+      <w:lvlText w:val="%5."/>
+      <w:lvlJc w:val="left"/>
+      <w:pPr>
+        <w:ind w:left="3600" w:hanging="360"/>
+      </w:pPr>
+      <w:rPr>
+        <w:u w:val="none"/>
+      </w:rPr>
+    </w:lvl>
+    <w:lvl w:ilvl="5">
+      <w:start w:val="1"/>
+      <w:numFmt w:val="lowerRoman"/>
+      <w:lvlText w:val="%6."/>
+      <w:lvlJc w:val="left"/>
+      <w:pPr>
+        <w:ind w:left="4320" w:hanging="360"/>
+      </w:pPr>
+      <w:rPr>
+        <w:u w:val="none"/>
+      </w:rPr>
+    </w:lvl>
+    <w:lvl w:ilvl="6">
+      <w:start w:val="1"/>
+      <w:numFmt w:val="decimal"/>
+      <w:lvlText w:val="%7."/>
+      <w:lvlJc w:val="left"/>
+      <w:pPr>
+        <w:ind w:left="5040" w:hanging="360"/>
+      </w:pPr>
+      <w:rPr>
+        <w:u w:val="none"/>
+      </w:rPr>
+    </w:lvl>
+    <w:lvl w:ilvl="7">
+      <w:start w:val="1"/>
+      <w:numFmt w:val="lowerLetter"/>
+      <w:lvlText w:val="%8."/>
+      <w:lvlJc w:val="left"/>
+      <w:pPr>
+        <w:ind w:left="5760" w:hanging="360"/>
+      </w:pPr>
+      <w:rPr>
+        <w:u w:val="none"/>
+      </w:rPr>
+    </w:lvl>
+    <w:lvl w:ilvl="8">
+      <w:start w:val="1"/>
+      <w:numFmt w:val="lowerRoman"/>
+      <w:lvlText w:val="%9."/>
+      <w:lvlJc w:val="left"/>
+      <w:pPr>
+        <w:ind w:left="6480" w:hanging="360"/>
+      </w:pPr>
+      <w:rPr>
+        <w:u w:val="none"/>
+      </w:rPr>
+    </w:lvl>
+  </w:abstractNum>
+  <w:abstractNum w:abstractNumId="10">
+    <w:lvl w:ilvl="0">
+      <w:start w:val="1"/>
+      <w:numFmt w:val="decimal"/>
+      <w:lvlText w:val="%1."/>
+      <w:lvlJc w:val="left"/>
+      <w:pPr>
+        <w:ind w:left="720" w:hanging="360"/>
+      </w:pPr>
+      <w:rPr>
+        <w:u w:val="none"/>
+      </w:rPr>
+    </w:lvl>
+    <w:lvl w:ilvl="1">
+      <w:start w:val="1"/>
+      <w:numFmt w:val="lowerLetter"/>
+      <w:lvlText w:val="%2."/>
+      <w:lvlJc w:val="left"/>
+      <w:pPr>
+        <w:ind w:left="1440" w:hanging="360"/>
+      </w:pPr>
+      <w:rPr>
+        <w:u w:val="none"/>
+      </w:rPr>
+    </w:lvl>
+    <w:lvl w:ilvl="2">
+      <w:start w:val="1"/>
+      <w:numFmt w:val="lowerRoman"/>
+      <w:lvlText w:val="%3."/>
+      <w:lvlJc w:val="left"/>
+      <w:pPr>
+        <w:ind w:left="2160" w:hanging="360"/>
+      </w:pPr>
+      <w:rPr>
+        <w:u w:val="none"/>
+      </w:rPr>
+    </w:lvl>
+    <w:lvl w:ilvl="3">
+      <w:start w:val="1"/>
+      <w:numFmt w:val="decimal"/>
+      <w:lvlText w:val="%4."/>
+      <w:lvlJc w:val="left"/>
+      <w:pPr>
+        <w:ind w:left="2880" w:hanging="360"/>
+      </w:pPr>
+      <w:rPr>
+        <w:u w:val="none"/>
+      </w:rPr>
+    </w:lvl>
+    <w:lvl w:ilvl="4">
+      <w:start w:val="1"/>
+      <w:numFmt w:val="lowerLetter"/>
+      <w:lvlText w:val="%5."/>
+      <w:lvlJc w:val="left"/>
+      <w:pPr>
+        <w:ind w:left="3600" w:hanging="360"/>
+      </w:pPr>
+      <w:rPr>
+        <w:u w:val="none"/>
+      </w:rPr>
+    </w:lvl>
+    <w:lvl w:ilvl="5">
+      <w:start w:val="1"/>
+      <w:numFmt w:val="lowerRoman"/>
+      <w:lvlText w:val="%6."/>
+      <w:lvlJc w:val="left"/>
+      <w:pPr>
+        <w:ind w:left="4320" w:hanging="360"/>
+      </w:pPr>
+      <w:rPr>
+        <w:u w:val="none"/>
+      </w:rPr>
+    </w:lvl>
+    <w:lvl w:ilvl="6">
+      <w:start w:val="1"/>
+      <w:numFmt w:val="decimal"/>
+      <w:lvlText w:val="%7."/>
+      <w:lvlJc w:val="left"/>
+      <w:pPr>
+        <w:ind w:left="5040" w:hanging="360"/>
+      </w:pPr>
+      <w:rPr>
+        <w:u w:val="none"/>
+      </w:rPr>
+    </w:lvl>
+    <w:lvl w:ilvl="7">
+      <w:start w:val="1"/>
+      <w:numFmt w:val="lowerLetter"/>
+      <w:lvlText w:val="%8."/>
+      <w:lvlJc w:val="left"/>
+      <w:pPr>
+        <w:ind w:left="5760" w:hanging="360"/>
+      </w:pPr>
+      <w:rPr>
+        <w:u w:val="none"/>
+      </w:rPr>
+    </w:lvl>
+    <w:lvl w:ilvl="8">
+      <w:start w:val="1"/>
+      <w:numFmt w:val="lowerRoman"/>
+      <w:lvlText w:val="%9."/>
+      <w:lvlJc w:val="left"/>
+      <w:pPr>
+        <w:ind w:left="6480" w:hanging="360"/>
+      </w:pPr>
+      <w:rPr>
+        <w:u w:val="none"/>
+      </w:rPr>
+    </w:lvl>
+  </w:abstractNum>
+  <w:abstractNum w:abstractNumId="11">
+    <w:lvl w:ilvl="0">
+      <w:start w:val="1"/>
+      <w:numFmt w:val="bullet"/>
+      <w:lvlText w:val="●"/>
+      <w:lvlJc w:val="left"/>
+      <w:pPr>
+        <w:ind w:left="720" w:hanging="360"/>
+      </w:pPr>
+      <w:rPr>
+        <w:u w:val="none"/>
+      </w:rPr>
+    </w:lvl>
+    <w:lvl w:ilvl="1">
+      <w:start w:val="1"/>
+      <w:numFmt w:val="bullet"/>
+      <w:lvlText w:val="○"/>
+      <w:lvlJc w:val="left"/>
+      <w:pPr>
+        <w:ind w:left="1440" w:hanging="360"/>
+      </w:pPr>
+      <w:rPr>
+        <w:u w:val="none"/>
+      </w:rPr>
+    </w:lvl>
+    <w:lvl w:ilvl="2">
+      <w:start w:val="1"/>
+      <w:numFmt w:val="bullet"/>
+      <w:lvlText w:val="■"/>
+      <w:lvlJc w:val="left"/>
+      <w:pPr>
+        <w:ind w:left="2160" w:hanging="360"/>
+      </w:pPr>
+      <w:rPr>
+        <w:u w:val="none"/>
+      </w:rPr>
+    </w:lvl>
+    <w:lvl w:ilvl="3">
+      <w:start w:val="1"/>
+      <w:numFmt w:val="bullet"/>
+      <w:lvlText w:val="●"/>
+      <w:lvlJc w:val="left"/>
+      <w:pPr>
+        <w:ind w:left="2880" w:hanging="360"/>
+      </w:pPr>
+      <w:rPr>
+        <w:u w:val="none"/>
+      </w:rPr>
+    </w:lvl>
+    <w:lvl w:ilvl="4">
+      <w:start w:val="1"/>
+      <w:numFmt w:val="bullet"/>
+      <w:lvlText w:val="○"/>
+      <w:lvlJc w:val="left"/>
+      <w:pPr>
+        <w:ind w:left="3600" w:hanging="360"/>
+      </w:pPr>
+      <w:rPr>
+        <w:u w:val="none"/>
+      </w:rPr>
+    </w:lvl>
+    <w:lvl w:ilvl="5">
+      <w:start w:val="1"/>
+      <w:numFmt w:val="bullet"/>
+      <w:lvlText w:val="■"/>
+      <w:lvlJc w:val="left"/>
+      <w:pPr>
+        <w:ind w:left="4320" w:hanging="360"/>
+      </w:pPr>
+      <w:rPr>
+        <w:u w:val="none"/>
+      </w:rPr>
+    </w:lvl>
+    <w:lvl w:ilvl="6">
+      <w:start w:val="1"/>
+      <w:numFmt w:val="bullet"/>
+      <w:lvlText w:val="●"/>
+      <w:lvlJc w:val="left"/>
+      <w:pPr>
+        <w:ind w:left="5040" w:hanging="360"/>
+      </w:pPr>
+      <w:rPr>
+        <w:u w:val="none"/>
+      </w:rPr>
+    </w:lvl>
+    <w:lvl w:ilvl="7">
+      <w:start w:val="1"/>
+      <w:numFmt w:val="bullet"/>
+      <w:lvlText w:val="○"/>
+      <w:lvlJc w:val="left"/>
+      <w:pPr>
+        <w:ind w:left="5760" w:hanging="360"/>
+      </w:pPr>
+      <w:rPr>
+        <w:u w:val="none"/>
+      </w:rPr>
+    </w:lvl>
+    <w:lvl w:ilvl="8">
+      <w:start w:val="1"/>
+      <w:numFmt w:val="bullet"/>
+      <w:lvlText w:val="■"/>
+      <w:lvlJc w:val="left"/>
+      <w:pPr>
+        <w:ind w:left="6480" w:hanging="360"/>
+      </w:pPr>
+      <w:rPr>
+        <w:u w:val="none"/>
+      </w:rPr>
+    </w:lvl>
+  </w:abstractNum>
+  <w:abstractNum w:abstractNumId="12">
+    <w:lvl w:ilvl="0">
+      <w:start w:val="1"/>
+      <w:numFmt w:val="decimal"/>
+      <w:lvlText w:val="%1."/>
+      <w:lvlJc w:val="left"/>
+      <w:pPr>
+        <w:ind w:left="720" w:hanging="360"/>
+      </w:pPr>
+      <w:rPr>
+        <w:u w:val="none"/>
+      </w:rPr>
+    </w:lvl>
+    <w:lvl w:ilvl="1">
+      <w:start w:val="1"/>
+      <w:numFmt w:val="lowerLetter"/>
+      <w:lvlText w:val="%2."/>
+      <w:lvlJc w:val="left"/>
+      <w:pPr>
+        <w:ind w:left="1440" w:hanging="360"/>
+      </w:pPr>
+      <w:rPr>
+        <w:u w:val="none"/>
+      </w:rPr>
+    </w:lvl>
+    <w:lvl w:ilvl="2">
+      <w:start w:val="1"/>
+      <w:numFmt w:val="lowerRoman"/>
+      <w:lvlText w:val="%3."/>
+      <w:lvlJc w:val="left"/>
+      <w:pPr>
+        <w:ind w:left="2160" w:hanging="360"/>
+      </w:pPr>
+      <w:rPr>
+        <w:u w:val="none"/>
+      </w:rPr>
+    </w:lvl>
+    <w:lvl w:ilvl="3">
+      <w:start w:val="1"/>
+      <w:numFmt w:val="decimal"/>
+      <w:lvlText w:val="%4."/>
+      <w:lvlJc w:val="left"/>
+      <w:pPr>
+        <w:ind w:left="2880" w:hanging="360"/>
+      </w:pPr>
+      <w:rPr>
+        <w:u w:val="none"/>
+      </w:rPr>
+    </w:lvl>
+    <w:lvl w:ilvl="4">
+      <w:start w:val="1"/>
+      <w:numFmt w:val="lowerLetter"/>
+      <w:lvlText w:val="%5."/>
+      <w:lvlJc w:val="left"/>
+      <w:pPr>
+        <w:ind w:left="3600" w:hanging="360"/>
+      </w:pPr>
+      <w:rPr>
+        <w:u w:val="none"/>
+      </w:rPr>
+    </w:lvl>
+    <w:lvl w:ilvl="5">
+      <w:start w:val="1"/>
+      <w:numFmt w:val="lowerRoman"/>
+      <w:lvlText w:val="%6."/>
+      <w:lvlJc w:val="left"/>
+      <w:pPr>
+        <w:ind w:left="4320" w:hanging="360"/>
+      </w:pPr>
+      <w:rPr>
+        <w:u w:val="none"/>
+      </w:rPr>
+    </w:lvl>
+    <w:lvl w:ilvl="6">
+      <w:start w:val="1"/>
+      <w:numFmt w:val="decimal"/>
+      <w:lvlText w:val="%7."/>
+      <w:lvlJc w:val="left"/>
+      <w:pPr>
+        <w:ind w:left="5040" w:hanging="360"/>
+      </w:pPr>
+      <w:rPr>
+        <w:u w:val="none"/>
+      </w:rPr>
+    </w:lvl>
+    <w:lvl w:ilvl="7">
+      <w:start w:val="1"/>
+      <w:numFmt w:val="lowerLetter"/>
+      <w:lvlText w:val="%8."/>
+      <w:lvlJc w:val="left"/>
+      <w:pPr>
+        <w:ind w:left="5760" w:hanging="360"/>
+      </w:pPr>
+      <w:rPr>
+        <w:u w:val="none"/>
+      </w:rPr>
+    </w:lvl>
+    <w:lvl w:ilvl="8">
+      <w:start w:val="1"/>
+      <w:numFmt w:val="lowerRoman"/>
+      <w:lvlText w:val="%9."/>
+      <w:lvlJc w:val="left"/>
+      <w:pPr>
+        <w:ind w:left="6480" w:hanging="360"/>
+      </w:pPr>
+      <w:rPr>
+        <w:u w:val="none"/>
+      </w:rPr>
+    </w:lvl>
+  </w:abstractNum>
+  <w:abstractNum w:abstractNumId="13">
+    <w:lvl w:ilvl="0">
+      <w:start w:val="1"/>
+      <w:numFmt w:val="bullet"/>
+      <w:lvlText w:val="●"/>
+      <w:lvlJc w:val="left"/>
+      <w:pPr>
+        <w:ind w:left="720" w:hanging="360"/>
+      </w:pPr>
+      <w:rPr>
+        <w:u w:val="none"/>
+      </w:rPr>
+    </w:lvl>
+    <w:lvl w:ilvl="1">
+      <w:start w:val="1"/>
+      <w:numFmt w:val="bullet"/>
+      <w:lvlText w:val="○"/>
+      <w:lvlJc w:val="left"/>
+      <w:pPr>
+        <w:ind w:left="1440" w:hanging="360"/>
+      </w:pPr>
+      <w:rPr>
+        <w:u w:val="none"/>
+      </w:rPr>
+    </w:lvl>
+    <w:lvl w:ilvl="2">
+      <w:start w:val="1"/>
+      <w:numFmt w:val="bullet"/>
+      <w:lvlText w:val="■"/>
+      <w:lvlJc w:val="left"/>
+      <w:pPr>
+        <w:ind w:left="2160" w:hanging="360"/>
+      </w:pPr>
+      <w:rPr>
+        <w:u w:val="none"/>
+      </w:rPr>
+    </w:lvl>
+    <w:lvl w:ilvl="3">
+      <w:start w:val="1"/>
+      <w:numFmt w:val="bullet"/>
+      <w:lvlText w:val="●"/>
+      <w:lvlJc w:val="left"/>
+      <w:pPr>
+        <w:ind w:left="2880" w:hanging="360"/>
+      </w:pPr>
+      <w:rPr>
+        <w:u w:val="none"/>
+      </w:rPr>
+    </w:lvl>
+    <w:lvl w:ilvl="4">
+      <w:start w:val="1"/>
+      <w:numFmt w:val="bullet"/>
+      <w:lvlText w:val="○"/>
+      <w:lvlJc w:val="left"/>
+      <w:pPr>
+        <w:ind w:left="3600" w:hanging="360"/>
+      </w:pPr>
+      <w:rPr>
+        <w:u w:val="none"/>
+      </w:rPr>
+    </w:lvl>
+    <w:lvl w:ilvl="5">
+      <w:start w:val="1"/>
+      <w:numFmt w:val="bullet"/>
+      <w:lvlText w:val="■"/>
+      <w:lvlJc w:val="left"/>
+      <w:pPr>
+        <w:ind w:left="4320" w:hanging="360"/>
+      </w:pPr>
+      <w:rPr>
+        <w:u w:val="none"/>
+      </w:rPr>
+    </w:lvl>
+    <w:lvl w:ilvl="6">
+      <w:start w:val="1"/>
+      <w:numFmt w:val="bullet"/>
+      <w:lvlText w:val="●"/>
+      <w:lvlJc w:val="left"/>
+      <w:pPr>
+        <w:ind w:left="5040" w:hanging="360"/>
+      </w:pPr>
+      <w:rPr>
+        <w:u w:val="none"/>
+      </w:rPr>
+    </w:lvl>
+    <w:lvl w:ilvl="7">
+      <w:start w:val="1"/>
+      <w:numFmt w:val="bullet"/>
+      <w:lvlText w:val="○"/>
+      <w:lvlJc w:val="left"/>
+      <w:pPr>
+        <w:ind w:left="5760" w:hanging="360"/>
+      </w:pPr>
+      <w:rPr>
+        <w:u w:val="none"/>
+      </w:rPr>
+    </w:lvl>
+    <w:lvl w:ilvl="8">
+      <w:start w:val="1"/>
+      <w:numFmt w:val="bullet"/>
+      <w:lvlText w:val="■"/>
+      <w:lvlJc w:val="left"/>
+      <w:pPr>
+        <w:ind w:left="6480" w:hanging="360"/>
+      </w:pPr>
+      <w:rPr>
+        <w:u w:val="none"/>
+      </w:rPr>
+    </w:lvl>
+  </w:abstractNum>
+  <w:abstractNum w:abstractNumId="14">
+    <w:lvl w:ilvl="0">
+      <w:start w:val="1"/>
+      <w:numFmt w:val="bullet"/>
+      <w:lvlText w:val="●"/>
+      <w:lvlJc w:val="left"/>
+      <w:pPr>
+        <w:ind w:left="720" w:hanging="360"/>
+      </w:pPr>
+      <w:rPr>
+        <w:u w:val="none"/>
+      </w:rPr>
+    </w:lvl>
+    <w:lvl w:ilvl="1">
+      <w:start w:val="1"/>
+      <w:numFmt w:val="bullet"/>
+      <w:lvlText w:val="○"/>
+      <w:lvlJc w:val="left"/>
+      <w:pPr>
+        <w:ind w:left="1440" w:hanging="360"/>
+      </w:pPr>
+      <w:rPr>
+        <w:u w:val="none"/>
+      </w:rPr>
+    </w:lvl>
+    <w:lvl w:ilvl="2">
+      <w:start w:val="1"/>
+      <w:numFmt w:val="bullet"/>
+      <w:lvlText w:val="■"/>
+      <w:lvlJc w:val="left"/>
+      <w:pPr>
+        <w:ind w:left="2160" w:hanging="360"/>
+      </w:pPr>
+      <w:rPr>
+        <w:u w:val="none"/>
+      </w:rPr>
+    </w:lvl>
+    <w:lvl w:ilvl="3">
+      <w:start w:val="1"/>
+      <w:numFmt w:val="bullet"/>
+      <w:lvlText w:val="●"/>
+      <w:lvlJc w:val="left"/>
+      <w:pPr>
+        <w:ind w:left="2880" w:hanging="360"/>
+      </w:pPr>
+      <w:rPr>
+        <w:u w:val="none"/>
+      </w:rPr>
+    </w:lvl>
+    <w:lvl w:ilvl="4">
+      <w:start w:val="1"/>
+      <w:numFmt w:val="bullet"/>
+      <w:lvlText w:val="○"/>
+      <w:lvlJc w:val="left"/>
+      <w:pPr>
+        <w:ind w:left="3600" w:hanging="360"/>
+      </w:pPr>
+      <w:rPr>
+        <w:u w:val="none"/>
+      </w:rPr>
+    </w:lvl>
+    <w:lvl w:ilvl="5">
+      <w:start w:val="1"/>
+      <w:numFmt w:val="bullet"/>
+      <w:lvlText w:val="■"/>
+      <w:lvlJc w:val="left"/>
+      <w:pPr>
+        <w:ind w:left="4320" w:hanging="360"/>
+      </w:pPr>
+      <w:rPr>
+        <w:u w:val="none"/>
+      </w:rPr>
+    </w:lvl>
+    <w:lvl w:ilvl="6">
+      <w:start w:val="1"/>
+      <w:numFmt w:val="bullet"/>
+      <w:lvlText w:val="●"/>
+      <w:lvlJc w:val="left"/>
+      <w:pPr>
+        <w:ind w:left="5040" w:hanging="360"/>
+      </w:pPr>
+      <w:rPr>
+        <w:u w:val="none"/>
+      </w:rPr>
+    </w:lvl>
+    <w:lvl w:ilvl="7">
+      <w:start w:val="1"/>
+      <w:numFmt w:val="bullet"/>
+      <w:lvlText w:val="○"/>
+      <w:lvlJc w:val="left"/>
+      <w:pPr>
+        <w:ind w:left="5760" w:hanging="360"/>
+      </w:pPr>
+      <w:rPr>
+        <w:u w:val="none"/>
+      </w:rPr>
+    </w:lvl>
+    <w:lvl w:ilvl="8">
+      <w:start w:val="1"/>
+      <w:numFmt w:val="bullet"/>
+      <w:lvlText w:val="■"/>
+      <w:lvlJc w:val="left"/>
+      <w:pPr>
+        <w:ind w:left="6480" w:hanging="360"/>
+      </w:pPr>
+      <w:rPr>
+        <w:u w:val="none"/>
+      </w:rPr>
+    </w:lvl>
+  </w:abstractNum>
+  <w:abstractNum w:abstractNumId="15">
+    <w:lvl w:ilvl="0">
+      <w:start w:val="1"/>
+      <w:numFmt w:val="decimal"/>
+      <w:lvlText w:val="%1."/>
+      <w:lvlJc w:val="left"/>
+      <w:pPr>
+        <w:ind w:left="720" w:hanging="360"/>
+      </w:pPr>
+      <w:rPr>
+        <w:u w:val="none"/>
+      </w:rPr>
+    </w:lvl>
+    <w:lvl w:ilvl="1">
+      <w:start w:val="1"/>
+      <w:numFmt w:val="lowerLetter"/>
+      <w:lvlText w:val="%2."/>
+      <w:lvlJc w:val="left"/>
+      <w:pPr>
+        <w:ind w:left="1440" w:hanging="360"/>
+      </w:pPr>
+      <w:rPr>
+        <w:u w:val="none"/>
+      </w:rPr>
+    </w:lvl>
+    <w:lvl w:ilvl="2">
+      <w:start w:val="1"/>
+      <w:numFmt w:val="lowerRoman"/>
+      <w:lvlText w:val="%3."/>
+      <w:lvlJc w:val="left"/>
+      <w:pPr>
+        <w:ind w:left="2160" w:hanging="360"/>
+      </w:pPr>
+      <w:rPr>
+        <w:u w:val="none"/>
+      </w:rPr>
+    </w:lvl>
+    <w:lvl w:ilvl="3">
+      <w:start w:val="1"/>
+      <w:numFmt w:val="decimal"/>
+      <w:lvlText w:val="%4."/>
+      <w:lvlJc w:val="left"/>
+      <w:pPr>
+        <w:ind w:left="2880" w:hanging="360"/>
+      </w:pPr>
+      <w:rPr>
+        <w:u w:val="none"/>
+      </w:rPr>
+    </w:lvl>
+    <w:lvl w:ilvl="4">
+      <w:start w:val="1"/>
+      <w:numFmt w:val="lowerLetter"/>
+      <w:lvlText w:val="%5."/>
+      <w:lvlJc w:val="left"/>
+      <w:pPr>
+        <w:ind w:left="3600" w:hanging="360"/>
+      </w:pPr>
+      <w:rPr>
+        <w:u w:val="none"/>
+      </w:rPr>
+    </w:lvl>
+    <w:lvl w:ilvl="5">
+      <w:start w:val="1"/>
+      <w:numFmt w:val="lowerRoman"/>
+      <w:lvlText w:val="%6."/>
+      <w:lvlJc w:val="left"/>
+      <w:pPr>
+        <w:ind w:left="4320" w:hanging="360"/>
+      </w:pPr>
+      <w:rPr>
+        <w:u w:val="none"/>
+      </w:rPr>
+    </w:lvl>
+    <w:lvl w:ilvl="6">
+      <w:start w:val="1"/>
+      <w:numFmt w:val="decimal"/>
+      <w:lvlText w:val="%7."/>
+      <w:lvlJc w:val="left"/>
+      <w:pPr>
+        <w:ind w:left="5040" w:hanging="360"/>
+      </w:pPr>
+      <w:rPr>
+        <w:u w:val="none"/>
+      </w:rPr>
+    </w:lvl>
+    <w:lvl w:ilvl="7">
+      <w:start w:val="1"/>
+      <w:numFmt w:val="lowerLetter"/>
+      <w:lvlText w:val="%8."/>
+      <w:lvlJc w:val="left"/>
+      <w:pPr>
+        <w:ind w:left="5760" w:hanging="360"/>
+      </w:pPr>
+      <w:rPr>
+        <w:u w:val="none"/>
+      </w:rPr>
+    </w:lvl>
+    <w:lvl w:ilvl="8">
+      <w:start w:val="1"/>
+      <w:numFmt w:val="lowerRoman"/>
+      <w:lvlText w:val="%9."/>
+      <w:lvlJc w:val="left"/>
+      <w:pPr>
+        <w:ind w:left="6480" w:hanging="360"/>
+      </w:pPr>
+      <w:rPr>
+        <w:u w:val="none"/>
+      </w:rPr>
+    </w:lvl>
+  </w:abstractNum>
+  <w:abstractNum w:abstractNumId="16">
+    <w:lvl w:ilvl="0">
+      <w:start w:val="1"/>
+      <w:numFmt w:val="bullet"/>
+      <w:lvlText w:val="●"/>
+      <w:lvlJc w:val="left"/>
+      <w:pPr>
+        <w:ind w:left="720" w:hanging="360"/>
+      </w:pPr>
+      <w:rPr>
+        <w:u w:val="none"/>
+      </w:rPr>
+    </w:lvl>
+    <w:lvl w:ilvl="1">
+      <w:start w:val="1"/>
+      <w:numFmt w:val="bullet"/>
+      <w:lvlText w:val="○"/>
+      <w:lvlJc w:val="left"/>
+      <w:pPr>
+        <w:ind w:left="1440" w:hanging="360"/>
+      </w:pPr>
+      <w:rPr>
+        <w:u w:val="none"/>
+      </w:rPr>
+    </w:lvl>
+    <w:lvl w:ilvl="2">
+      <w:start w:val="1"/>
+      <w:numFmt w:val="bullet"/>
+      <w:lvlText w:val="■"/>
+      <w:lvlJc w:val="left"/>
+      <w:pPr>
+        <w:ind w:left="2160" w:hanging="360"/>
+      </w:pPr>
+      <w:rPr>
+        <w:u w:val="none"/>
+      </w:rPr>
+    </w:lvl>
+    <w:lvl w:ilvl="3">
+      <w:start w:val="1"/>
+      <w:numFmt w:val="bullet"/>
+      <w:lvlText w:val="●"/>
+      <w:lvlJc w:val="left"/>
+      <w:pPr>
+        <w:ind w:left="2880" w:hanging="360"/>
+      </w:pPr>
+      <w:rPr>
+        <w:u w:val="none"/>
+      </w:rPr>
+    </w:lvl>
+    <w:lvl w:ilvl="4">
+      <w:start w:val="1"/>
+      <w:numFmt w:val="bullet"/>
+      <w:lvlText w:val="○"/>
+      <w:lvlJc w:val="left"/>
+      <w:pPr>
+        <w:ind w:left="3600" w:hanging="360"/>
+      </w:pPr>
+      <w:rPr>
+        <w:u w:val="none"/>
+      </w:rPr>
+    </w:lvl>
+    <w:lvl w:ilvl="5">
+      <w:start w:val="1"/>
+      <w:numFmt w:val="bullet"/>
+      <w:lvlText w:val="■"/>
+      <w:lvlJc w:val="left"/>
+      <w:pPr>
+        <w:ind w:left="4320" w:hanging="360"/>
+      </w:pPr>
+      <w:rPr>
+        <w:u w:val="none"/>
+      </w:rPr>
+    </w:lvl>
+    <w:lvl w:ilvl="6">
+      <w:start w:val="1"/>
+      <w:numFmt w:val="bullet"/>
+      <w:lvlText w:val="●"/>
+      <w:lvlJc w:val="left"/>
+      <w:pPr>
+        <w:ind w:left="5040" w:hanging="360"/>
+      </w:pPr>
+      <w:rPr>
+        <w:u w:val="none"/>
+      </w:rPr>
+    </w:lvl>
+    <w:lvl w:ilvl="7">
+      <w:start w:val="1"/>
+      <w:numFmt w:val="bullet"/>
+      <w:lvlText w:val="○"/>
+      <w:lvlJc w:val="left"/>
+      <w:pPr>
+        <w:ind w:left="5760" w:hanging="360"/>
+      </w:pPr>
+      <w:rPr>
+        <w:u w:val="none"/>
+      </w:rPr>
+    </w:lvl>
+    <w:lvl w:ilvl="8">
+      <w:start w:val="1"/>
+      <w:numFmt w:val="bullet"/>
+      <w:lvlText w:val="■"/>
+      <w:lvlJc w:val="left"/>
+      <w:pPr>
+        <w:ind w:left="6480" w:hanging="360"/>
+      </w:pPr>
+      <w:rPr>
+        <w:u w:val="none"/>
+      </w:rPr>
+    </w:lvl>
+  </w:abstractNum>
+  <w:abstractNum w:abstractNumId="17">
+    <w:lvl w:ilvl="0">
+      <w:start w:val="1"/>
+      <w:numFmt w:val="bullet"/>
+      <w:lvlText w:val="●"/>
+      <w:lvlJc w:val="left"/>
+      <w:pPr>
+        <w:ind w:left="720" w:hanging="360"/>
+      </w:pPr>
+      <w:rPr>
+        <w:u w:val="none"/>
+      </w:rPr>
+    </w:lvl>
+    <w:lvl w:ilvl="1">
+      <w:start w:val="1"/>
+      <w:numFmt w:val="bullet"/>
+      <w:lvlText w:val="○"/>
+      <w:lvlJc w:val="left"/>
+      <w:pPr>
+        <w:ind w:left="1440" w:hanging="360"/>
+      </w:pPr>
+      <w:rPr>
+        <w:u w:val="none"/>
+      </w:rPr>
+    </w:lvl>
+    <w:lvl w:ilvl="2">
+      <w:start w:val="1"/>
+      <w:numFmt w:val="bullet"/>
+      <w:lvlText w:val="■"/>
+      <w:lvlJc w:val="left"/>
+      <w:pPr>
+        <w:ind w:left="2160" w:hanging="360"/>
+      </w:pPr>
+      <w:rPr>
+        <w:u w:val="none"/>
+      </w:rPr>
+    </w:lvl>
+    <w:lvl w:ilvl="3">
+      <w:start w:val="1"/>
+      <w:numFmt w:val="bullet"/>
+      <w:lvlText w:val="●"/>
+      <w:lvlJc w:val="left"/>
+      <w:pPr>
+        <w:ind w:left="2880" w:hanging="360"/>
+      </w:pPr>
+      <w:rPr>
+        <w:u w:val="none"/>
+      </w:rPr>
+    </w:lvl>
+    <w:lvl w:ilvl="4">
+      <w:start w:val="1"/>
+      <w:numFmt w:val="bullet"/>
+      <w:lvlText w:val="○"/>
+      <w:lvlJc w:val="left"/>
+      <w:pPr>
+        <w:ind w:left="3600" w:hanging="360"/>
+      </w:pPr>
+      <w:rPr>
+        <w:u w:val="none"/>
+      </w:rPr>
+    </w:lvl>
+    <w:lvl w:ilvl="5">
+      <w:start w:val="1"/>
+      <w:numFmt w:val="bullet"/>
+      <w:lvlText w:val="■"/>
+      <w:lvlJc w:val="left"/>
+      <w:pPr>
+        <w:ind w:left="4320" w:hanging="360"/>
+      </w:pPr>
+      <w:rPr>
+        <w:u w:val="none"/>
+      </w:rPr>
+    </w:lvl>
+    <w:lvl w:ilvl="6">
+      <w:start w:val="1"/>
+      <w:numFmt w:val="bullet"/>
+      <w:lvlText w:val="●"/>
+      <w:lvlJc w:val="left"/>
+      <w:pPr>
+        <w:ind w:left="5040" w:hanging="360"/>
+      </w:pPr>
+      <w:rPr>
+        <w:u w:val="none"/>
+      </w:rPr>
+    </w:lvl>
+    <w:lvl w:ilvl="7">
+      <w:start w:val="1"/>
+      <w:numFmt w:val="bullet"/>
+      <w:lvlText w:val="○"/>
+      <w:lvlJc w:val="left"/>
+      <w:pPr>
+        <w:ind w:left="5760" w:hanging="360"/>
+      </w:pPr>
+      <w:rPr>
+        <w:u w:val="none"/>
+      </w:rPr>
+    </w:lvl>
+    <w:lvl w:ilvl="8">
+      <w:start w:val="1"/>
+      <w:numFmt w:val="bullet"/>
+      <w:lvlText w:val="■"/>
+      <w:lvlJc w:val="left"/>
+      <w:pPr>
+        <w:ind w:left="6480" w:hanging="360"/>
+      </w:pPr>
+      <w:rPr>
+        <w:u w:val="none"/>
+      </w:rPr>
+    </w:lvl>
+  </w:abstractNum>
+  <w:abstractNum w:abstractNumId="18">
+    <w:lvl w:ilvl="0">
+      <w:start w:val="1"/>
+      <w:numFmt w:val="decimal"/>
+      <w:lvlText w:val="%1."/>
+      <w:lvlJc w:val="left"/>
+      <w:pPr>
+        <w:ind w:left="720" w:hanging="360"/>
+      </w:pPr>
+      <w:rPr>
+        <w:u w:val="none"/>
+      </w:rPr>
+    </w:lvl>
+    <w:lvl w:ilvl="1">
+      <w:start w:val="1"/>
+      <w:numFmt w:val="lowerLetter"/>
+      <w:lvlText w:val="%2."/>
+      <w:lvlJc w:val="left"/>
+      <w:pPr>
+        <w:ind w:left="1440" w:hanging="360"/>
+      </w:pPr>
+      <w:rPr>
+        <w:u w:val="none"/>
+      </w:rPr>
+    </w:lvl>
+    <w:lvl w:ilvl="2">
+      <w:start w:val="1"/>
+      <w:numFmt w:val="lowerRoman"/>
+      <w:lvlText w:val="%3."/>
+      <w:lvlJc w:val="left"/>
+      <w:pPr>
+        <w:ind w:left="2160" w:hanging="360"/>
+      </w:pPr>
+      <w:rPr>
+        <w:u w:val="none"/>
+      </w:rPr>
+    </w:lvl>
+    <w:lvl w:ilvl="3">
+      <w:start w:val="1"/>
+      <w:numFmt w:val="decimal"/>
+      <w:lvlText w:val="%4."/>
+      <w:lvlJc w:val="left"/>
+      <w:pPr>
+        <w:ind w:left="2880" w:hanging="360"/>
+      </w:pPr>
+      <w:rPr>
+        <w:u w:val="none"/>
+      </w:rPr>
+    </w:lvl>
+    <w:lvl w:ilvl="4">
+      <w:start w:val="1"/>
+      <w:numFmt w:val="lowerLetter"/>
+      <w:lvlText w:val="%5."/>
+      <w:lvlJc w:val="left"/>
+      <w:pPr>
+        <w:ind w:left="3600" w:hanging="360"/>
+      </w:pPr>
+      <w:rPr>
+        <w:u w:val="none"/>
+      </w:rPr>
+    </w:lvl>
+    <w:lvl w:ilvl="5">
+      <w:start w:val="1"/>
+      <w:numFmt w:val="lowerRoman"/>
+      <w:lvlText w:val="%6."/>
+      <w:lvlJc w:val="left"/>
+      <w:pPr>
+        <w:ind w:left="4320" w:hanging="360"/>
+      </w:pPr>
+      <w:rPr>
+        <w:u w:val="none"/>
+      </w:rPr>
+    </w:lvl>
+    <w:lvl w:ilvl="6">
+      <w:start w:val="1"/>
+      <w:numFmt w:val="decimal"/>
+      <w:lvlText w:val="%7."/>
+      <w:lvlJc w:val="left"/>
+      <w:pPr>
+        <w:ind w:left="5040" w:hanging="360"/>
+      </w:pPr>
+      <w:rPr>
+        <w:u w:val="none"/>
+      </w:rPr>
+    </w:lvl>
+    <w:lvl w:ilvl="7">
+      <w:start w:val="1"/>
+      <w:numFmt w:val="lowerLetter"/>
+      <w:lvlText w:val="%8."/>
+      <w:lvlJc w:val="left"/>
+      <w:pPr>
+        <w:ind w:left="5760" w:hanging="360"/>
+      </w:pPr>
+      <w:rPr>
+        <w:u w:val="none"/>
+      </w:rPr>
+    </w:lvl>
+    <w:lvl w:ilvl="8">
+      <w:start w:val="1"/>
+      <w:numFmt w:val="lowerRoman"/>
+      <w:lvlText w:val="%9."/>
+      <w:lvlJc w:val="left"/>
+      <w:pPr>
+        <w:ind w:left="6480" w:hanging="360"/>
+      </w:pPr>
+      <w:rPr>
+        <w:u w:val="none"/>
+      </w:rPr>
+    </w:lvl>
+  </w:abstractNum>
+  <w:abstractNum w:abstractNumId="19">
+    <w:lvl w:ilvl="0">
+      <w:start w:val="1"/>
+      <w:numFmt w:val="bullet"/>
+      <w:lvlText w:val="●"/>
+      <w:lvlJc w:val="left"/>
+      <w:pPr>
+        <w:ind w:left="720" w:hanging="360"/>
+      </w:pPr>
+      <w:rPr>
+        <w:u w:val="none"/>
+      </w:rPr>
+    </w:lvl>
+    <w:lvl w:ilvl="1">
+      <w:start w:val="1"/>
+      <w:numFmt w:val="bullet"/>
+      <w:lvlText w:val="○"/>
+      <w:lvlJc w:val="left"/>
+      <w:pPr>
+        <w:ind w:left="1440" w:hanging="360"/>
+      </w:pPr>
+      <w:rPr>
+        <w:u w:val="none"/>
+      </w:rPr>
+    </w:lvl>
+    <w:lvl w:ilvl="2">
+      <w:start w:val="1"/>
+      <w:numFmt w:val="bullet"/>
+      <w:lvlText w:val="■"/>
+      <w:lvlJc w:val="left"/>
+      <w:pPr>
+        <w:ind w:left="2160" w:hanging="360"/>
+      </w:pPr>
+      <w:rPr>
+        <w:u w:val="none"/>
+      </w:rPr>
+    </w:lvl>
+    <w:lvl w:ilvl="3">
+      <w:start w:val="1"/>
+      <w:numFmt w:val="bullet"/>
+      <w:lvlText w:val="●"/>
+      <w:lvlJc w:val="left"/>
+      <w:pPr>
+        <w:ind w:left="2880" w:hanging="360"/>
+      </w:pPr>
+      <w:rPr>
+        <w:u w:val="none"/>
+      </w:rPr>
+    </w:lvl>
+    <w:lvl w:ilvl="4">
+      <w:start w:val="1"/>
+      <w:numFmt w:val="bullet"/>
+      <w:lvlText w:val="○"/>
+      <w:lvlJc w:val="left"/>
+      <w:pPr>
+        <w:ind w:left="3600" w:hanging="360"/>
+      </w:pPr>
+      <w:rPr>
+        <w:u w:val="none"/>
+      </w:rPr>
+    </w:lvl>
+    <w:lvl w:ilvl="5">
+      <w:start w:val="1"/>
+      <w:numFmt w:val="bullet"/>
+      <w:lvlText w:val="■"/>
+      <w:lvlJc w:val="left"/>
+      <w:pPr>
+        <w:ind w:left="4320" w:hanging="360"/>
+      </w:pPr>
+      <w:rPr>
+        <w:u w:val="none"/>
+      </w:rPr>
+    </w:lvl>
+    <w:lvl w:ilvl="6">
+      <w:start w:val="1"/>
+      <w:numFmt w:val="bullet"/>
+      <w:lvlText w:val="●"/>
+      <w:lvlJc w:val="left"/>
+      <w:pPr>
+        <w:ind w:left="5040" w:hanging="360"/>
+      </w:pPr>
+      <w:rPr>
+        <w:u w:val="none"/>
+      </w:rPr>
+    </w:lvl>
+    <w:lvl w:ilvl="7">
+      <w:start w:val="1"/>
+      <w:numFmt w:val="bullet"/>
+      <w:lvlText w:val="○"/>
+      <w:lvlJc w:val="left"/>
+      <w:pPr>
+        <w:ind w:left="5760" w:hanging="360"/>
+      </w:pPr>
+      <w:rPr>
+        <w:u w:val="none"/>
+      </w:rPr>
+    </w:lvl>
+    <w:lvl w:ilvl="8">
+      <w:start w:val="1"/>
+      <w:numFmt w:val="bullet"/>
+      <w:lvlText w:val="■"/>
+      <w:lvlJc w:val="left"/>
+      <w:pPr>
+        <w:ind w:left="6480" w:hanging="360"/>
+      </w:pPr>
+      <w:rPr>
+        <w:u w:val="none"/>
+      </w:rPr>
+    </w:lvl>
+  </w:abstractNum>
+  <w:abstractNum w:abstractNumId="20">
+    <w:lvl w:ilvl="0">
+      <w:start w:val="1"/>
+      <w:numFmt w:val="decimal"/>
+      <w:lvlText w:val="%1."/>
+      <w:lvlJc w:val="left"/>
+      <w:pPr>
+        <w:ind w:left="720" w:hanging="360"/>
+      </w:pPr>
+      <w:rPr>
+        <w:u w:val="none"/>
+      </w:rPr>
+    </w:lvl>
+    <w:lvl w:ilvl="1">
+      <w:start w:val="1"/>
+      <w:numFmt w:val="lowerLetter"/>
+      <w:lvlText w:val="%2."/>
+      <w:lvlJc w:val="left"/>
+      <w:pPr>
+        <w:ind w:left="1440" w:hanging="360"/>
+      </w:pPr>
+      <w:rPr>
+        <w:u w:val="none"/>
+      </w:rPr>
+    </w:lvl>
+    <w:lvl w:ilvl="2">
+      <w:start w:val="1"/>
+      <w:numFmt w:val="lowerRoman"/>
+      <w:lvlText w:val="%3."/>
+      <w:lvlJc w:val="left"/>
+      <w:pPr>
+        <w:ind w:left="2160" w:hanging="360"/>
+      </w:pPr>
+      <w:rPr>
+        <w:u w:val="none"/>
+      </w:rPr>
+    </w:lvl>
+    <w:lvl w:ilvl="3">
+      <w:start w:val="1"/>
+      <w:numFmt w:val="decimal"/>
+      <w:lvlText w:val="%4."/>
+      <w:lvlJc w:val="left"/>
+      <w:pPr>
+        <w:ind w:left="2880" w:hanging="360"/>
+      </w:pPr>
+      <w:rPr>
+        <w:u w:val="none"/>
+      </w:rPr>
+    </w:lvl>
+    <w:lvl w:ilvl="4">
+      <w:start w:val="1"/>
+      <w:numFmt w:val="lowerLetter"/>
+      <w:lvlText w:val="%5."/>
+      <w:lvlJc w:val="left"/>
+      <w:pPr>
+        <w:ind w:left="3600" w:hanging="360"/>
+      </w:pPr>
+      <w:rPr>
+        <w:u w:val="none"/>
+      </w:rPr>
+    </w:lvl>
+    <w:lvl w:ilvl="5">
+      <w:start w:val="1"/>
+      <w:numFmt w:val="lowerRoman"/>
+      <w:lvlText w:val="%6."/>
+      <w:lvlJc w:val="left"/>
+      <w:pPr>
+        <w:ind w:left="4320" w:hanging="360"/>
+      </w:pPr>
+      <w:rPr>
+        <w:u w:val="none"/>
+      </w:rPr>
+    </w:lvl>
+    <w:lvl w:ilvl="6">
+      <w:start w:val="1"/>
+      <w:numFmt w:val="decimal"/>
+      <w:lvlText w:val="%7."/>
+      <w:lvlJc w:val="left"/>
+      <w:pPr>
+        <w:ind w:left="5040" w:hanging="360"/>
+      </w:pPr>
+      <w:rPr>
+        <w:u w:val="none"/>
+      </w:rPr>
+    </w:lvl>
+    <w:lvl w:ilvl="7">
+      <w:start w:val="1"/>
+      <w:numFmt w:val="lowerLetter"/>
+      <w:lvlText w:val="%8."/>
+      <w:lvlJc w:val="left"/>
+      <w:pPr>
+        <w:ind w:left="5760" w:hanging="360"/>
+      </w:pPr>
+      <w:rPr>
+        <w:u w:val="none"/>
+      </w:rPr>
+    </w:lvl>
+    <w:lvl w:ilvl="8">
+      <w:start w:val="1"/>
+      <w:numFmt w:val="lowerRoman"/>
+      <w:lvlText w:val="%9."/>
+      <w:lvlJc w:val="left"/>
+      <w:pPr>
+        <w:ind w:left="6480" w:hanging="360"/>
+      </w:pPr>
+      <w:rPr>
+        <w:u w:val="none"/>
+      </w:rPr>
+    </w:lvl>
+  </w:abstractNum>
+  <w:abstractNum w:abstractNumId="21">
+    <w:lvl w:ilvl="0">
+      <w:start w:val="1"/>
+      <w:numFmt w:val="decimal"/>
+      <w:lvlText w:val="%1."/>
+      <w:lvlJc w:val="left"/>
+      <w:pPr>
+        <w:ind w:left="720" w:hanging="360"/>
+      </w:pPr>
+      <w:rPr>
+        <w:u w:val="none"/>
+      </w:rPr>
+    </w:lvl>
+    <w:lvl w:ilvl="1">
+      <w:start w:val="1"/>
+      <w:numFmt w:val="lowerLetter"/>
+      <w:lvlText w:val="%2."/>
+      <w:lvlJc w:val="left"/>
+      <w:pPr>
+        <w:ind w:left="1440" w:hanging="360"/>
+      </w:pPr>
+      <w:rPr>
+        <w:u w:val="none"/>
+      </w:rPr>
+    </w:lvl>
+    <w:lvl w:ilvl="2">
+      <w:start w:val="1"/>
+      <w:numFmt w:val="lowerRoman"/>
+      <w:lvlText w:val="%3."/>
+      <w:lvlJc w:val="left"/>
+      <w:pPr>
+        <w:ind w:left="2160" w:hanging="360"/>
+      </w:pPr>
+      <w:rPr>
+        <w:u w:val="none"/>
+      </w:rPr>
+    </w:lvl>
+    <w:lvl w:ilvl="3">
+      <w:start w:val="1"/>
+      <w:numFmt w:val="decimal"/>
+      <w:lvlText w:val="%4."/>
+      <w:lvlJc w:val="left"/>
+      <w:pPr>
+        <w:ind w:left="2880" w:hanging="360"/>
+      </w:pPr>
+      <w:rPr>
+        <w:u w:val="none"/>
+      </w:rPr>
+    </w:lvl>
+    <w:lvl w:ilvl="4">
+      <w:start w:val="1"/>
+      <w:numFmt w:val="lowerLetter"/>
+      <w:lvlText w:val="%5."/>
+      <w:lvlJc w:val="left"/>
+      <w:pPr>
+        <w:ind w:left="3600" w:hanging="360"/>
+      </w:pPr>
+      <w:rPr>
+        <w:u w:val="none"/>
+      </w:rPr>
+    </w:lvl>
+    <w:lvl w:ilvl="5">
+      <w:start w:val="1"/>
+      <w:numFmt w:val="lowerRoman"/>
+      <w:lvlText w:val="%6."/>
+      <w:lvlJc w:val="left"/>
+      <w:pPr>
+        <w:ind w:left="4320" w:hanging="360"/>
+      </w:pPr>
+      <w:rPr>
+        <w:u w:val="none"/>
+      </w:rPr>
+    </w:lvl>
+    <w:lvl w:ilvl="6">
+      <w:start w:val="1"/>
+      <w:numFmt w:val="decimal"/>
+      <w:lvlText w:val="%7."/>
+      <w:lvlJc w:val="left"/>
+      <w:pPr>
+        <w:ind w:left="5040" w:hanging="360"/>
+      </w:pPr>
+      <w:rPr>
+        <w:u w:val="none"/>
+      </w:rPr>
+    </w:lvl>
+    <w:lvl w:ilvl="7">
+      <w:start w:val="1"/>
+      <w:numFmt w:val="lowerLetter"/>
+      <w:lvlText w:val="%8."/>
+      <w:lvlJc w:val="left"/>
+      <w:pPr>
+        <w:ind w:left="5760" w:hanging="360"/>
+      </w:pPr>
+      <w:rPr>
+        <w:u w:val="none"/>
+      </w:rPr>
+    </w:lvl>
+    <w:lvl w:ilvl="8">
+      <w:start w:val="1"/>
+      <w:numFmt w:val="lowerRoman"/>
+      <w:lvlText w:val="%9."/>
+      <w:lvlJc w:val="left"/>
+      <w:pPr>
+        <w:ind w:left="6480" w:hanging="360"/>
+      </w:pPr>
+      <w:rPr>
+        <w:u w:val="none"/>
+      </w:rPr>
+    </w:lvl>
+  </w:abstractNum>
+  <w:abstractNum w:abstractNumId="22">
+    <w:lvl w:ilvl="0">
+      <w:start w:val="1"/>
+      <w:numFmt w:val="decimal"/>
+      <w:lvlText w:val="%1."/>
+      <w:lvlJc w:val="left"/>
+      <w:pPr>
+        <w:ind w:left="720" w:hanging="360"/>
+      </w:pPr>
+      <w:rPr>
+        <w:u w:val="none"/>
+      </w:rPr>
+    </w:lvl>
+    <w:lvl w:ilvl="1">
+      <w:start w:val="1"/>
+      <w:numFmt w:val="lowerLetter"/>
+      <w:lvlText w:val="%2."/>
+      <w:lvlJc w:val="left"/>
+      <w:pPr>
+        <w:ind w:left="1440" w:hanging="360"/>
+      </w:pPr>
+      <w:rPr>
+        <w:u w:val="none"/>
+      </w:rPr>
+    </w:lvl>
+    <w:lvl w:ilvl="2">
+      <w:start w:val="1"/>
+      <w:numFmt w:val="lowerRoman"/>
+      <w:lvlText w:val="%3."/>
+      <w:lvlJc w:val="left"/>
+      <w:pPr>
+        <w:ind w:left="2160" w:hanging="360"/>
+      </w:pPr>
+      <w:rPr>
+        <w:u w:val="none"/>
+      </w:rPr>
+    </w:lvl>
+    <w:lvl w:ilvl="3">
+      <w:start w:val="1"/>
+      <w:numFmt w:val="decimal"/>
+      <w:lvlText w:val="%4."/>
+      <w:lvlJc w:val="left"/>
+      <w:pPr>
+        <w:ind w:left="2880" w:hanging="360"/>
+      </w:pPr>
+      <w:rPr>
+        <w:u w:val="none"/>
+      </w:rPr>
+    </w:lvl>
+    <w:lvl w:ilvl="4">
+      <w:start w:val="1"/>
+      <w:numFmt w:val="lowerLetter"/>
+      <w:lvlText w:val="%5."/>
+      <w:lvlJc w:val="left"/>
+      <w:pPr>
+        <w:ind w:left="3600" w:hanging="360"/>
+      </w:pPr>
+      <w:rPr>
+        <w:u w:val="none"/>
+      </w:rPr>
+    </w:lvl>
+    <w:lvl w:ilvl="5">
+      <w:start w:val="1"/>
+      <w:numFmt w:val="lowerRoman"/>
+      <w:lvlText w:val="%6."/>
+      <w:lvlJc w:val="left"/>
+      <w:pPr>
+        <w:ind w:left="4320" w:hanging="360"/>
+      </w:pPr>
+      <w:rPr>
+        <w:u w:val="none"/>
+      </w:rPr>
+    </w:lvl>
+    <w:lvl w:ilvl="6">
+      <w:start w:val="1"/>
+      <w:numFmt w:val="decimal"/>
+      <w:lvlText w:val="%7."/>
+      <w:lvlJc w:val="left"/>
+      <w:pPr>
+        <w:ind w:left="5040" w:hanging="360"/>
+      </w:pPr>
+      <w:rPr>
+        <w:u w:val="none"/>
+      </w:rPr>
+    </w:lvl>
+    <w:lvl w:ilvl="7">
+      <w:start w:val="1"/>
+      <w:numFmt w:val="lowerLetter"/>
+      <w:lvlText w:val="%8."/>
+      <w:lvlJc w:val="left"/>
+      <w:pPr>
+        <w:ind w:left="5760" w:hanging="360"/>
+      </w:pPr>
+      <w:rPr>
+        <w:u w:val="none"/>
+      </w:rPr>
+    </w:lvl>
+    <w:lvl w:ilvl="8">
+      <w:start w:val="1"/>
+      <w:numFmt w:val="lowerRoman"/>
+      <w:lvlText w:val="%9."/>
+      <w:lvlJc w:val="left"/>
+      <w:pPr>
+        <w:ind w:left="6480" w:hanging="360"/>
+      </w:pPr>
+      <w:rPr>
+        <w:u w:val="none"/>
+      </w:rPr>
+    </w:lvl>
+  </w:abstractNum>
+  <w:abstractNum w:abstractNumId="23">
+    <w:lvl w:ilvl="0">
+      <w:start w:val="1"/>
+      <w:numFmt w:val="bullet"/>
+      <w:lvlText w:val="●"/>
+      <w:lvlJc w:val="left"/>
+      <w:pPr>
+        <w:ind w:left="720" w:hanging="360"/>
+      </w:pPr>
+      <w:rPr>
+        <w:u w:val="none"/>
+      </w:rPr>
+    </w:lvl>
+    <w:lvl w:ilvl="1">
+      <w:start w:val="1"/>
+      <w:numFmt w:val="bullet"/>
+      <w:lvlText w:val="○"/>
+      <w:lvlJc w:val="left"/>
+      <w:pPr>
+        <w:ind w:left="1440" w:hanging="360"/>
+      </w:pPr>
+      <w:rPr>
+        <w:u w:val="none"/>
+      </w:rPr>
+    </w:lvl>
+    <w:lvl w:ilvl="2">
+      <w:start w:val="1"/>
+      <w:numFmt w:val="bullet"/>
+      <w:lvlText w:val="■"/>
+      <w:lvlJc w:val="left"/>
+      <w:pPr>
+        <w:ind w:left="2160" w:hanging="360"/>
+      </w:pPr>
+      <w:rPr>
+        <w:u w:val="none"/>
+      </w:rPr>
+    </w:lvl>
+    <w:lvl w:ilvl="3">
+      <w:start w:val="1"/>
+      <w:numFmt w:val="bullet"/>
+      <w:lvlText w:val="●"/>
+      <w:lvlJc w:val="left"/>
+      <w:pPr>
+        <w:ind w:left="2880" w:hanging="360"/>
+      </w:pPr>
+      <w:rPr>
+        <w:u w:val="none"/>
+      </w:rPr>
+    </w:lvl>
+    <w:lvl w:ilvl="4">
+      <w:start w:val="1"/>
+      <w:numFmt w:val="bullet"/>
+      <w:lvlText w:val="○"/>
+      <w:lvlJc w:val="left"/>
+      <w:pPr>
+        <w:ind w:left="3600" w:hanging="360"/>
+      </w:pPr>
+      <w:rPr>
+        <w:u w:val="none"/>
+      </w:rPr>
+    </w:lvl>
+    <w:lvl w:ilvl="5">
+      <w:start w:val="1"/>
+      <w:numFmt w:val="bullet"/>
+      <w:lvlText w:val="■"/>
+      <w:lvlJc w:val="left"/>
+      <w:pPr>
+        <w:ind w:left="4320" w:hanging="360"/>
+      </w:pPr>
+      <w:rPr>
+        <w:u w:val="none"/>
+      </w:rPr>
+    </w:lvl>
+    <w:lvl w:ilvl="6">
+      <w:start w:val="1"/>
+      <w:numFmt w:val="bullet"/>
+      <w:lvlText w:val="●"/>
+      <w:lvlJc w:val="left"/>
+      <w:pPr>
+        <w:ind w:left="5040" w:hanging="360"/>
+      </w:pPr>
+      <w:rPr>
+        <w:u w:val="none"/>
+      </w:rPr>
+    </w:lvl>
+    <w:lvl w:ilvl="7">
+      <w:start w:val="1"/>
+      <w:numFmt w:val="bullet"/>
+      <w:lvlText w:val="○"/>
+      <w:lvlJc w:val="left"/>
+      <w:pPr>
+        <w:ind w:left="5760" w:hanging="360"/>
+      </w:pPr>
+      <w:rPr>
+        <w:u w:val="none"/>
+      </w:rPr>
+    </w:lvl>
+    <w:lvl w:ilvl="8">
+      <w:start w:val="1"/>
+      <w:numFmt w:val="bullet"/>
+      <w:lvlText w:val="■"/>
+      <w:lvlJc w:val="left"/>
+      <w:pPr>
+        <w:ind w:left="6480" w:hanging="360"/>
+      </w:pPr>
+      <w:rPr>
+        <w:u w:val="none"/>
+      </w:rPr>
+    </w:lvl>
+  </w:abstractNum>
+  <w:abstractNum w:abstractNumId="24">
+    <w:lvl w:ilvl="0">
+      <w:start w:val="1"/>
+      <w:numFmt w:val="bullet"/>
+      <w:lvlText w:val="●"/>
+      <w:lvlJc w:val="left"/>
+      <w:pPr>
+        <w:ind w:left="720" w:hanging="360"/>
+      </w:pPr>
+      <w:rPr>
+        <w:u w:val="none"/>
+      </w:rPr>
+    </w:lvl>
+    <w:lvl w:ilvl="1">
+      <w:start w:val="1"/>
+      <w:numFmt w:val="bullet"/>
+      <w:lvlText w:val="○"/>
+      <w:lvlJc w:val="left"/>
+      <w:pPr>
+        <w:ind w:left="1440" w:hanging="360"/>
+      </w:pPr>
+      <w:rPr>
+        <w:u w:val="none"/>
+      </w:rPr>
+    </w:lvl>
+    <w:lvl w:ilvl="2">
+      <w:start w:val="1"/>
+      <w:numFmt w:val="bullet"/>
+      <w:lvlText w:val="■"/>
+      <w:lvlJc w:val="left"/>
+      <w:pPr>
+        <w:ind w:left="2160" w:hanging="360"/>
+      </w:pPr>
+      <w:rPr>
+        <w:u w:val="none"/>
+      </w:rPr>
+    </w:lvl>
+    <w:lvl w:ilvl="3">
+      <w:start w:val="1"/>
+      <w:numFmt w:val="bullet"/>
+      <w:lvlText w:val="●"/>
+      <w:lvlJc w:val="left"/>
+      <w:pPr>
+        <w:ind w:left="2880" w:hanging="360"/>
+      </w:pPr>
+      <w:rPr>
+        <w:u w:val="none"/>
+      </w:rPr>
+    </w:lvl>
+    <w:lvl w:ilvl="4">
+      <w:start w:val="1"/>
+      <w:numFmt w:val="bullet"/>
+      <w:lvlText w:val="○"/>
+      <w:lvlJc w:val="left"/>
+      <w:pPr>
+        <w:ind w:left="3600" w:hanging="360"/>
+      </w:pPr>
+      <w:rPr>
+        <w:u w:val="none"/>
+      </w:rPr>
+    </w:lvl>
+    <w:lvl w:ilvl="5">
+      <w:start w:val="1"/>
+      <w:numFmt w:val="bullet"/>
+      <w:lvlText w:val="■"/>
+      <w:lvlJc w:val="left"/>
+      <w:pPr>
+        <w:ind w:left="4320" w:hanging="360"/>
+      </w:pPr>
+      <w:rPr>
+        <w:u w:val="none"/>
+      </w:rPr>
+    </w:lvl>
+    <w:lvl w:ilvl="6">
+      <w:start w:val="1"/>
+      <w:numFmt w:val="bullet"/>
+      <w:lvlText w:val="●"/>
+      <w:lvlJc w:val="left"/>
+      <w:pPr>
+        <w:ind w:left="5040" w:hanging="360"/>
+      </w:pPr>
+      <w:rPr>
+        <w:u w:val="none"/>
+      </w:rPr>
+    </w:lvl>
+    <w:lvl w:ilvl="7">
+      <w:start w:val="1"/>
+      <w:numFmt w:val="bullet"/>
+      <w:lvlText w:val="○"/>
+      <w:lvlJc w:val="left"/>
+      <w:pPr>
+        <w:ind w:left="5760" w:hanging="360"/>
+      </w:pPr>
+      <w:rPr>
+        <w:u w:val="none"/>
+      </w:rPr>
+    </w:lvl>
+    <w:lvl w:ilvl="8">
+      <w:start w:val="1"/>
+      <w:numFmt w:val="bullet"/>
+      <w:lvlText w:val="■"/>
+      <w:lvlJc w:val="left"/>
+      <w:pPr>
+        <w:ind w:left="6480" w:hanging="360"/>
+      </w:pPr>
+      <w:rPr>
+        <w:u w:val="none"/>
+      </w:rPr>
+    </w:lvl>
+  </w:abstractNum>
+  <w:abstractNum w:abstractNumId="25">
+    <w:lvl w:ilvl="0">
+      <w:start w:val="1"/>
+      <w:numFmt w:val="bullet"/>
+      <w:lvlText w:val="●"/>
+      <w:lvlJc w:val="left"/>
+      <w:pPr>
+        <w:ind w:left="720" w:hanging="360"/>
+      </w:pPr>
+      <w:rPr>
+        <w:u w:val="none"/>
+      </w:rPr>
+    </w:lvl>
+    <w:lvl w:ilvl="1">
+      <w:start w:val="1"/>
+      <w:numFmt w:val="bullet"/>
+      <w:lvlText w:val="○"/>
+      <w:lvlJc w:val="left"/>
+      <w:pPr>
+        <w:ind w:left="1440" w:hanging="360"/>
+      </w:pPr>
+      <w:rPr>
+        <w:u w:val="none"/>
+      </w:rPr>
+    </w:lvl>
+    <w:lvl w:ilvl="2">
+      <w:start w:val="1"/>
+      <w:numFmt w:val="bullet"/>
+      <w:lvlText w:val="■"/>
+      <w:lvlJc w:val="left"/>
+      <w:pPr>
+        <w:ind w:left="2160" w:hanging="360"/>
+      </w:pPr>
+      <w:rPr>
+        <w:u w:val="none"/>
+      </w:rPr>
+    </w:lvl>
+    <w:lvl w:ilvl="3">
+      <w:start w:val="1"/>
+      <w:numFmt w:val="bullet"/>
+      <w:lvlText w:val="●"/>
+      <w:lvlJc w:val="left"/>
+      <w:pPr>
+        <w:ind w:left="2880" w:hanging="360"/>
+      </w:pPr>
+      <w:rPr>
+        <w:u w:val="none"/>
+      </w:rPr>
+    </w:lvl>
+    <w:lvl w:ilvl="4">
+      <w:start w:val="1"/>
+      <w:numFmt w:val="bullet"/>
+      <w:lvlText w:val="○"/>
+      <w:lvlJc w:val="left"/>
+      <w:pPr>
+        <w:ind w:left="3600" w:hanging="360"/>
+      </w:pPr>
+      <w:rPr>
+        <w:u w:val="none"/>
+      </w:rPr>
+    </w:lvl>
+    <w:lvl w:ilvl="5">
+      <w:start w:val="1"/>
+      <w:numFmt w:val="bullet"/>
+      <w:lvlText w:val="■"/>
+      <w:lvlJc w:val="left"/>
+      <w:pPr>
+        <w:ind w:left="4320" w:hanging="360"/>
+      </w:pPr>
+      <w:rPr>
+        <w:u w:val="none"/>
+      </w:rPr>
+    </w:lvl>
+    <w:lvl w:ilvl="6">
+      <w:start w:val="1"/>
+      <w:numFmt w:val="bullet"/>
+      <w:lvlText w:val="●"/>
+      <w:lvlJc w:val="left"/>
+      <w:pPr>
+        <w:ind w:left="5040" w:hanging="360"/>
+      </w:pPr>
+      <w:rPr>
+        <w:u w:val="none"/>
+      </w:rPr>
+    </w:lvl>
+    <w:lvl w:ilvl="7">
+      <w:start w:val="1"/>
+      <w:numFmt w:val="bullet"/>
+      <w:lvlText w:val="○"/>
+      <w:lvlJc w:val="left"/>
+      <w:pPr>
+        <w:ind w:left="5760" w:hanging="360"/>
+      </w:pPr>
+      <w:rPr>
+        <w:u w:val="none"/>
+      </w:rPr>
+    </w:lvl>
+    <w:lvl w:ilvl="8">
+      <w:start w:val="1"/>
+      <w:numFmt w:val="bullet"/>
+      <w:lvlText w:val="■"/>
+      <w:lvlJc w:val="left"/>
+      <w:pPr>
+        <w:ind w:left="6480" w:hanging="360"/>
+      </w:pPr>
+      <w:rPr>
+        <w:u w:val="none"/>
+      </w:rPr>
+    </w:lvl>
+  </w:abstractNum>
+  <w:abstractNum w:abstractNumId="26">
+    <w:lvl w:ilvl="0">
+      <w:start w:val="1"/>
+      <w:numFmt w:val="bullet"/>
+      <w:lvlText w:val="●"/>
+      <w:lvlJc w:val="left"/>
+      <w:pPr>
+        <w:ind w:left="720" w:hanging="360"/>
+      </w:pPr>
+      <w:rPr>
+        <w:u w:val="none"/>
+      </w:rPr>
+    </w:lvl>
+    <w:lvl w:ilvl="1">
+      <w:start w:val="1"/>
+      <w:numFmt w:val="bullet"/>
+      <w:lvlText w:val="○"/>
+      <w:lvlJc w:val="left"/>
+      <w:pPr>
+        <w:ind w:left="1440" w:hanging="360"/>
+      </w:pPr>
+      <w:rPr>
+        <w:u w:val="none"/>
+      </w:rPr>
+    </w:lvl>
+    <w:lvl w:ilvl="2">
+      <w:start w:val="1"/>
+      <w:numFmt w:val="bullet"/>
+      <w:lvlText w:val="■"/>
+      <w:lvlJc w:val="left"/>
+      <w:pPr>
+        <w:ind w:left="2160" w:hanging="360"/>
+      </w:pPr>
+      <w:rPr>
+        <w:u w:val="none"/>
+      </w:rPr>
+    </w:lvl>
+    <w:lvl w:ilvl="3">
+      <w:start w:val="1"/>
+      <w:numFmt w:val="bullet"/>
+      <w:lvlText w:val="●"/>
+      <w:lvlJc w:val="left"/>
+      <w:pPr>
+        <w:ind w:left="2880" w:hanging="360"/>
+      </w:pPr>
+      <w:rPr>
+        <w:u w:val="none"/>
+      </w:rPr>
+    </w:lvl>
+    <w:lvl w:ilvl="4">
+      <w:start w:val="1"/>
+      <w:numFmt w:val="bullet"/>
+      <w:lvlText w:val="○"/>
+      <w:lvlJc w:val="left"/>
+      <w:pPr>
+        <w:ind w:left="3600" w:hanging="360"/>
+      </w:pPr>
+      <w:rPr>
+        <w:u w:val="none"/>
+      </w:rPr>
+    </w:lvl>
+    <w:lvl w:ilvl="5">
+      <w:start w:val="1"/>
+      <w:numFmt w:val="bullet"/>
+      <w:lvlText w:val="■"/>
+      <w:lvlJc w:val="left"/>
+      <w:pPr>
+        <w:ind w:left="4320" w:hanging="360"/>
+      </w:pPr>
+      <w:rPr>
+        <w:u w:val="none"/>
+      </w:rPr>
+    </w:lvl>
+    <w:lvl w:ilvl="6">
+      <w:start w:val="1"/>
+      <w:numFmt w:val="bullet"/>
+      <w:lvlText w:val="●"/>
+      <w:lvlJc w:val="left"/>
+      <w:pPr>
+        <w:ind w:left="5040" w:hanging="360"/>
+      </w:pPr>
+      <w:rPr>
+        <w:u w:val="none"/>
+      </w:rPr>
+    </w:lvl>
+    <w:lvl w:ilvl="7">
+      <w:start w:val="1"/>
+      <w:numFmt w:val="bullet"/>
+      <w:lvlText w:val="○"/>
+      <w:lvlJc w:val="left"/>
+      <w:pPr>
+        <w:ind w:left="5760" w:hanging="360"/>
+      </w:pPr>
+      <w:rPr>
+        <w:u w:val="none"/>
+      </w:rPr>
+    </w:lvl>
+    <w:lvl w:ilvl="8">
+      <w:start w:val="1"/>
+      <w:numFmt w:val="bullet"/>
+      <w:lvlText w:val="■"/>
+      <w:lvlJc w:val="left"/>
+      <w:pPr>
+        <w:ind w:left="6480" w:hanging="360"/>
+      </w:pPr>
+      <w:rPr>
+        <w:u w:val="none"/>
+      </w:rPr>
+    </w:lvl>
+  </w:abstractNum>
+  <w:abstractNum w:abstractNumId="27">
+    <w:lvl w:ilvl="0">
+      <w:start w:val="1"/>
+      <w:numFmt w:val="bullet"/>
+      <w:lvlText w:val="●"/>
+      <w:lvlJc w:val="left"/>
+      <w:pPr>
+        <w:ind w:left="720" w:hanging="360"/>
+      </w:pPr>
+      <w:rPr>
+        <w:u w:val="none"/>
+      </w:rPr>
+    </w:lvl>
+    <w:lvl w:ilvl="1">
+      <w:start w:val="1"/>
+      <w:numFmt w:val="bullet"/>
+      <w:lvlText w:val="○"/>
+      <w:lvlJc w:val="left"/>
+      <w:pPr>
+        <w:ind w:left="1440" w:hanging="360"/>
+      </w:pPr>
+      <w:rPr>
+        <w:u w:val="none"/>
+      </w:rPr>
+    </w:lvl>
+    <w:lvl w:ilvl="2">
+      <w:start w:val="1"/>
+      <w:numFmt w:val="bullet"/>
+      <w:lvlText w:val="■"/>
+      <w:lvlJc w:val="left"/>
+      <w:pPr>
+        <w:ind w:left="2160" w:hanging="360"/>
+      </w:pPr>
+      <w:rPr>
+        <w:u w:val="none"/>
+      </w:rPr>
+    </w:lvl>
+    <w:lvl w:ilvl="3">
+      <w:start w:val="1"/>
+      <w:numFmt w:val="bullet"/>
+      <w:lvlText w:val="●"/>
+      <w:lvlJc w:val="left"/>
+      <w:pPr>
+        <w:ind w:left="2880" w:hanging="360"/>
+      </w:pPr>
+      <w:rPr>
+        <w:u w:val="none"/>
+      </w:rPr>
+    </w:lvl>
+    <w:lvl w:ilvl="4">
+      <w:start w:val="1"/>
+      <w:numFmt w:val="bullet"/>
+      <w:lvlText w:val="○"/>
+      <w:lvlJc w:val="left"/>
+      <w:pPr>
+        <w:ind w:left="3600" w:hanging="360"/>
+      </w:pPr>
+      <w:rPr>
+        <w:u w:val="none"/>
+      </w:rPr>
+    </w:lvl>
+    <w:lvl w:ilvl="5">
+      <w:start w:val="1"/>
+      <w:numFmt w:val="bullet"/>
+      <w:lvlText w:val="■"/>
+      <w:lvlJc w:val="left"/>
+      <w:pPr>
+        <w:ind w:left="4320" w:hanging="360"/>
+      </w:pPr>
+      <w:rPr>
+        <w:u w:val="none"/>
+      </w:rPr>
+    </w:lvl>
+    <w:lvl w:ilvl="6">
+      <w:start w:val="1"/>
+      <w:numFmt w:val="bullet"/>
+      <w:lvlText w:val="●"/>
+      <w:lvlJc w:val="left"/>
+      <w:pPr>
+        <w:ind w:left="5040" w:hanging="360"/>
+      </w:pPr>
+      <w:rPr>
+        <w:u w:val="none"/>
+      </w:rPr>
+    </w:lvl>
+    <w:lvl w:ilvl="7">
+      <w:start w:val="1"/>
+      <w:numFmt w:val="bullet"/>
+      <w:lvlText w:val="○"/>
+      <w:lvlJc w:val="left"/>
+      <w:pPr>
+        <w:ind w:left="5760" w:hanging="360"/>
+      </w:pPr>
+      <w:rPr>
+        <w:u w:val="none"/>
+      </w:rPr>
+    </w:lvl>
+    <w:lvl w:ilvl="8">
+      <w:start w:val="1"/>
+      <w:numFmt w:val="bullet"/>
+      <w:lvlText w:val="■"/>
+      <w:lvlJc w:val="left"/>
+      <w:pPr>
+        <w:ind w:left="6480" w:hanging="360"/>
+      </w:pPr>
+      <w:rPr>
+        <w:u w:val="none"/>
+      </w:rPr>
+    </w:lvl>
+  </w:abstractNum>
+  <w:abstractNum w:abstractNumId="28">
+    <w:lvl w:ilvl="0">
+      <w:start w:val="1"/>
+      <w:numFmt w:val="decimal"/>
+      <w:lvlText w:val="%1."/>
+      <w:lvlJc w:val="left"/>
+      <w:pPr>
+        <w:ind w:left="720" w:hanging="360"/>
+      </w:pPr>
+      <w:rPr>
+        <w:u w:val="none"/>
+      </w:rPr>
+    </w:lvl>
+    <w:lvl w:ilvl="1">
+      <w:start w:val="1"/>
+      <w:numFmt w:val="lowerLetter"/>
+      <w:lvlText w:val="%2."/>
+      <w:lvlJc w:val="left"/>
+      <w:pPr>
+        <w:ind w:left="1440" w:hanging="360"/>
+      </w:pPr>
+      <w:rPr>
+        <w:u w:val="none"/>
+      </w:rPr>
+    </w:lvl>
+    <w:lvl w:ilvl="2">
+      <w:start w:val="1"/>
+      <w:numFmt w:val="lowerRoman"/>
+      <w:lvlText w:val="%3."/>
+      <w:lvlJc w:val="left"/>
+      <w:pPr>
+        <w:ind w:left="2160" w:hanging="360"/>
+      </w:pPr>
+      <w:rPr>
+        <w:u w:val="none"/>
+      </w:rPr>
+    </w:lvl>
+    <w:lvl w:ilvl="3">
+      <w:start w:val="1"/>
+      <w:numFmt w:val="decimal"/>
+      <w:lvlText w:val="%4."/>
+      <w:lvlJc w:val="left"/>
+      <w:pPr>
+        <w:ind w:left="2880" w:hanging="360"/>
+      </w:pPr>
+      <w:rPr>
+        <w:u w:val="none"/>
+      </w:rPr>
+    </w:lvl>
+    <w:lvl w:ilvl="4">
+      <w:start w:val="1"/>
+      <w:numFmt w:val="lowerLetter"/>
+      <w:lvlText w:val="%5."/>
+      <w:lvlJc w:val="left"/>
+      <w:pPr>
+        <w:ind w:left="3600" w:hanging="360"/>
+      </w:pPr>
+      <w:rPr>
+        <w:u w:val="none"/>
+      </w:rPr>
+    </w:lvl>
+    <w:lvl w:ilvl="5">
+      <w:start w:val="1"/>
+      <w:numFmt w:val="lowerRoman"/>
+      <w:lvlText w:val="%6."/>
+      <w:lvlJc w:val="left"/>
+      <w:pPr>
+        <w:ind w:left="4320" w:hanging="360"/>
+      </w:pPr>
+      <w:rPr>
+        <w:u w:val="none"/>
+      </w:rPr>
+    </w:lvl>
+    <w:lvl w:ilvl="6">
+      <w:start w:val="1"/>
+      <w:numFmt w:val="decimal"/>
+      <w:lvlText w:val="%7."/>
+      <w:lvlJc w:val="left"/>
+      <w:pPr>
+        <w:ind w:left="5040" w:hanging="360"/>
+      </w:pPr>
+      <w:rPr>
+        <w:u w:val="none"/>
+      </w:rPr>
+    </w:lvl>
+    <w:lvl w:ilvl="7">
+      <w:start w:val="1"/>
+      <w:numFmt w:val="lowerLetter"/>
+      <w:lvlText w:val="%8."/>
+      <w:lvlJc w:val="left"/>
+      <w:pPr>
+        <w:ind w:left="5760" w:hanging="360"/>
+      </w:pPr>
+      <w:rPr>
+        <w:u w:val="none"/>
+      </w:rPr>
+    </w:lvl>
+    <w:lvl w:ilvl="8">
+      <w:start w:val="1"/>
+      <w:numFmt w:val="lowerRoman"/>
+      <w:lvlText w:val="%9."/>
+      <w:lvlJc w:val="left"/>
+      <w:pPr>
+        <w:ind w:left="6480" w:hanging="360"/>
+      </w:pPr>
+      <w:rPr>
+        <w:u w:val="none"/>
+      </w:rPr>
+    </w:lvl>
+  </w:abstractNum>
+  <w:abstractNum w:abstractNumId="29">
+    <w:lvl w:ilvl="0">
+      <w:start w:val="4"/>
+      <w:numFmt w:val="decimal"/>
+      <w:lvlText w:val="%1."/>
+      <w:lvlJc w:val="left"/>
+      <w:pPr>
+        <w:ind w:left="720" w:hanging="360"/>
+      </w:pPr>
+      <w:rPr>
+        <w:u w:val="none"/>
+      </w:rPr>
+    </w:lvl>
+    <w:lvl w:ilvl="1">
+      <w:start w:val="1"/>
+      <w:numFmt w:val="lowerLetter"/>
+      <w:lvlText w:val="%2."/>
+      <w:lvlJc w:val="left"/>
+      <w:pPr>
+        <w:ind w:left="1440" w:hanging="360"/>
+      </w:pPr>
+      <w:rPr>
+        <w:u w:val="none"/>
+      </w:rPr>
+    </w:lvl>
+    <w:lvl w:ilvl="2">
+      <w:start w:val="1"/>
+      <w:numFmt w:val="lowerRoman"/>
+      <w:lvlText w:val="%3."/>
+      <w:lvlJc w:val="left"/>
+      <w:pPr>
+        <w:ind w:left="2160" w:hanging="360"/>
+      </w:pPr>
+      <w:rPr>
+        <w:u w:val="none"/>
+      </w:rPr>
+    </w:lvl>
+    <w:lvl w:ilvl="3">
+      <w:start w:val="1"/>
+      <w:numFmt w:val="decimal"/>
+      <w:lvlText w:val="%4."/>
+      <w:lvlJc w:val="left"/>
+      <w:pPr>
+        <w:ind w:left="2880" w:hanging="360"/>
+      </w:pPr>
+      <w:rPr>
+        <w:u w:val="none"/>
+      </w:rPr>
+    </w:lvl>
+    <w:lvl w:ilvl="4">
+      <w:start w:val="1"/>
+      <w:numFmt w:val="lowerLetter"/>
+      <w:lvlText w:val="%5."/>
+      <w:lvlJc w:val="left"/>
+      <w:pPr>
+        <w:ind w:left="3600" w:hanging="360"/>
+      </w:pPr>
+      <w:rPr>
+        <w:u w:val="none"/>
+      </w:rPr>
+    </w:lvl>
+    <w:lvl w:ilvl="5">
+      <w:start w:val="1"/>
+      <w:numFmt w:val="lowerRoman"/>
+      <w:lvlText w:val="%6."/>
+      <w:lvlJc w:val="left"/>
+      <w:pPr>
+        <w:ind w:left="4320" w:hanging="360"/>
+      </w:pPr>
+      <w:rPr>
+        <w:u w:val="none"/>
+      </w:rPr>
+    </w:lvl>
+    <w:lvl w:ilvl="6">
+      <w:start w:val="1"/>
+      <w:numFmt w:val="decimal"/>
+      <w:lvlText w:val="%7."/>
+      <w:lvlJc w:val="left"/>
+      <w:pPr>
+        <w:ind w:left="5040" w:hanging="360"/>
+      </w:pPr>
+      <w:rPr>
+        <w:u w:val="none"/>
+      </w:rPr>
+    </w:lvl>
+    <w:lvl w:ilvl="7">
+      <w:start w:val="1"/>
+      <w:numFmt w:val="lowerLetter"/>
+      <w:lvlText w:val="%8."/>
+      <w:lvlJc w:val="left"/>
+      <w:pPr>
+        <w:ind w:left="5760" w:hanging="360"/>
+      </w:pPr>
+      <w:rPr>
+        <w:u w:val="none"/>
+      </w:rPr>
+    </w:lvl>
+    <w:lvl w:ilvl="8">
+      <w:start w:val="1"/>
+      <w:numFmt w:val="lowerRoman"/>
+      <w:lvlText w:val="%9."/>
+      <w:lvlJc w:val="left"/>
+      <w:pPr>
+        <w:ind w:left="6480" w:hanging="360"/>
+      </w:pPr>
+      <w:rPr>
+        <w:u w:val="none"/>
+      </w:rPr>
+    </w:lvl>
+  </w:abstractNum>
+  <w:abstractNum w:abstractNumId="30">
+    <w:lvl w:ilvl="0">
+      <w:start w:val="1"/>
+      <w:numFmt w:val="decimal"/>
+      <w:lvlText w:val="%1."/>
+      <w:lvlJc w:val="left"/>
+      <w:pPr>
+        <w:ind w:left="720" w:hanging="360"/>
+      </w:pPr>
+      <w:rPr>
+        <w:u w:val="none"/>
+      </w:rPr>
+    </w:lvl>
+    <w:lvl w:ilvl="1">
+      <w:start w:val="1"/>
+      <w:numFmt w:val="lowerLetter"/>
+      <w:lvlText w:val="%2."/>
+      <w:lvlJc w:val="left"/>
+      <w:pPr>
+        <w:ind w:left="1440" w:hanging="360"/>
+      </w:pPr>
+      <w:rPr>
+        <w:u w:val="none"/>
+      </w:rPr>
+    </w:lvl>
+    <w:lvl w:ilvl="2">
+      <w:start w:val="1"/>
+      <w:numFmt w:val="lowerRoman"/>
+      <w:lvlText w:val="%3."/>
+      <w:lvlJc w:val="left"/>
+      <w:pPr>
+        <w:ind w:left="2160" w:hanging="360"/>
+      </w:pPr>
+      <w:rPr>
+        <w:u w:val="none"/>
+      </w:rPr>
+    </w:lvl>
+    <w:lvl w:ilvl="3">
+      <w:start w:val="1"/>
+      <w:numFmt w:val="decimal"/>
+      <w:lvlText w:val="%4."/>
+      <w:lvlJc w:val="left"/>
+      <w:pPr>
+        <w:ind w:left="2880" w:hanging="360"/>
+      </w:pPr>
+      <w:rPr>
+        <w:u w:val="none"/>
+      </w:rPr>
+    </w:lvl>
+    <w:lvl w:ilvl="4">
+      <w:start w:val="1"/>
+      <w:numFmt w:val="lowerLetter"/>
+      <w:lvlText w:val="%5."/>
+      <w:lvlJc w:val="left"/>
+      <w:pPr>
+        <w:ind w:left="3600" w:hanging="360"/>
+      </w:pPr>
+      <w:rPr>
+        <w:u w:val="none"/>
+      </w:rPr>
+    </w:lvl>
+    <w:lvl w:ilvl="5">
+      <w:start w:val="1"/>
+      <w:numFmt w:val="lowerRoman"/>
+      <w:lvlText w:val="%6."/>
+      <w:lvlJc w:val="left"/>
+      <w:pPr>
+        <w:ind w:left="4320" w:hanging="360"/>
+      </w:pPr>
+      <w:rPr>
+        <w:u w:val="none"/>
+      </w:rPr>
+    </w:lvl>
+    <w:lvl w:ilvl="6">
+      <w:start w:val="1"/>
+      <w:numFmt w:val="decimal"/>
+      <w:lvlText w:val="%7."/>
+      <w:lvlJc w:val="left"/>
+      <w:pPr>
+        <w:ind w:left="5040" w:hanging="360"/>
+      </w:pPr>
+      <w:rPr>
+        <w:u w:val="none"/>
+      </w:rPr>
+    </w:lvl>
+    <w:lvl w:ilvl="7">
+      <w:start w:val="1"/>
+      <w:numFmt w:val="lowerLetter"/>
+      <w:lvlText w:val="%8."/>
+      <w:lvlJc w:val="left"/>
+      <w:pPr>
+        <w:ind w:left="5760" w:hanging="360"/>
+      </w:pPr>
+      <w:rPr>
+        <w:u w:val="none"/>
+      </w:rPr>
+    </w:lvl>
+    <w:lvl w:ilvl="8">
+      <w:start w:val="1"/>
+      <w:numFmt w:val="lowerRoman"/>
+      <w:lvlText w:val="%9."/>
+      <w:lvlJc w:val="left"/>
+      <w:pPr>
+        <w:ind w:left="6480" w:hanging="360"/>
+      </w:pPr>
+      <w:rPr>
+        <w:u w:val="none"/>
+      </w:rPr>
+    </w:lvl>
+  </w:abstractNum>
+  <w:abstractNum w:abstractNumId="31">
+    <w:lvl w:ilvl="0">
+      <w:start w:val="1"/>
+      <w:numFmt w:val="decimal"/>
+      <w:lvlText w:val="%1."/>
+      <w:lvlJc w:val="left"/>
+      <w:pPr>
+        <w:ind w:left="720" w:hanging="360"/>
+      </w:pPr>
+      <w:rPr>
+        <w:u w:val="none"/>
+      </w:rPr>
+    </w:lvl>
+    <w:lvl w:ilvl="1">
+      <w:start w:val="1"/>
+      <w:numFmt w:val="lowerLetter"/>
+      <w:lvlText w:val="%2."/>
+      <w:lvlJc w:val="left"/>
+      <w:pPr>
+        <w:ind w:left="1440" w:hanging="360"/>
+      </w:pPr>
+      <w:rPr>
+        <w:u w:val="none"/>
+      </w:rPr>
+    </w:lvl>
+    <w:lvl w:ilvl="2">
+      <w:start w:val="1"/>
+      <w:numFmt w:val="lowerRoman"/>
+      <w:lvlText w:val="%3."/>
+      <w:lvlJc w:val="left"/>
+      <w:pPr>
+        <w:ind w:left="2160" w:hanging="360"/>
+      </w:pPr>
+      <w:rPr>
+        <w:u w:val="none"/>
+      </w:rPr>
+    </w:lvl>
+    <w:lvl w:ilvl="3">
+      <w:start w:val="1"/>
+      <w:numFmt w:val="decimal"/>
+      <w:lvlText w:val="%4."/>
+      <w:lvlJc w:val="left"/>
+      <w:pPr>
+        <w:ind w:left="2880" w:hanging="360"/>
+      </w:pPr>
+      <w:rPr>
+        <w:u w:val="none"/>
+      </w:rPr>
+    </w:lvl>
+    <w:lvl w:ilvl="4">
+      <w:start w:val="1"/>
+      <w:numFmt w:val="lowerLetter"/>
+      <w:lvlText w:val="%5."/>
+      <w:lvlJc w:val="left"/>
+      <w:pPr>
+        <w:ind w:left="3600" w:hanging="360"/>
+      </w:pPr>
+      <w:rPr>
+        <w:u w:val="none"/>
+      </w:rPr>
+    </w:lvl>
+    <w:lvl w:ilvl="5">
+      <w:start w:val="1"/>
+      <w:numFmt w:val="lowerRoman"/>
+      <w:lvlText w:val="%6."/>
+      <w:lvlJc w:val="left"/>
+      <w:pPr>
+        <w:ind w:left="4320" w:hanging="360"/>
+      </w:pPr>
+      <w:rPr>
+        <w:u w:val="none"/>
+      </w:rPr>
+    </w:lvl>
+    <w:lvl w:ilvl="6">
+      <w:start w:val="1"/>
+      <w:numFmt w:val="decimal"/>
+      <w:lvlText w:val="%7."/>
+      <w:lvlJc w:val="left"/>
+      <w:pPr>
+        <w:ind w:left="5040" w:hanging="360"/>
+      </w:pPr>
+      <w:rPr>
+        <w:u w:val="none"/>
+      </w:rPr>
+    </w:lvl>
+    <w:lvl w:ilvl="7">
+      <w:start w:val="1"/>
+      <w:numFmt w:val="lowerLetter"/>
+      <w:lvlText w:val="%8."/>
+      <w:lvlJc w:val="left"/>
+      <w:pPr>
+        <w:ind w:left="5760" w:hanging="360"/>
+      </w:pPr>
+      <w:rPr>
+        <w:u w:val="none"/>
+      </w:rPr>
+    </w:lvl>
+    <w:lvl w:ilvl="8">
+      <w:start w:val="1"/>
+      <w:numFmt w:val="lowerRoman"/>
+      <w:lvlText w:val="%9."/>
+      <w:lvlJc w:val="left"/>
+      <w:pPr>
+        <w:ind w:left="6480" w:hanging="360"/>
+      </w:pPr>
+      <w:rPr>
+        <w:u w:val="none"/>
+      </w:rPr>
+    </w:lvl>
+  </w:abstractNum>
+  <w:abstractNum w:abstractNumId="32">
+    <w:lvl w:ilvl="0">
+      <w:start w:val="1"/>
+      <w:numFmt w:val="decimal"/>
+      <w:lvlText w:val="%1."/>
+      <w:lvlJc w:val="left"/>
+      <w:pPr>
+        <w:ind w:left="720" w:hanging="360"/>
+      </w:pPr>
+      <w:rPr>
+        <w:u w:val="none"/>
+      </w:rPr>
+    </w:lvl>
+    <w:lvl w:ilvl="1">
+      <w:start w:val="1"/>
+      <w:numFmt w:val="lowerLetter"/>
+      <w:lvlText w:val="%2."/>
+      <w:lvlJc w:val="left"/>
+      <w:pPr>
+        <w:ind w:left="1440" w:hanging="360"/>
+      </w:pPr>
+      <w:rPr>
+        <w:u w:val="none"/>
+      </w:rPr>
+    </w:lvl>
+    <w:lvl w:ilvl="2">
+      <w:start w:val="1"/>
+      <w:numFmt w:val="lowerRoman"/>
+      <w:lvlText w:val="%3."/>
+      <w:lvlJc w:val="left"/>
+      <w:pPr>
+        <w:ind w:left="2160" w:hanging="360"/>
+      </w:pPr>
+      <w:rPr>
+        <w:u w:val="none"/>
+      </w:rPr>
+    </w:lvl>
+    <w:lvl w:ilvl="3">
+      <w:start w:val="1"/>
+      <w:numFmt w:val="decimal"/>
+      <w:lvlText w:val="%4."/>
+      <w:lvlJc w:val="left"/>
+      <w:pPr>
+        <w:ind w:left="2880" w:hanging="360"/>
+      </w:pPr>
+      <w:rPr>
+        <w:u w:val="none"/>
+      </w:rPr>
+    </w:lvl>
+    <w:lvl w:ilvl="4">
+      <w:start w:val="1"/>
+      <w:numFmt w:val="lowerLetter"/>
+      <w:lvlText w:val="%5."/>
+      <w:lvlJc w:val="left"/>
+      <w:pPr>
+        <w:ind w:left="3600" w:hanging="360"/>
+      </w:pPr>
+      <w:rPr>
+        <w:u w:val="none"/>
+      </w:rPr>
+    </w:lvl>
+    <w:lvl w:ilvl="5">
+      <w:start w:val="1"/>
+      <w:numFmt w:val="lowerRoman"/>
+      <w:lvlText w:val="%6."/>
+      <w:lvlJc w:val="left"/>
+      <w:pPr>
+        <w:ind w:left="4320" w:hanging="360"/>
+      </w:pPr>
+      <w:rPr>
+        <w:u w:val="none"/>
+      </w:rPr>
+    </w:lvl>
+    <w:lvl w:ilvl="6">
+      <w:start w:val="1"/>
+      <w:numFmt w:val="decimal"/>
+      <w:lvlText w:val="%7."/>
+      <w:lvlJc w:val="left"/>
+      <w:pPr>
+        <w:ind w:left="5040" w:hanging="360"/>
+      </w:pPr>
+      <w:rPr>
+        <w:u w:val="none"/>
+      </w:rPr>
+    </w:lvl>
+    <w:lvl w:ilvl="7">
+      <w:start w:val="1"/>
+      <w:numFmt w:val="lowerLetter"/>
+      <w:lvlText w:val="%8."/>
+      <w:lvlJc w:val="left"/>
+      <w:pPr>
+        <w:ind w:left="5760" w:hanging="360"/>
+      </w:pPr>
+      <w:rPr>
+        <w:u w:val="none"/>
+      </w:rPr>
+    </w:lvl>
+    <w:lvl w:ilvl="8">
+      <w:start w:val="1"/>
+      <w:numFmt w:val="lowerRoman"/>
+      <w:lvlText w:val="%9."/>
+      <w:lvlJc w:val="left"/>
+      <w:pPr>
+        <w:ind w:left="6480" w:hanging="360"/>
+      </w:pPr>
+      <w:rPr>
+        <w:u w:val="none"/>
+      </w:rPr>
+    </w:lvl>
+  </w:abstractNum>
+  <w:abstractNum w:abstractNumId="33">
+    <w:lvl w:ilvl="0">
+      <w:start w:val="1"/>
+      <w:numFmt w:val="bullet"/>
+      <w:lvlText w:val="●"/>
+      <w:lvlJc w:val="left"/>
+      <w:pPr>
+        <w:ind w:left="720" w:hanging="360"/>
+      </w:pPr>
+      <w:rPr>
+        <w:u w:val="none"/>
+      </w:rPr>
+    </w:lvl>
+    <w:lvl w:ilvl="1">
+      <w:start w:val="1"/>
+      <w:numFmt w:val="bullet"/>
+      <w:lvlText w:val="○"/>
+      <w:lvlJc w:val="left"/>
+      <w:pPr>
+        <w:ind w:left="1440" w:hanging="360"/>
+      </w:pPr>
+      <w:rPr>
+        <w:u w:val="none"/>
+      </w:rPr>
+    </w:lvl>
+    <w:lvl w:ilvl="2">
+      <w:start w:val="1"/>
+      <w:numFmt w:val="bullet"/>
+      <w:lvlText w:val="■"/>
+      <w:lvlJc w:val="left"/>
+      <w:pPr>
+        <w:ind w:left="2160" w:hanging="360"/>
+      </w:pPr>
+      <w:rPr>
+        <w:u w:val="none"/>
+      </w:rPr>
+    </w:lvl>
+    <w:lvl w:ilvl="3">
+      <w:start w:val="1"/>
+      <w:numFmt w:val="bullet"/>
+      <w:lvlText w:val="●"/>
+      <w:lvlJc w:val="left"/>
+      <w:pPr>
+        <w:ind w:left="2880" w:hanging="360"/>
+      </w:pPr>
+      <w:rPr>
+        <w:u w:val="none"/>
+      </w:rPr>
+    </w:lvl>
+    <w:lvl w:ilvl="4">
+      <w:start w:val="1"/>
+      <w:numFmt w:val="bullet"/>
+      <w:lvlText w:val="○"/>
+      <w:lvlJc w:val="left"/>
+      <w:pPr>
+        <w:ind w:left="3600" w:hanging="360"/>
+      </w:pPr>
+      <w:rPr>
+        <w:u w:val="none"/>
+      </w:rPr>
+    </w:lvl>
+    <w:lvl w:ilvl="5">
+      <w:start w:val="1"/>
+      <w:numFmt w:val="bullet"/>
+      <w:lvlText w:val="■"/>
+      <w:lvlJc w:val="left"/>
+      <w:pPr>
+        <w:ind w:left="4320" w:hanging="360"/>
+      </w:pPr>
+      <w:rPr>
+        <w:u w:val="none"/>
+      </w:rPr>
+    </w:lvl>
+    <w:lvl w:ilvl="6">
+      <w:start w:val="1"/>
+      <w:numFmt w:val="bullet"/>
+      <w:lvlText w:val="●"/>
+      <w:lvlJc w:val="left"/>
+      <w:pPr>
+        <w:ind w:left="5040" w:hanging="360"/>
+      </w:pPr>
+      <w:rPr>
+        <w:u w:val="none"/>
+      </w:rPr>
+    </w:lvl>
+    <w:lvl w:ilvl="7">
+      <w:start w:val="1"/>
+      <w:numFmt w:val="bullet"/>
+      <w:lvlText w:val="○"/>
+      <w:lvlJc w:val="left"/>
+      <w:pPr>
+        <w:ind w:left="5760" w:hanging="360"/>
+      </w:pPr>
+      <w:rPr>
+        <w:u w:val="none"/>
+      </w:rPr>
+    </w:lvl>
+    <w:lvl w:ilvl="8">
+      <w:start w:val="1"/>
+      <w:numFmt w:val="bullet"/>
+      <w:lvlText w:val="■"/>
+      <w:lvlJc w:val="left"/>
+      <w:pPr>
+        <w:ind w:left="6480" w:hanging="360"/>
+      </w:pPr>
+      <w:rPr>
+        <w:u w:val="none"/>
+      </w:rPr>
+    </w:lvl>
+  </w:abstractNum>
+  <w:abstractNum w:abstractNumId="34">
+    <w:lvl w:ilvl="0">
+      <w:start w:val="1"/>
+      <w:numFmt w:val="decimal"/>
+      <w:lvlText w:val="%1."/>
+      <w:lvlJc w:val="left"/>
+      <w:pPr>
+        <w:ind w:left="720" w:hanging="360"/>
+      </w:pPr>
+      <w:rPr>
+        <w:u w:val="none"/>
+      </w:rPr>
+    </w:lvl>
+    <w:lvl w:ilvl="1">
+      <w:start w:val="1"/>
+      <w:numFmt w:val="lowerLetter"/>
+      <w:lvlText w:val="%2."/>
+      <w:lvlJc w:val="left"/>
+      <w:pPr>
+        <w:ind w:left="1440" w:hanging="360"/>
+      </w:pPr>
+      <w:rPr>
+        <w:u w:val="none"/>
+      </w:rPr>
+    </w:lvl>
+    <w:lvl w:ilvl="2">
+      <w:start w:val="1"/>
+      <w:numFmt w:val="lowerRoman"/>
+      <w:lvlText w:val="%3."/>
+      <w:lvlJc w:val="left"/>
+      <w:pPr>
+        <w:ind w:left="2160" w:hanging="360"/>
+      </w:pPr>
+      <w:rPr>
+        <w:u w:val="none"/>
+      </w:rPr>
+    </w:lvl>
+    <w:lvl w:ilvl="3">
+      <w:start w:val="1"/>
+      <w:numFmt w:val="decimal"/>
+      <w:lvlText w:val="%4."/>
+      <w:lvlJc w:val="left"/>
+      <w:pPr>
+        <w:ind w:left="2880" w:hanging="360"/>
+      </w:pPr>
+      <w:rPr>
+        <w:u w:val="none"/>
+      </w:rPr>
+    </w:lvl>
+    <w:lvl w:ilvl="4">
+      <w:start w:val="1"/>
+      <w:numFmt w:val="lowerLetter"/>
+      <w:lvlText w:val="%5."/>
+      <w:lvlJc w:val="left"/>
+      <w:pPr>
+        <w:ind w:left="3600" w:hanging="360"/>
+      </w:pPr>
+      <w:rPr>
+        <w:u w:val="none"/>
+      </w:rPr>
+    </w:lvl>
+    <w:lvl w:ilvl="5">
+      <w:start w:val="1"/>
+      <w:numFmt w:val="lowerRoman"/>
+      <w:lvlText w:val="%6."/>
+      <w:lvlJc w:val="left"/>
+      <w:pPr>
+        <w:ind w:left="4320" w:hanging="360"/>
+      </w:pPr>
+      <w:rPr>
+        <w:u w:val="none"/>
+      </w:rPr>
+    </w:lvl>
+    <w:lvl w:ilvl="6">
+      <w:start w:val="1"/>
+      <w:numFmt w:val="decimal"/>
+      <w:lvlText w:val="%7."/>
+      <w:lvlJc w:val="left"/>
+      <w:pPr>
+        <w:ind w:left="5040" w:hanging="360"/>
+      </w:pPr>
+      <w:rPr>
+        <w:u w:val="none"/>
+      </w:rPr>
+    </w:lvl>
+    <w:lvl w:ilvl="7">
+      <w:start w:val="1"/>
+      <w:numFmt w:val="lowerLetter"/>
+      <w:lvlText w:val="%8."/>
+      <w:lvlJc w:val="left"/>
+      <w:pPr>
+        <w:ind w:left="5760" w:hanging="360"/>
+      </w:pPr>
+      <w:rPr>
+        <w:u w:val="none"/>
+      </w:rPr>
+    </w:lvl>
+    <w:lvl w:ilvl="8">
+      <w:start w:val="1"/>
+      <w:numFmt w:val="lowerRoman"/>
+      <w:lvlText w:val="%9."/>
+      <w:lvlJc w:val="left"/>
+      <w:pPr>
+        <w:ind w:left="6480" w:hanging="360"/>
+      </w:pPr>
+      <w:rPr>
+        <w:u w:val="none"/>
+      </w:rPr>
+    </w:lvl>
+  </w:abstractNum>
+  <w:abstractNum w:abstractNumId="35">
+    <w:lvl w:ilvl="0">
+      <w:start w:val="1"/>
+      <w:numFmt w:val="decimal"/>
+      <w:lvlText w:val="%1."/>
+      <w:lvlJc w:val="left"/>
+      <w:pPr>
+        <w:ind w:left="720" w:hanging="360"/>
+      </w:pPr>
+      <w:rPr>
+        <w:u w:val="none"/>
+      </w:rPr>
+    </w:lvl>
+    <w:lvl w:ilvl="1">
+      <w:start w:val="1"/>
+      <w:numFmt w:val="lowerLetter"/>
+      <w:lvlText w:val="%2."/>
+      <w:lvlJc w:val="left"/>
+      <w:pPr>
+        <w:ind w:left="1440" w:hanging="360"/>
+      </w:pPr>
+      <w:rPr>
+        <w:u w:val="none"/>
+      </w:rPr>
+    </w:lvl>
+    <w:lvl w:ilvl="2">
+      <w:start w:val="1"/>
+      <w:numFmt w:val="lowerRoman"/>
+      <w:lvlText w:val="%3."/>
+      <w:lvlJc w:val="left"/>
+      <w:pPr>
+        <w:ind w:left="2160" w:hanging="360"/>
+      </w:pPr>
+      <w:rPr>
+        <w:u w:val="none"/>
+      </w:rPr>
+    </w:lvl>
+    <w:lvl w:ilvl="3">
+      <w:start w:val="1"/>
+      <w:numFmt w:val="decimal"/>
+      <w:lvlText w:val="%4."/>
+      <w:lvlJc w:val="left"/>
+      <w:pPr>
+        <w:ind w:left="2880" w:hanging="360"/>
+      </w:pPr>
+      <w:rPr>
+        <w:u w:val="none"/>
+      </w:rPr>
+    </w:lvl>
+    <w:lvl w:ilvl="4">
+      <w:start w:val="1"/>
+      <w:numFmt w:val="lowerLetter"/>
+      <w:lvlText w:val="%5."/>
+      <w:lvlJc w:val="left"/>
+      <w:pPr>
+        <w:ind w:left="3600" w:hanging="360"/>
+      </w:pPr>
+      <w:rPr>
+        <w:u w:val="none"/>
+      </w:rPr>
+    </w:lvl>
+    <w:lvl w:ilvl="5">
+      <w:start w:val="1"/>
+      <w:numFmt w:val="lowerRoman"/>
+      <w:lvlText w:val="%6."/>
+      <w:lvlJc w:val="left"/>
+      <w:pPr>
+        <w:ind w:left="4320" w:hanging="360"/>
+      </w:pPr>
+      <w:rPr>
+        <w:u w:val="none"/>
+      </w:rPr>
+    </w:lvl>
+    <w:lvl w:ilvl="6">
+      <w:start w:val="1"/>
+      <w:numFmt w:val="decimal"/>
+      <w:lvlText w:val="%7."/>
+      <w:lvlJc w:val="left"/>
+      <w:pPr>
+        <w:ind w:left="5040" w:hanging="360"/>
+      </w:pPr>
+      <w:rPr>
+        <w:u w:val="none"/>
+      </w:rPr>
+    </w:lvl>
+    <w:lvl w:ilvl="7">
+      <w:start w:val="1"/>
+      <w:numFmt w:val="lowerLetter"/>
+      <w:lvlText w:val="%8."/>
+      <w:lvlJc w:val="left"/>
+      <w:pPr>
+        <w:ind w:left="5760" w:hanging="360"/>
+      </w:pPr>
+      <w:rPr>
+        <w:u w:val="none"/>
+      </w:rPr>
+    </w:lvl>
+    <w:lvl w:ilvl="8">
+      <w:start w:val="1"/>
+      <w:numFmt w:val="lowerRoman"/>
+      <w:lvlText w:val="%9."/>
+      <w:lvlJc w:val="left"/>
+      <w:pPr>
+        <w:ind w:left="6480" w:hanging="360"/>
+      </w:pPr>
+      <w:rPr>
+        <w:u w:val="none"/>
+      </w:rPr>
+    </w:lvl>
+  </w:abstractNum>
+  <w:abstractNum w:abstractNumId="36">
+    <w:lvl w:ilvl="0">
+      <w:start w:val="1"/>
+      <w:numFmt w:val="bullet"/>
+      <w:lvlText w:val="●"/>
+      <w:lvlJc w:val="left"/>
+      <w:pPr>
+        <w:ind w:left="720" w:hanging="360"/>
+      </w:pPr>
+      <w:rPr>
+        <w:u w:val="none"/>
+      </w:rPr>
+    </w:lvl>
+    <w:lvl w:ilvl="1">
+      <w:start w:val="1"/>
+      <w:numFmt w:val="bullet"/>
+      <w:lvlText w:val="○"/>
+      <w:lvlJc w:val="left"/>
+      <w:pPr>
+        <w:ind w:left="1440" w:hanging="360"/>
+      </w:pPr>
+      <w:rPr>
+        <w:u w:val="none"/>
+      </w:rPr>
+    </w:lvl>
+    <w:lvl w:ilvl="2">
+      <w:start w:val="1"/>
+      <w:numFmt w:val="bullet"/>
+      <w:lvlText w:val="■"/>
+      <w:lvlJc w:val="left"/>
+      <w:pPr>
+        <w:ind w:left="2160" w:hanging="360"/>
+      </w:pPr>
+      <w:rPr>
+        <w:u w:val="none"/>
+      </w:rPr>
+    </w:lvl>
+    <w:lvl w:ilvl="3">
+      <w:start w:val="1"/>
+      <w:numFmt w:val="bullet"/>
+      <w:lvlText w:val="●"/>
+      <w:lvlJc w:val="left"/>
+      <w:pPr>
+        <w:ind w:left="2880" w:hanging="360"/>
+      </w:pPr>
+      <w:rPr>
+        <w:u w:val="none"/>
+      </w:rPr>
+    </w:lvl>
+    <w:lvl w:ilvl="4">
+      <w:start w:val="1"/>
+      <w:numFmt w:val="bullet"/>
+      <w:lvlText w:val="○"/>
+      <w:lvlJc w:val="left"/>
+      <w:pPr>
+        <w:ind w:left="3600" w:hanging="360"/>
+      </w:pPr>
+      <w:rPr>
+        <w:u w:val="none"/>
+      </w:rPr>
+    </w:lvl>
+    <w:lvl w:ilvl="5">
+      <w:start w:val="1"/>
+      <w:numFmt w:val="bullet"/>
+      <w:lvlText w:val="■"/>
+      <w:lvlJc w:val="left"/>
+      <w:pPr>
+        <w:ind w:left="4320" w:hanging="360"/>
+      </w:pPr>
+      <w:rPr>
+        <w:u w:val="none"/>
+      </w:rPr>
+    </w:lvl>
+    <w:lvl w:ilvl="6">
+      <w:start w:val="1"/>
+      <w:numFmt w:val="bullet"/>
+      <w:lvlText w:val="●"/>
+      <w:lvlJc w:val="left"/>
+      <w:pPr>
+        <w:ind w:left="5040" w:hanging="360"/>
+      </w:pPr>
+      <w:rPr>
+        <w:u w:val="none"/>
+      </w:rPr>
+    </w:lvl>
+    <w:lvl w:ilvl="7">
+      <w:start w:val="1"/>
+      <w:numFmt w:val="bullet"/>
+      <w:lvlText w:val="○"/>
+      <w:lvlJc w:val="left"/>
+      <w:pPr>
+        <w:ind w:left="5760" w:hanging="360"/>
+      </w:pPr>
+      <w:rPr>
+        <w:u w:val="none"/>
+      </w:rPr>
+    </w:lvl>
+    <w:lvl w:ilvl="8">
+      <w:start w:val="1"/>
+      <w:numFmt w:val="bullet"/>
+      <w:lvlText w:val="■"/>
+      <w:lvlJc w:val="left"/>
+      <w:pPr>
+        <w:ind w:left="6480" w:hanging="360"/>
+      </w:pPr>
+      <w:rPr>
+        <w:u w:val="none"/>
+      </w:rPr>
+    </w:lvl>
+  </w:abstractNum>
+  <w:abstractNum w:abstractNumId="37">
+    <w:lvl w:ilvl="0">
+      <w:start w:val="1"/>
+      <w:numFmt w:val="decimal"/>
+      <w:lvlText w:val="%1."/>
+      <w:lvlJc w:val="left"/>
+      <w:pPr>
+        <w:ind w:left="720" w:hanging="360"/>
+      </w:pPr>
+      <w:rPr>
+        <w:u w:val="none"/>
+      </w:rPr>
+    </w:lvl>
+    <w:lvl w:ilvl="1">
+      <w:start w:val="1"/>
+      <w:numFmt w:val="lowerLetter"/>
+      <w:lvlText w:val="%2."/>
+      <w:lvlJc w:val="left"/>
+      <w:pPr>
+        <w:ind w:left="1440" w:hanging="360"/>
+      </w:pPr>
+      <w:rPr>
+        <w:u w:val="none"/>
+      </w:rPr>
+    </w:lvl>
+    <w:lvl w:ilvl="2">
+      <w:start w:val="1"/>
+      <w:numFmt w:val="lowerRoman"/>
+      <w:lvlText w:val="%3."/>
+      <w:lvlJc w:val="left"/>
+      <w:pPr>
+        <w:ind w:left="2160" w:hanging="360"/>
+      </w:pPr>
+      <w:rPr>
+        <w:u w:val="none"/>
+      </w:rPr>
+    </w:lvl>
+    <w:lvl w:ilvl="3">
+      <w:start w:val="1"/>
+      <w:numFmt w:val="decimal"/>
+      <w:lvlText w:val="%4."/>
+      <w:lvlJc w:val="left"/>
+      <w:pPr>
+        <w:ind w:left="2880" w:hanging="360"/>
+      </w:pPr>
+      <w:rPr>
+        <w:u w:val="none"/>
+      </w:rPr>
+    </w:lvl>
+    <w:lvl w:ilvl="4">
+      <w:start w:val="1"/>
+      <w:numFmt w:val="lowerLetter"/>
+      <w:lvlText w:val="%5."/>
+      <w:lvlJc w:val="left"/>
+      <w:pPr>
+        <w:ind w:left="3600" w:hanging="360"/>
+      </w:pPr>
+      <w:rPr>
+        <w:u w:val="none"/>
+      </w:rPr>
+    </w:lvl>
+    <w:lvl w:ilvl="5">
+      <w:start w:val="1"/>
+      <w:numFmt w:val="lowerRoman"/>
+      <w:lvlText w:val="%6."/>
+      <w:lvlJc w:val="left"/>
+      <w:pPr>
+        <w:ind w:left="4320" w:hanging="360"/>
+      </w:pPr>
+      <w:rPr>
+        <w:u w:val="none"/>
+      </w:rPr>
+    </w:lvl>
+    <w:lvl w:ilvl="6">
+      <w:start w:val="1"/>
+      <w:numFmt w:val="decimal"/>
+      <w:lvlText w:val="%7."/>
+      <w:lvlJc w:val="left"/>
+      <w:pPr>
+        <w:ind w:left="5040" w:hanging="360"/>
+      </w:pPr>
+      <w:rPr>
+        <w:u w:val="none"/>
+      </w:rPr>
+    </w:lvl>
+    <w:lvl w:ilvl="7">
+      <w:start w:val="1"/>
+      <w:numFmt w:val="lowerLetter"/>
+      <w:lvlText w:val="%8."/>
+      <w:lvlJc w:val="left"/>
+      <w:pPr>
+        <w:ind w:left="5760" w:hanging="360"/>
+      </w:pPr>
+      <w:rPr>
+        <w:u w:val="none"/>
+      </w:rPr>
+    </w:lvl>
+    <w:lvl w:ilvl="8">
+      <w:start w:val="1"/>
+      <w:numFmt w:val="lowerRoman"/>
+      <w:lvlText w:val="%9."/>
+      <w:lvlJc w:val="left"/>
+      <w:pPr>
+        <w:ind w:left="6480" w:hanging="360"/>
+      </w:pPr>
+      <w:rPr>
+        <w:u w:val="none"/>
+      </w:rPr>
+    </w:lvl>
+  </w:abstractNum>
+  <w:abstractNum w:abstractNumId="38">
+    <w:lvl w:ilvl="0">
+      <w:start w:val="1"/>
+      <w:numFmt w:val="bullet"/>
+      <w:lvlText w:val="●"/>
+      <w:lvlJc w:val="left"/>
+      <w:pPr>
+        <w:ind w:left="720" w:hanging="360"/>
+      </w:pPr>
+      <w:rPr>
+        <w:u w:val="none"/>
+      </w:rPr>
+    </w:lvl>
+    <w:lvl w:ilvl="1">
+      <w:start w:val="1"/>
+      <w:numFmt w:val="bullet"/>
+      <w:lvlText w:val="○"/>
+      <w:lvlJc w:val="left"/>
+      <w:pPr>
+        <w:ind w:left="1440" w:hanging="360"/>
+      </w:pPr>
+      <w:rPr>
+        <w:u w:val="none"/>
+      </w:rPr>
+    </w:lvl>
+    <w:lvl w:ilvl="2">
+      <w:start w:val="1"/>
+      <w:numFmt w:val="bullet"/>
+      <w:lvlText w:val="■"/>
+      <w:lvlJc w:val="left"/>
+      <w:pPr>
+        <w:ind w:left="2160" w:hanging="360"/>
+      </w:pPr>
+      <w:rPr>
+        <w:u w:val="none"/>
+      </w:rPr>
+    </w:lvl>
+    <w:lvl w:ilvl="3">
+      <w:start w:val="1"/>
+      <w:numFmt w:val="bullet"/>
+      <w:lvlText w:val="●"/>
+      <w:lvlJc w:val="left"/>
+      <w:pPr>
+        <w:ind w:left="2880" w:hanging="360"/>
+      </w:pPr>
+      <w:rPr>
+        <w:u w:val="none"/>
+      </w:rPr>
+    </w:lvl>
+    <w:lvl w:ilvl="4">
+      <w:start w:val="1"/>
+      <w:numFmt w:val="bullet"/>
+      <w:lvlText w:val="○"/>
+      <w:lvlJc w:val="left"/>
+      <w:pPr>
+        <w:ind w:left="3600" w:hanging="360"/>
+      </w:pPr>
+      <w:rPr>
+        <w:u w:val="none"/>
+      </w:rPr>
+    </w:lvl>
+    <w:lvl w:ilvl="5">
+      <w:start w:val="1"/>
+      <w:numFmt w:val="bullet"/>
+      <w:lvlText w:val="■"/>
+      <w:lvlJc w:val="left"/>
+      <w:pPr>
+        <w:ind w:left="4320" w:hanging="360"/>
+      </w:pPr>
+      <w:rPr>
+        <w:u w:val="none"/>
+      </w:rPr>
+    </w:lvl>
+    <w:lvl w:ilvl="6">
+      <w:start w:val="1"/>
+      <w:numFmt w:val="bullet"/>
+      <w:lvlText w:val="●"/>
+      <w:lvlJc w:val="left"/>
+      <w:pPr>
+        <w:ind w:left="5040" w:hanging="360"/>
+      </w:pPr>
+      <w:rPr>
+        <w:u w:val="none"/>
+      </w:rPr>
+    </w:lvl>
+    <w:lvl w:ilvl="7">
+      <w:start w:val="1"/>
+      <w:numFmt w:val="bullet"/>
+      <w:lvlText w:val="○"/>
+      <w:lvlJc w:val="left"/>
+      <w:pPr>
+        <w:ind w:left="5760" w:hanging="360"/>
+      </w:pPr>
+      <w:rPr>
+        <w:u w:val="none"/>
+      </w:rPr>
+    </w:lvl>
+    <w:lvl w:ilvl="8">
+      <w:start w:val="1"/>
+      <w:numFmt w:val="bullet"/>
+      <w:lvlText w:val="■"/>
+      <w:lvlJc w:val="left"/>
+      <w:pPr>
+        <w:ind w:left="6480" w:hanging="360"/>
+      </w:pPr>
+      <w:rPr>
+        <w:u w:val="none"/>
+      </w:rPr>
+    </w:lvl>
+  </w:abstractNum>
+  <w:abstractNum w:abstractNumId="39">
+    <w:lvl w:ilvl="0">
+      <w:start w:val="1"/>
+      <w:numFmt w:val="bullet"/>
+      <w:lvlText w:val="●"/>
+      <w:lvlJc w:val="left"/>
+      <w:pPr>
+        <w:ind w:left="720" w:hanging="360"/>
+      </w:pPr>
+      <w:rPr>
+        <w:u w:val="none"/>
+      </w:rPr>
+    </w:lvl>
+    <w:lvl w:ilvl="1">
+      <w:start w:val="1"/>
+      <w:numFmt w:val="bullet"/>
+      <w:lvlText w:val="○"/>
+      <w:lvlJc w:val="left"/>
+      <w:pPr>
+        <w:ind w:left="1440" w:hanging="360"/>
+      </w:pPr>
+      <w:rPr>
+        <w:u w:val="none"/>
+      </w:rPr>
+    </w:lvl>
+    <w:lvl w:ilvl="2">
+      <w:start w:val="1"/>
+      <w:numFmt w:val="bullet"/>
+      <w:lvlText w:val="■"/>
+      <w:lvlJc w:val="left"/>
+      <w:pPr>
+        <w:ind w:left="2160" w:hanging="360"/>
+      </w:pPr>
+      <w:rPr>
+        <w:u w:val="none"/>
+      </w:rPr>
+    </w:lvl>
+    <w:lvl w:ilvl="3">
+      <w:start w:val="1"/>
+      <w:numFmt w:val="bullet"/>
+      <w:lvlText w:val="●"/>
+      <w:lvlJc w:val="left"/>
+      <w:pPr>
+        <w:ind w:left="2880" w:hanging="360"/>
+      </w:pPr>
+      <w:rPr>
+        <w:u w:val="none"/>
+      </w:rPr>
+    </w:lvl>
+    <w:lvl w:ilvl="4">
+      <w:start w:val="1"/>
+      <w:numFmt w:val="bullet"/>
+      <w:lvlText w:val="○"/>
+      <w:lvlJc w:val="left"/>
+      <w:pPr>
+        <w:ind w:left="3600" w:hanging="360"/>
+      </w:pPr>
+      <w:rPr>
+        <w:u w:val="none"/>
+      </w:rPr>
+    </w:lvl>
+    <w:lvl w:ilvl="5">
+      <w:start w:val="1"/>
+      <w:numFmt w:val="bullet"/>
+      <w:lvlText w:val="■"/>
+      <w:lvlJc w:val="left"/>
+      <w:pPr>
+        <w:ind w:left="4320" w:hanging="360"/>
+      </w:pPr>
+      <w:rPr>
+        <w:u w:val="none"/>
+      </w:rPr>
+    </w:lvl>
+    <w:lvl w:ilvl="6">
+      <w:start w:val="1"/>
+      <w:numFmt w:val="bullet"/>
+      <w:lvlText w:val="●"/>
+      <w:lvlJc w:val="left"/>
+      <w:pPr>
+        <w:ind w:left="5040" w:hanging="360"/>
+      </w:pPr>
+      <w:rPr>
+        <w:u w:val="none"/>
+      </w:rPr>
+    </w:lvl>
+    <w:lvl w:ilvl="7">
+      <w:start w:val="1"/>
+      <w:numFmt w:val="bullet"/>
+      <w:lvlText w:val="○"/>
+      <w:lvlJc w:val="left"/>
+      <w:pPr>
+        <w:ind w:left="5760" w:hanging="360"/>
+      </w:pPr>
+      <w:rPr>
+        <w:u w:val="none"/>
+      </w:rPr>
+    </w:lvl>
+    <w:lvl w:ilvl="8">
+      <w:start w:val="1"/>
+      <w:numFmt w:val="bullet"/>
+      <w:lvlText w:val="■"/>
+      <w:lvlJc w:val="left"/>
+      <w:pPr>
+        <w:ind w:left="6480" w:hanging="360"/>
+      </w:pPr>
+      <w:rPr>
+        <w:u w:val="none"/>
+      </w:rPr>
+    </w:lvl>
+  </w:abstractNum>
+  <w:abstractNum w:abstractNumId="40">
+    <w:lvl w:ilvl="0">
+      <w:start w:val="1"/>
+      <w:numFmt w:val="bullet"/>
+      <w:lvlText w:val="●"/>
+      <w:lvlJc w:val="left"/>
+      <w:pPr>
+        <w:ind w:left="720" w:hanging="360"/>
+      </w:pPr>
+      <w:rPr>
+        <w:u w:val="none"/>
+      </w:rPr>
+    </w:lvl>
+    <w:lvl w:ilvl="1">
+      <w:start w:val="1"/>
+      <w:numFmt w:val="bullet"/>
+      <w:lvlText w:val="○"/>
+      <w:lvlJc w:val="left"/>
+      <w:pPr>
+        <w:ind w:left="1440" w:hanging="360"/>
+      </w:pPr>
+      <w:rPr>
+        <w:u w:val="none"/>
+      </w:rPr>
+    </w:lvl>
+    <w:lvl w:ilvl="2">
+      <w:start w:val="1"/>
+      <w:numFmt w:val="bullet"/>
+      <w:lvlText w:val="■"/>
+      <w:lvlJc w:val="left"/>
+      <w:pPr>
+        <w:ind w:left="2160" w:hanging="360"/>
+      </w:pPr>
+      <w:rPr>
+        <w:u w:val="none"/>
+      </w:rPr>
+    </w:lvl>
+    <w:lvl w:ilvl="3">
+      <w:start w:val="1"/>
+      <w:numFmt w:val="bullet"/>
+      <w:lvlText w:val="●"/>
+      <w:lvlJc w:val="left"/>
+      <w:pPr>
+        <w:ind w:left="2880" w:hanging="360"/>
+      </w:pPr>
+      <w:rPr>
+        <w:u w:val="none"/>
+      </w:rPr>
+    </w:lvl>
+    <w:lvl w:ilvl="4">
+      <w:start w:val="1"/>
+      <w:numFmt w:val="bullet"/>
+      <w:lvlText w:val="○"/>
+      <w:lvlJc w:val="left"/>
+      <w:pPr>
+        <w:ind w:left="3600" w:hanging="360"/>
+      </w:pPr>
+      <w:rPr>
+        <w:u w:val="none"/>
+      </w:rPr>
+    </w:lvl>
+    <w:lvl w:ilvl="5">
+      <w:start w:val="1"/>
+      <w:numFmt w:val="bullet"/>
+      <w:lvlText w:val="■"/>
+      <w:lvlJc w:val="left"/>
+      <w:pPr>
+        <w:ind w:left="4320" w:hanging="360"/>
+      </w:pPr>
+      <w:rPr>
+        <w:u w:val="none"/>
+      </w:rPr>
+    </w:lvl>
+    <w:lvl w:ilvl="6">
+      <w:start w:val="1"/>
+      <w:numFmt w:val="bullet"/>
+      <w:lvlText w:val="●"/>
+      <w:lvlJc w:val="left"/>
+      <w:pPr>
+        <w:ind w:left="5040" w:hanging="360"/>
+      </w:pPr>
+      <w:rPr>
+        <w:u w:val="none"/>
+      </w:rPr>
+    </w:lvl>
+    <w:lvl w:ilvl="7">
+      <w:start w:val="1"/>
+      <w:numFmt w:val="bullet"/>
+      <w:lvlText w:val="○"/>
+      <w:lvlJc w:val="left"/>
+      <w:pPr>
+        <w:ind w:left="5760" w:hanging="360"/>
+      </w:pPr>
+      <w:rPr>
+        <w:u w:val="none"/>
+      </w:rPr>
+    </w:lvl>
+    <w:lvl w:ilvl="8">
+      <w:start w:val="1"/>
+      <w:numFmt w:val="bullet"/>
+      <w:lvlText w:val="■"/>
+      <w:lvlJc w:val="left"/>
+      <w:pPr>
+        <w:ind w:left="6480" w:hanging="360"/>
+      </w:pPr>
+      <w:rPr>
+        <w:u w:val="none"/>
+      </w:rPr>
+    </w:lvl>
+  </w:abstractNum>
+  <w:abstractNum w:abstractNumId="41">
+    <w:lvl w:ilvl="0">
+      <w:start w:val="1"/>
+      <w:numFmt w:val="decimal"/>
+      <w:lvlText w:val="%1."/>
+      <w:lvlJc w:val="left"/>
+      <w:pPr>
+        <w:ind w:left="720" w:hanging="360"/>
+      </w:pPr>
+      <w:rPr>
+        <w:u w:val="none"/>
+      </w:rPr>
+    </w:lvl>
+    <w:lvl w:ilvl="1">
+      <w:start w:val="1"/>
+      <w:numFmt w:val="lowerLetter"/>
+      <w:lvlText w:val="%2."/>
+      <w:lvlJc w:val="left"/>
+      <w:pPr>
+        <w:ind w:left="1440" w:hanging="360"/>
+      </w:pPr>
+      <w:rPr>
+        <w:u w:val="none"/>
+      </w:rPr>
+    </w:lvl>
+    <w:lvl w:ilvl="2">
+      <w:start w:val="1"/>
+      <w:numFmt w:val="lowerRoman"/>
+      <w:lvlText w:val="%3."/>
+      <w:lvlJc w:val="left"/>
+      <w:pPr>
+        <w:ind w:left="2160" w:hanging="360"/>
+      </w:pPr>
+      <w:rPr>
+        <w:u w:val="none"/>
+      </w:rPr>
+    </w:lvl>
+    <w:lvl w:ilvl="3">
+      <w:start w:val="1"/>
+      <w:numFmt w:val="decimal"/>
+      <w:lvlText w:val="%4."/>
+      <w:lvlJc w:val="left"/>
+      <w:pPr>
+        <w:ind w:left="2880" w:hanging="360"/>
+      </w:pPr>
+      <w:rPr>
+        <w:u w:val="none"/>
+      </w:rPr>
+    </w:lvl>
+    <w:lvl w:ilvl="4">
+      <w:start w:val="1"/>
+      <w:numFmt w:val="lowerLetter"/>
+      <w:lvlText w:val="%5."/>
+      <w:lvlJc w:val="left"/>
+      <w:pPr>
+        <w:ind w:left="3600" w:hanging="360"/>
+      </w:pPr>
+      <w:rPr>
+        <w:u w:val="none"/>
+      </w:rPr>
+    </w:lvl>
+    <w:lvl w:ilvl="5">
+      <w:start w:val="1"/>
+      <w:numFmt w:val="lowerRoman"/>
+      <w:lvlText w:val="%6."/>
+      <w:lvlJc w:val="left"/>
+      <w:pPr>
+        <w:ind w:left="4320" w:hanging="360"/>
+      </w:pPr>
+      <w:rPr>
+        <w:u w:val="none"/>
+      </w:rPr>
+    </w:lvl>
+    <w:lvl w:ilvl="6">
+      <w:start w:val="1"/>
+      <w:numFmt w:val="decimal"/>
+      <w:lvlText w:val="%7."/>
+      <w:lvlJc w:val="left"/>
+      <w:pPr>
+        <w:ind w:left="5040" w:hanging="360"/>
+      </w:pPr>
+      <w:rPr>
+        <w:u w:val="none"/>
+      </w:rPr>
+    </w:lvl>
+    <w:lvl w:ilvl="7">
+      <w:start w:val="1"/>
+      <w:numFmt w:val="lowerLetter"/>
+      <w:lvlText w:val="%8."/>
+      <w:lvlJc w:val="left"/>
+      <w:pPr>
+        <w:ind w:left="5760" w:hanging="360"/>
+      </w:pPr>
+      <w:rPr>
+        <w:u w:val="none"/>
+      </w:rPr>
+    </w:lvl>
+    <w:lvl w:ilvl="8">
+      <w:start w:val="1"/>
+      <w:numFmt w:val="lowerRoman"/>
+      <w:lvlText w:val="%9."/>
+      <w:lvlJc w:val="left"/>
+      <w:pPr>
+        <w:ind w:left="6480" w:hanging="360"/>
+      </w:pPr>
+      <w:rPr>
+        <w:u w:val="none"/>
+      </w:rPr>
+    </w:lvl>
+  </w:abstractNum>
+  <w:abstractNum w:abstractNumId="42">
+    <w:lvl w:ilvl="0">
+      <w:start w:val="1"/>
+      <w:numFmt w:val="bullet"/>
+      <w:lvlText w:val="●"/>
+      <w:lvlJc w:val="left"/>
+      <w:pPr>
+        <w:ind w:left="720" w:hanging="360"/>
+      </w:pPr>
+      <w:rPr>
+        <w:u w:val="none"/>
+      </w:rPr>
+    </w:lvl>
+    <w:lvl w:ilvl="1">
+      <w:start w:val="1"/>
+      <w:numFmt w:val="bullet"/>
+      <w:lvlText w:val="○"/>
+      <w:lvlJc w:val="left"/>
+      <w:pPr>
+        <w:ind w:left="1440" w:hanging="360"/>
+      </w:pPr>
+      <w:rPr>
+        <w:u w:val="none"/>
+      </w:rPr>
+    </w:lvl>
+    <w:lvl w:ilvl="2">
+      <w:start w:val="1"/>
+      <w:numFmt w:val="bullet"/>
+      <w:lvlText w:val="■"/>
+      <w:lvlJc w:val="left"/>
+      <w:pPr>
+        <w:ind w:left="2160" w:hanging="360"/>
+      </w:pPr>
+      <w:rPr>
+        <w:u w:val="none"/>
+      </w:rPr>
+    </w:lvl>
+    <w:lvl w:ilvl="3">
+      <w:start w:val="1"/>
+      <w:numFmt w:val="bullet"/>
+      <w:lvlText w:val="●"/>
+      <w:lvlJc w:val="left"/>
+      <w:pPr>
+        <w:ind w:left="2880" w:hanging="360"/>
+      </w:pPr>
+      <w:rPr>
+        <w:u w:val="none"/>
+      </w:rPr>
+    </w:lvl>
+    <w:lvl w:ilvl="4">
+      <w:start w:val="1"/>
+      <w:numFmt w:val="bullet"/>
+      <w:lvlText w:val="○"/>
+      <w:lvlJc w:val="left"/>
+      <w:pPr>
+        <w:ind w:left="3600" w:hanging="360"/>
+      </w:pPr>
+      <w:rPr>
+        <w:u w:val="none"/>
+      </w:rPr>
+    </w:lvl>
+    <w:lvl w:ilvl="5">
+      <w:start w:val="1"/>
+      <w:numFmt w:val="bullet"/>
+      <w:lvlText w:val="■"/>
+      <w:lvlJc w:val="left"/>
+      <w:pPr>
+        <w:ind w:left="4320" w:hanging="360"/>
+      </w:pPr>
+      <w:rPr>
+        <w:u w:val="none"/>
+      </w:rPr>
+    </w:lvl>
+    <w:lvl w:ilvl="6">
+      <w:start w:val="1"/>
+      <w:numFmt w:val="bullet"/>
+      <w:lvlText w:val="●"/>
+      <w:lvlJc w:val="left"/>
+      <w:pPr>
+        <w:ind w:left="5040" w:hanging="360"/>
+      </w:pPr>
+      <w:rPr>
+        <w:u w:val="none"/>
+      </w:rPr>
+    </w:lvl>
+    <w:lvl w:ilvl="7">
+      <w:start w:val="1"/>
+      <w:numFmt w:val="bullet"/>
+      <w:lvlText w:val="○"/>
+      <w:lvlJc w:val="left"/>
+      <w:pPr>
+        <w:ind w:left="5760" w:hanging="360"/>
+      </w:pPr>
+      <w:rPr>
+        <w:u w:val="none"/>
+      </w:rPr>
+    </w:lvl>
+    <w:lvl w:ilvl="8">
+      <w:start w:val="1"/>
+      <w:numFmt w:val="bullet"/>
+      <w:lvlText w:val="■"/>
+      <w:lvlJc w:val="left"/>
+      <w:pPr>
+        <w:ind w:left="6480" w:hanging="360"/>
+      </w:pPr>
+      <w:rPr>
+        <w:u w:val="none"/>
+      </w:rPr>
+    </w:lvl>
+  </w:abstractNum>
+  <w:abstractNum w:abstractNumId="43">
+    <w:lvl w:ilvl="0">
+      <w:start w:val="1"/>
+      <w:numFmt w:val="bullet"/>
+      <w:lvlText w:val="●"/>
+      <w:lvlJc w:val="left"/>
+      <w:pPr>
+        <w:ind w:left="720" w:hanging="360"/>
+      </w:pPr>
+      <w:rPr>
+        <w:u w:val="none"/>
+      </w:rPr>
+    </w:lvl>
+    <w:lvl w:ilvl="1">
+      <w:start w:val="1"/>
+      <w:numFmt w:val="bullet"/>
+      <w:lvlText w:val="○"/>
+      <w:lvlJc w:val="left"/>
+      <w:pPr>
+        <w:ind w:left="1440" w:hanging="360"/>
+      </w:pPr>
+      <w:rPr>
+        <w:u w:val="none"/>
+      </w:rPr>
+    </w:lvl>
+    <w:lvl w:ilvl="2">
+      <w:start w:val="1"/>
+      <w:numFmt w:val="bullet"/>
+      <w:lvlText w:val="■"/>
+      <w:lvlJc w:val="left"/>
+      <w:pPr>
+        <w:ind w:left="2160" w:hanging="360"/>
+      </w:pPr>
+      <w:rPr>
+        <w:u w:val="none"/>
+      </w:rPr>
+    </w:lvl>
+    <w:lvl w:ilvl="3">
+      <w:start w:val="1"/>
+      <w:numFmt w:val="bullet"/>
+      <w:lvlText w:val="●"/>
+      <w:lvlJc w:val="left"/>
+      <w:pPr>
+        <w:ind w:left="2880" w:hanging="360"/>
+      </w:pPr>
+      <w:rPr>
+        <w:u w:val="none"/>
+      </w:rPr>
+    </w:lvl>
+    <w:lvl w:ilvl="4">
+      <w:start w:val="1"/>
+      <w:numFmt w:val="bullet"/>
+      <w:lvlText w:val="○"/>
+      <w:lvlJc w:val="left"/>
+      <w:pPr>
+        <w:ind w:left="3600" w:hanging="360"/>
+      </w:pPr>
+      <w:rPr>
+        <w:u w:val="none"/>
+      </w:rPr>
+    </w:lvl>
+    <w:lvl w:ilvl="5">
+      <w:start w:val="1"/>
+      <w:numFmt w:val="bullet"/>
+      <w:lvlText w:val="■"/>
+      <w:lvlJc w:val="left"/>
+      <w:pPr>
+        <w:ind w:left="4320" w:hanging="360"/>
+      </w:pPr>
+      <w:rPr>
+        <w:u w:val="none"/>
+      </w:rPr>
+    </w:lvl>
+    <w:lvl w:ilvl="6">
+      <w:start w:val="1"/>
+      <w:numFmt w:val="bullet"/>
+      <w:lvlText w:val="●"/>
+      <w:lvlJc w:val="left"/>
+      <w:pPr>
+        <w:ind w:left="5040" w:hanging="360"/>
+      </w:pPr>
+      <w:rPr>
+        <w:u w:val="none"/>
+      </w:rPr>
+    </w:lvl>
+    <w:lvl w:ilvl="7">
+      <w:start w:val="1"/>
+      <w:numFmt w:val="bullet"/>
+      <w:lvlText w:val="○"/>
+      <w:lvlJc w:val="left"/>
+      <w:pPr>
+        <w:ind w:left="5760" w:hanging="360"/>
+      </w:pPr>
+      <w:rPr>
+        <w:u w:val="none"/>
+      </w:rPr>
+    </w:lvl>
+    <w:lvl w:ilvl="8">
+      <w:start w:val="1"/>
+      <w:numFmt w:val="bullet"/>
+      <w:lvlText w:val="■"/>
+      <w:lvlJc w:val="left"/>
+      <w:pPr>
+        <w:ind w:left="6480" w:hanging="360"/>
+      </w:pPr>
+      <w:rPr>
+        <w:u w:val="none"/>
+      </w:rPr>
+    </w:lvl>
+  </w:abstractNum>
+  <w:abstractNum w:abstractNumId="44">
+    <w:lvl w:ilvl="0">
+      <w:start w:val="1"/>
+      <w:numFmt w:val="decimal"/>
+      <w:lvlText w:val="%1."/>
+      <w:lvlJc w:val="left"/>
+      <w:pPr>
+        <w:ind w:left="720" w:hanging="360"/>
+      </w:pPr>
+      <w:rPr>
+        <w:u w:val="none"/>
+      </w:rPr>
+    </w:lvl>
+    <w:lvl w:ilvl="1">
+      <w:start w:val="1"/>
+      <w:numFmt w:val="lowerLetter"/>
+      <w:lvlText w:val="%2."/>
+      <w:lvlJc w:val="left"/>
+      <w:pPr>
+        <w:ind w:left="1440" w:hanging="360"/>
+      </w:pPr>
+      <w:rPr>
+        <w:u w:val="none"/>
+      </w:rPr>
+    </w:lvl>
+    <w:lvl w:ilvl="2">
+      <w:start w:val="1"/>
+      <w:numFmt w:val="lowerRoman"/>
+      <w:lvlText w:val="%3."/>
+      <w:lvlJc w:val="left"/>
+      <w:pPr>
+        <w:ind w:left="2160" w:hanging="360"/>
+      </w:pPr>
+      <w:rPr>
+        <w:u w:val="none"/>
+      </w:rPr>
+    </w:lvl>
+    <w:lvl w:ilvl="3">
+      <w:start w:val="1"/>
+      <w:numFmt w:val="decimal"/>
+      <w:lvlText w:val="%4."/>
+      <w:lvlJc w:val="left"/>
+      <w:pPr>
+        <w:ind w:left="2880" w:hanging="360"/>
+      </w:pPr>
+      <w:rPr>
+        <w:u w:val="none"/>
+      </w:rPr>
+    </w:lvl>
+    <w:lvl w:ilvl="4">
+      <w:start w:val="1"/>
+      <w:numFmt w:val="lowerLetter"/>
+      <w:lvlText w:val="%5."/>
+      <w:lvlJc w:val="left"/>
+      <w:pPr>
+        <w:ind w:left="3600" w:hanging="360"/>
+      </w:pPr>
+      <w:rPr>
+        <w:u w:val="none"/>
+      </w:rPr>
+    </w:lvl>
+    <w:lvl w:ilvl="5">
+      <w:start w:val="1"/>
+      <w:numFmt w:val="lowerRoman"/>
+      <w:lvlText w:val="%6."/>
+      <w:lvlJc w:val="left"/>
+      <w:pPr>
+        <w:ind w:left="4320" w:hanging="360"/>
+      </w:pPr>
+      <w:rPr>
+        <w:u w:val="none"/>
+      </w:rPr>
+    </w:lvl>
+    <w:lvl w:ilvl="6">
+      <w:start w:val="1"/>
+      <w:numFmt w:val="decimal"/>
+      <w:lvlText w:val="%7."/>
+      <w:lvlJc w:val="left"/>
+      <w:pPr>
+        <w:ind w:left="5040" w:hanging="360"/>
+      </w:pPr>
+      <w:rPr>
+        <w:u w:val="none"/>
+      </w:rPr>
+    </w:lvl>
+    <w:lvl w:ilvl="7">
+      <w:start w:val="1"/>
+      <w:numFmt w:val="lowerLetter"/>
+      <w:lvlText w:val="%8."/>
+      <w:lvlJc w:val="left"/>
+      <w:pPr>
+        <w:ind w:left="5760" w:hanging="360"/>
+      </w:pPr>
+      <w:rPr>
+        <w:u w:val="none"/>
+      </w:rPr>
+    </w:lvl>
+    <w:lvl w:ilvl="8">
+      <w:start w:val="1"/>
+      <w:numFmt w:val="lowerRoman"/>
+      <w:lvlText w:val="%9."/>
+      <w:lvlJc w:val="left"/>
+      <w:pPr>
+        <w:ind w:left="6480" w:hanging="360"/>
+      </w:pPr>
+      <w:rPr>
+        <w:u w:val="none"/>
+      </w:rPr>
+    </w:lvl>
+  </w:abstractNum>
+  <w:abstractNum w:abstractNumId="45">
+    <w:lvl w:ilvl="0">
+      <w:start w:val="1"/>
+      <w:numFmt w:val="decimal"/>
+      <w:lvlText w:val="%1."/>
+      <w:lvlJc w:val="left"/>
+      <w:pPr>
+        <w:ind w:left="720" w:hanging="360"/>
+      </w:pPr>
+      <w:rPr>
+        <w:u w:val="none"/>
+      </w:rPr>
+    </w:lvl>
+    <w:lvl w:ilvl="1">
+      <w:start w:val="1"/>
+      <w:numFmt w:val="lowerLetter"/>
+      <w:lvlText w:val="%2."/>
+      <w:lvlJc w:val="left"/>
+      <w:pPr>
+        <w:ind w:left="1440" w:hanging="360"/>
+      </w:pPr>
+      <w:rPr>
+        <w:u w:val="none"/>
+      </w:rPr>
+    </w:lvl>
+    <w:lvl w:ilvl="2">
+      <w:start w:val="1"/>
+      <w:numFmt w:val="lowerRoman"/>
+      <w:lvlText w:val="%3."/>
+      <w:lvlJc w:val="left"/>
+      <w:pPr>
+        <w:ind w:left="2160" w:hanging="360"/>
+      </w:pPr>
+      <w:rPr>
+        <w:u w:val="none"/>
+      </w:rPr>
+    </w:lvl>
+    <w:lvl w:ilvl="3">
+      <w:start w:val="1"/>
+      <w:numFmt w:val="decimal"/>
+      <w:lvlText w:val="%4."/>
+      <w:lvlJc w:val="left"/>
+      <w:pPr>
+        <w:ind w:left="2880" w:hanging="360"/>
+      </w:pPr>
+      <w:rPr>
+        <w:u w:val="none"/>
+      </w:rPr>
+    </w:lvl>
+    <w:lvl w:ilvl="4">
+      <w:start w:val="1"/>
+      <w:numFmt w:val="lowerLetter"/>
+      <w:lvlText w:val="%5."/>
+      <w:lvlJc w:val="left"/>
+      <w:pPr>
+        <w:ind w:left="3600" w:hanging="360"/>
+      </w:pPr>
+      <w:rPr>
+        <w:u w:val="none"/>
+      </w:rPr>
+    </w:lvl>
+    <w:lvl w:ilvl="5">
+      <w:start w:val="1"/>
+      <w:numFmt w:val="lowerRoman"/>
+      <w:lvlText w:val="%6."/>
+      <w:lvlJc w:val="left"/>
+      <w:pPr>
+        <w:ind w:left="4320" w:hanging="360"/>
+      </w:pPr>
+      <w:rPr>
+        <w:u w:val="none"/>
+      </w:rPr>
+    </w:lvl>
+    <w:lvl w:ilvl="6">
+      <w:start w:val="1"/>
+      <w:numFmt w:val="decimal"/>
+      <w:lvlText w:val="%7."/>
+      <w:lvlJc w:val="left"/>
+      <w:pPr>
+        <w:ind w:left="5040" w:hanging="360"/>
+      </w:pPr>
+      <w:rPr>
+        <w:u w:val="none"/>
+      </w:rPr>
+    </w:lvl>
+    <w:lvl w:ilvl="7">
+      <w:start w:val="1"/>
+      <w:numFmt w:val="lowerLetter"/>
+      <w:lvlText w:val="%8."/>
+      <w:lvlJc w:val="left"/>
+      <w:pPr>
+        <w:ind w:left="5760" w:hanging="360"/>
+      </w:pPr>
+      <w:rPr>
+        <w:u w:val="none"/>
+      </w:rPr>
+    </w:lvl>
+    <w:lvl w:ilvl="8">
+      <w:start w:val="1"/>
+      <w:numFmt w:val="lowerRoman"/>
+      <w:lvlText w:val="%9."/>
+      <w:lvlJc w:val="left"/>
+      <w:pPr>
+        <w:ind w:left="6480" w:hanging="360"/>
+      </w:pPr>
+      <w:rPr>
+        <w:u w:val="none"/>
+      </w:rPr>
+    </w:lvl>
+  </w:abstractNum>
+  <w:abstractNum w:abstractNumId="46">
+    <w:lvl w:ilvl="0">
+      <w:start w:val="1"/>
+      <w:numFmt w:val="bullet"/>
+      <w:lvlText w:val="●"/>
+      <w:lvlJc w:val="left"/>
+      <w:pPr>
+        <w:ind w:left="720" w:hanging="360"/>
+      </w:pPr>
+      <w:rPr>
+        <w:u w:val="none"/>
+      </w:rPr>
+    </w:lvl>
+    <w:lvl w:ilvl="1">
+      <w:start w:val="1"/>
+      <w:numFmt w:val="bullet"/>
+      <w:lvlText w:val="○"/>
+      <w:lvlJc w:val="left"/>
+      <w:pPr>
+        <w:ind w:left="1440" w:hanging="360"/>
+      </w:pPr>
+      <w:rPr>
+        <w:u w:val="none"/>
+      </w:rPr>
+    </w:lvl>
+    <w:lvl w:ilvl="2">
+      <w:start w:val="1"/>
+      <w:numFmt w:val="bullet"/>
+      <w:lvlText w:val="■"/>
+      <w:lvlJc w:val="left"/>
+      <w:pPr>
+        <w:ind w:left="2160" w:hanging="360"/>
+      </w:pPr>
+      <w:rPr>
+        <w:u w:val="none"/>
+      </w:rPr>
+    </w:lvl>
+    <w:lvl w:ilvl="3">
+      <w:start w:val="1"/>
+      <w:numFmt w:val="bullet"/>
+      <w:lvlText w:val="●"/>
+      <w:lvlJc w:val="left"/>
+      <w:pPr>
+        <w:ind w:left="2880" w:hanging="360"/>
+      </w:pPr>
+      <w:rPr>
+        <w:u w:val="none"/>
+      </w:rPr>
+    </w:lvl>
+    <w:lvl w:ilvl="4">
+      <w:start w:val="1"/>
+      <w:numFmt w:val="bullet"/>
+      <w:lvlText w:val="○"/>
+      <w:lvlJc w:val="left"/>
+      <w:pPr>
+        <w:ind w:left="3600" w:hanging="360"/>
+      </w:pPr>
+      <w:rPr>
+        <w:u w:val="none"/>
+      </w:rPr>
+    </w:lvl>
+    <w:lvl w:ilvl="5">
+      <w:start w:val="1"/>
+      <w:numFmt w:val="bullet"/>
+      <w:lvlText w:val="■"/>
+      <w:lvlJc w:val="left"/>
+      <w:pPr>
+        <w:ind w:left="4320" w:hanging="360"/>
+      </w:pPr>
+      <w:rPr>
+        <w:u w:val="none"/>
+      </w:rPr>
+    </w:lvl>
+    <w:lvl w:ilvl="6">
+      <w:start w:val="1"/>
+      <w:numFmt w:val="bullet"/>
+      <w:lvlText w:val="●"/>
+      <w:lvlJc w:val="left"/>
+      <w:pPr>
+        <w:ind w:left="5040" w:hanging="360"/>
+      </w:pPr>
+      <w:rPr>
+        <w:u w:val="none"/>
+      </w:rPr>
+    </w:lvl>
+    <w:lvl w:ilvl="7">
+      <w:start w:val="1"/>
+      <w:numFmt w:val="bullet"/>
+      <w:lvlText w:val="○"/>
+      <w:lvlJc w:val="left"/>
+      <w:pPr>
+        <w:ind w:left="5760" w:hanging="360"/>
+      </w:pPr>
+      <w:rPr>
+        <w:u w:val="none"/>
+      </w:rPr>
+    </w:lvl>
+    <w:lvl w:ilvl="8">
+      <w:start w:val="1"/>
+      <w:numFmt w:val="bullet"/>
+      <w:lvlText w:val="■"/>
+      <w:lvlJc w:val="left"/>
+      <w:pPr>
+        <w:ind w:left="6480" w:hanging="360"/>
+      </w:pPr>
+      <w:rPr>
+        <w:u w:val="none"/>
+      </w:rPr>
+    </w:lvl>
+  </w:abstractNum>
+  <w:abstractNum w:abstractNumId="47">
+    <w:lvl w:ilvl="0">
+      <w:start w:val="1"/>
+      <w:numFmt w:val="decimal"/>
+      <w:lvlText w:val="%1."/>
+      <w:lvlJc w:val="left"/>
+      <w:pPr>
+        <w:ind w:left="720" w:hanging="360"/>
+      </w:pPr>
+      <w:rPr>
+        <w:u w:val="none"/>
+      </w:rPr>
+    </w:lvl>
+    <w:lvl w:ilvl="1">
+      <w:start w:val="1"/>
+      <w:numFmt w:val="lowerLetter"/>
+      <w:lvlText w:val="%2."/>
+      <w:lvlJc w:val="left"/>
+      <w:pPr>
+        <w:ind w:left="1440" w:hanging="360"/>
+      </w:pPr>
+      <w:rPr>
+        <w:u w:val="none"/>
+      </w:rPr>
+    </w:lvl>
+    <w:lvl w:ilvl="2">
+      <w:start w:val="1"/>
+      <w:numFmt w:val="lowerRoman"/>
+      <w:lvlText w:val="%3."/>
+      <w:lvlJc w:val="left"/>
+      <w:pPr>
+        <w:ind w:left="2160" w:hanging="360"/>
+      </w:pPr>
+      <w:rPr>
+        <w:u w:val="none"/>
+      </w:rPr>
+    </w:lvl>
+    <w:lvl w:ilvl="3">
+      <w:start w:val="1"/>
+      <w:numFmt w:val="decimal"/>
+      <w:lvlText w:val="%4."/>
+      <w:lvlJc w:val="left"/>
+      <w:pPr>
+        <w:ind w:left="2880" w:hanging="360"/>
+      </w:pPr>
+      <w:rPr>
+        <w:u w:val="none"/>
+      </w:rPr>
+    </w:lvl>
+    <w:lvl w:ilvl="4">
+      <w:start w:val="1"/>
+      <w:numFmt w:val="lowerLetter"/>
+      <w:lvlText w:val="%5."/>
+      <w:lvlJc w:val="left"/>
+      <w:pPr>
+        <w:ind w:left="3600" w:hanging="360"/>
+      </w:pPr>
+      <w:rPr>
+        <w:u w:val="none"/>
+      </w:rPr>
+    </w:lvl>
+    <w:lvl w:ilvl="5">
+      <w:start w:val="1"/>
+      <w:numFmt w:val="lowerRoman"/>
+      <w:lvlText w:val="%6."/>
+      <w:lvlJc w:val="left"/>
+      <w:pPr>
+        <w:ind w:left="4320" w:hanging="360"/>
+      </w:pPr>
+      <w:rPr>
+        <w:u w:val="none"/>
+      </w:rPr>
+    </w:lvl>
+    <w:lvl w:ilvl="6">
+      <w:start w:val="1"/>
+      <w:numFmt w:val="decimal"/>
+      <w:lvlText w:val="%7."/>
+      <w:lvlJc w:val="left"/>
+      <w:pPr>
+        <w:ind w:left="5040" w:hanging="360"/>
+      </w:pPr>
+      <w:rPr>
+        <w:u w:val="none"/>
+      </w:rPr>
+    </w:lvl>
+    <w:lvl w:ilvl="7">
+      <w:start w:val="1"/>
+      <w:numFmt w:val="lowerLetter"/>
+      <w:lvlText w:val="%8."/>
+      <w:lvlJc w:val="left"/>
+      <w:pPr>
+        <w:ind w:left="5760" w:hanging="360"/>
+      </w:pPr>
+      <w:rPr>
+        <w:u w:val="none"/>
+      </w:rPr>
+    </w:lvl>
+    <w:lvl w:ilvl="8">
+      <w:start w:val="1"/>
+      <w:numFmt w:val="lowerRoman"/>
+      <w:lvlText w:val="%9."/>
+      <w:lvlJc w:val="left"/>
+      <w:pPr>
+        <w:ind w:left="6480" w:hanging="360"/>
+      </w:pPr>
+      <w:rPr>
+        <w:u w:val="none"/>
+      </w:rPr>
+    </w:lvl>
+  </w:abstractNum>
+  <w:abstractNum w:abstractNumId="48">
+    <w:lvl w:ilvl="0">
+      <w:start w:val="1"/>
+      <w:numFmt w:val="bullet"/>
+      <w:lvlText w:val="●"/>
+      <w:lvlJc w:val="left"/>
+      <w:pPr>
+        <w:ind w:left="720" w:hanging="360"/>
+      </w:pPr>
+      <w:rPr>
+        <w:u w:val="none"/>
+      </w:rPr>
+    </w:lvl>
+    <w:lvl w:ilvl="1">
+      <w:start w:val="1"/>
+      <w:numFmt w:val="bullet"/>
+      <w:lvlText w:val="○"/>
+      <w:lvlJc w:val="left"/>
+      <w:pPr>
+        <w:ind w:left="1440" w:hanging="360"/>
+      </w:pPr>
+      <w:rPr>
+        <w:u w:val="none"/>
+      </w:rPr>
+    </w:lvl>
+    <w:lvl w:ilvl="2">
+      <w:start w:val="1"/>
+      <w:numFmt w:val="bullet"/>
+      <w:lvlText w:val="■"/>
+      <w:lvlJc w:val="left"/>
+      <w:pPr>
+        <w:ind w:left="2160" w:hanging="360"/>
+      </w:pPr>
+      <w:rPr>
+        <w:u w:val="none"/>
+      </w:rPr>
+    </w:lvl>
+    <w:lvl w:ilvl="3">
+      <w:start w:val="1"/>
+      <w:numFmt w:val="bullet"/>
+      <w:lvlText w:val="●"/>
+      <w:lvlJc w:val="left"/>
+      <w:pPr>
+        <w:ind w:left="2880" w:hanging="360"/>
+      </w:pPr>
+      <w:rPr>
+        <w:u w:val="none"/>
+      </w:rPr>
+    </w:lvl>
+    <w:lvl w:ilvl="4">
+      <w:start w:val="1"/>
+      <w:numFmt w:val="bullet"/>
+      <w:lvlText w:val="○"/>
+      <w:lvlJc w:val="left"/>
+      <w:pPr>
+        <w:ind w:left="3600" w:hanging="360"/>
+      </w:pPr>
+      <w:rPr>
+        <w:u w:val="none"/>
+      </w:rPr>
+    </w:lvl>
+    <w:lvl w:ilvl="5">
+      <w:start w:val="1"/>
+      <w:numFmt w:val="bullet"/>
+      <w:lvlText w:val="■"/>
+      <w:lvlJc w:val="left"/>
+      <w:pPr>
+        <w:ind w:left="4320" w:hanging="360"/>
+      </w:pPr>
+      <w:rPr>
+        <w:u w:val="none"/>
+      </w:rPr>
+    </w:lvl>
+    <w:lvl w:ilvl="6">
+      <w:start w:val="1"/>
+      <w:numFmt w:val="bullet"/>
+      <w:lvlText w:val="●"/>
+      <w:lvlJc w:val="left"/>
+      <w:pPr>
+        <w:ind w:left="5040" w:hanging="360"/>
+      </w:pPr>
+      <w:rPr>
+        <w:u w:val="none"/>
+      </w:rPr>
+    </w:lvl>
+    <w:lvl w:ilvl="7">
+      <w:start w:val="1"/>
+      <w:numFmt w:val="bullet"/>
+      <w:lvlText w:val="○"/>
+      <w:lvlJc w:val="left"/>
+      <w:pPr>
+        <w:ind w:left="5760" w:hanging="360"/>
+      </w:pPr>
+      <w:rPr>
+        <w:u w:val="none"/>
+      </w:rPr>
+    </w:lvl>
+    <w:lvl w:ilvl="8">
+      <w:start w:val="1"/>
+      <w:numFmt w:val="bullet"/>
+      <w:lvlText w:val="■"/>
+      <w:lvlJc w:val="left"/>
+      <w:pPr>
+        <w:ind w:left="6480" w:hanging="360"/>
+      </w:pPr>
+      <w:rPr>
+        <w:u w:val="none"/>
+      </w:rPr>
+    </w:lvl>
+  </w:abstractNum>
+  <w:abstractNum w:abstractNumId="49">
+    <w:lvl w:ilvl="0">
+      <w:start w:val="1"/>
+      <w:numFmt w:val="bullet"/>
+      <w:lvlText w:val="●"/>
+      <w:lvlJc w:val="left"/>
+      <w:pPr>
+        <w:ind w:left="720" w:hanging="360"/>
+      </w:pPr>
+      <w:rPr>
+        <w:u w:val="none"/>
+      </w:rPr>
+    </w:lvl>
+    <w:lvl w:ilvl="1">
+      <w:start w:val="1"/>
+      <w:numFmt w:val="bullet"/>
+      <w:lvlText w:val="○"/>
+      <w:lvlJc w:val="left"/>
+      <w:pPr>
+        <w:ind w:left="1440" w:hanging="360"/>
+      </w:pPr>
+      <w:rPr>
+        <w:u w:val="none"/>
+      </w:rPr>
+    </w:lvl>
+    <w:lvl w:ilvl="2">
+      <w:start w:val="1"/>
+      <w:numFmt w:val="bullet"/>
+      <w:lvlText w:val="■"/>
+      <w:lvlJc w:val="left"/>
+      <w:pPr>
+        <w:ind w:left="2160" w:hanging="360"/>
+      </w:pPr>
+      <w:rPr>
+        <w:u w:val="none"/>
+      </w:rPr>
+    </w:lvl>
+    <w:lvl w:ilvl="3">
+      <w:start w:val="1"/>
+      <w:numFmt w:val="bullet"/>
+      <w:lvlText w:val="●"/>
+      <w:lvlJc w:val="left"/>
+      <w:pPr>
+        <w:ind w:left="2880" w:hanging="360"/>
+      </w:pPr>
+      <w:rPr>
+        <w:u w:val="none"/>
+      </w:rPr>
+    </w:lvl>
+    <w:lvl w:ilvl="4">
+      <w:start w:val="1"/>
+      <w:numFmt w:val="bullet"/>
+      <w:lvlText w:val="○"/>
+      <w:lvlJc w:val="left"/>
+      <w:pPr>
+        <w:ind w:left="3600" w:hanging="360"/>
+      </w:pPr>
+      <w:rPr>
+        <w:u w:val="none"/>
+      </w:rPr>
+    </w:lvl>
+    <w:lvl w:ilvl="5">
+      <w:start w:val="1"/>
+      <w:numFmt w:val="bullet"/>
+      <w:lvlText w:val="■"/>
+      <w:lvlJc w:val="left"/>
+      <w:pPr>
+        <w:ind w:left="4320" w:hanging="360"/>
+      </w:pPr>
+      <w:rPr>
+        <w:u w:val="none"/>
+      </w:rPr>
+    </w:lvl>
+    <w:lvl w:ilvl="6">
+      <w:start w:val="1"/>
+      <w:numFmt w:val="bullet"/>
+      <w:lvlText w:val="●"/>
+      <w:lvlJc w:val="left"/>
+      <w:pPr>
+        <w:ind w:left="5040" w:hanging="360"/>
+      </w:pPr>
+      <w:rPr>
+        <w:u w:val="none"/>
+      </w:rPr>
+    </w:lvl>
+    <w:lvl w:ilvl="7">
+      <w:start w:val="1"/>
+      <w:numFmt w:val="bullet"/>
+      <w:lvlText w:val="○"/>
+      <w:lvlJc w:val="left"/>
+      <w:pPr>
+        <w:ind w:left="5760" w:hanging="360"/>
+      </w:pPr>
+      <w:rPr>
+        <w:u w:val="none"/>
+      </w:rPr>
+    </w:lvl>
+    <w:lvl w:ilvl="8">
+      <w:start w:val="1"/>
+      <w:numFmt w:val="bullet"/>
+      <w:lvlText w:val="■"/>
+      <w:lvlJc w:val="left"/>
+      <w:pPr>
+        <w:ind w:left="6480" w:hanging="360"/>
+      </w:pPr>
+      <w:rPr>
+        <w:u w:val="none"/>
+      </w:rPr>
+    </w:lvl>
+  </w:abstractNum>
+  <w:abstractNum w:abstractNumId="50">
+    <w:lvl w:ilvl="0">
+      <w:start w:val="1"/>
+      <w:numFmt w:val="bullet"/>
+      <w:lvlText w:val="●"/>
+      <w:lvlJc w:val="left"/>
+      <w:pPr>
+        <w:ind w:left="720" w:hanging="360"/>
+      </w:pPr>
+      <w:rPr>
+        <w:u w:val="none"/>
+      </w:rPr>
+    </w:lvl>
+    <w:lvl w:ilvl="1">
+      <w:start w:val="1"/>
+      <w:numFmt w:val="bullet"/>
+      <w:lvlText w:val="○"/>
+      <w:lvlJc w:val="left"/>
+      <w:pPr>
+        <w:ind w:left="1440" w:hanging="360"/>
+      </w:pPr>
+      <w:rPr>
+        <w:u w:val="none"/>
+      </w:rPr>
+    </w:lvl>
+    <w:lvl w:ilvl="2">
+      <w:start w:val="1"/>
+      <w:numFmt w:val="bullet"/>
+      <w:lvlText w:val="■"/>
+      <w:lvlJc w:val="left"/>
+      <w:pPr>
+        <w:ind w:left="2160" w:hanging="360"/>
+      </w:pPr>
+      <w:rPr>
+        <w:u w:val="none"/>
+      </w:rPr>
+    </w:lvl>
+    <w:lvl w:ilvl="3">
+      <w:start w:val="1"/>
+      <w:numFmt w:val="bullet"/>
+      <w:lvlText w:val="●"/>
+      <w:lvlJc w:val="left"/>
+      <w:pPr>
+        <w:ind w:left="2880" w:hanging="360"/>
+      </w:pPr>
+      <w:rPr>
+        <w:u w:val="none"/>
+      </w:rPr>
+    </w:lvl>
+    <w:lvl w:ilvl="4">
+      <w:start w:val="1"/>
+      <w:numFmt w:val="bullet"/>
+      <w:lvlText w:val="○"/>
+      <w:lvlJc w:val="left"/>
+      <w:pPr>
+        <w:ind w:left="3600" w:hanging="360"/>
+      </w:pPr>
+      <w:rPr>
+        <w:u w:val="none"/>
+      </w:rPr>
+    </w:lvl>
+    <w:lvl w:ilvl="5">
+      <w:start w:val="1"/>
+      <w:numFmt w:val="bullet"/>
+      <w:lvlText w:val="■"/>
+      <w:lvlJc w:val="left"/>
+      <w:pPr>
+        <w:ind w:left="4320" w:hanging="360"/>
+      </w:pPr>
+      <w:rPr>
+        <w:u w:val="none"/>
+      </w:rPr>
+    </w:lvl>
+    <w:lvl w:ilvl="6">
+      <w:start w:val="1"/>
+      <w:numFmt w:val="bullet"/>
+      <w:lvlText w:val="●"/>
+      <w:lvlJc w:val="left"/>
+      <w:pPr>
+        <w:ind w:left="5040" w:hanging="360"/>
+      </w:pPr>
+      <w:rPr>
+        <w:u w:val="none"/>
+      </w:rPr>
+    </w:lvl>
+    <w:lvl w:ilvl="7">
+      <w:start w:val="1"/>
+      <w:numFmt w:val="bullet"/>
+      <w:lvlText w:val="○"/>
+      <w:lvlJc w:val="left"/>
+      <w:pPr>
+        <w:ind w:left="5760" w:hanging="360"/>
+      </w:pPr>
+      <w:rPr>
+        <w:u w:val="none"/>
+      </w:rPr>
+    </w:lvl>
+    <w:lvl w:ilvl="8">
+      <w:start w:val="1"/>
+      <w:numFmt w:val="bullet"/>
+      <w:lvlText w:val="■"/>
+      <w:lvlJc w:val="left"/>
+      <w:pPr>
+        <w:ind w:left="6480" w:hanging="360"/>
+      </w:pPr>
+      <w:rPr>
+        <w:u w:val="none"/>
+      </w:rPr>
+    </w:lvl>
+  </w:abstractNum>
+  <w:abstractNum w:abstractNumId="51">
+    <w:lvl w:ilvl="0">
+      <w:start w:val="1"/>
+      <w:numFmt w:val="decimal"/>
+      <w:lvlText w:val="%1."/>
+      <w:lvlJc w:val="left"/>
+      <w:pPr>
+        <w:ind w:left="720" w:hanging="360"/>
+      </w:pPr>
+      <w:rPr>
+        <w:u w:val="none"/>
+      </w:rPr>
+    </w:lvl>
+    <w:lvl w:ilvl="1">
+      <w:start w:val="1"/>
+      <w:numFmt w:val="lowerLetter"/>
+      <w:lvlText w:val="%2."/>
+      <w:lvlJc w:val="left"/>
+      <w:pPr>
+        <w:ind w:left="1440" w:hanging="360"/>
+      </w:pPr>
+      <w:rPr>
+        <w:u w:val="none"/>
+      </w:rPr>
+    </w:lvl>
+    <w:lvl w:ilvl="2">
+      <w:start w:val="1"/>
+      <w:numFmt w:val="lowerRoman"/>
+      <w:lvlText w:val="%3."/>
+      <w:lvlJc w:val="left"/>
+      <w:pPr>
+        <w:ind w:left="2160" w:hanging="360"/>
+      </w:pPr>
+      <w:rPr>
+        <w:u w:val="none"/>
+      </w:rPr>
+    </w:lvl>
+    <w:lvl w:ilvl="3">
+      <w:start w:val="1"/>
+      <w:numFmt w:val="decimal"/>
+      <w:lvlText w:val="%4."/>
+      <w:lvlJc w:val="left"/>
+      <w:pPr>
+        <w:ind w:left="2880" w:hanging="360"/>
+      </w:pPr>
+      <w:rPr>
+        <w:u w:val="none"/>
+      </w:rPr>
+    </w:lvl>
+    <w:lvl w:ilvl="4">
+      <w:start w:val="1"/>
+      <w:numFmt w:val="lowerLetter"/>
+      <w:lvlText w:val="%5."/>
+      <w:lvlJc w:val="left"/>
+      <w:pPr>
+        <w:ind w:left="3600" w:hanging="360"/>
+      </w:pPr>
+      <w:rPr>
+        <w:u w:val="none"/>
+      </w:rPr>
+    </w:lvl>
+    <w:lvl w:ilvl="5">
+      <w:start w:val="1"/>
+      <w:numFmt w:val="lowerRoman"/>
+      <w:lvlText w:val="%6."/>
+      <w:lvlJc w:val="left"/>
+      <w:pPr>
+        <w:ind w:left="4320" w:hanging="360"/>
+      </w:pPr>
+      <w:rPr>
+        <w:u w:val="none"/>
+      </w:rPr>
+    </w:lvl>
+    <w:lvl w:ilvl="6">
+      <w:start w:val="1"/>
+      <w:numFmt w:val="decimal"/>
+      <w:lvlText w:val="%7."/>
+      <w:lvlJc w:val="left"/>
+      <w:pPr>
+        <w:ind w:left="5040" w:hanging="360"/>
+      </w:pPr>
+      <w:rPr>
+        <w:u w:val="none"/>
+      </w:rPr>
+    </w:lvl>
+    <w:lvl w:ilvl="7">
+      <w:start w:val="1"/>
+      <w:numFmt w:val="lowerLetter"/>
+      <w:lvlText w:val="%8."/>
+      <w:lvlJc w:val="left"/>
+      <w:pPr>
+        <w:ind w:left="5760" w:hanging="360"/>
+      </w:pPr>
+      <w:rPr>
+        <w:u w:val="none"/>
+      </w:rPr>
+    </w:lvl>
+    <w:lvl w:ilvl="8">
+      <w:start w:val="1"/>
+      <w:numFmt w:val="lowerRoman"/>
+      <w:lvlText w:val="%9."/>
+      <w:lvlJc w:val="left"/>
+      <w:pPr>
+        <w:ind w:left="6480" w:hanging="360"/>
+      </w:pPr>
+      <w:rPr>
+        <w:u w:val="none"/>
+      </w:rPr>
+    </w:lvl>
+  </w:abstractNum>
+  <w:abstractNum w:abstractNumId="52">
+    <w:lvl w:ilvl="0">
+      <w:start w:val="1"/>
+      <w:numFmt w:val="decimal"/>
+      <w:lvlText w:val="%1."/>
+      <w:lvlJc w:val="left"/>
+      <w:pPr>
+        <w:ind w:left="720" w:hanging="360"/>
+      </w:pPr>
+      <w:rPr>
+        <w:u w:val="none"/>
+      </w:rPr>
+    </w:lvl>
+    <w:lvl w:ilvl="1">
+      <w:start w:val="1"/>
+      <w:numFmt w:val="lowerLetter"/>
+      <w:lvlText w:val="%2."/>
+      <w:lvlJc w:val="left"/>
+      <w:pPr>
+        <w:ind w:left="1440" w:hanging="360"/>
+      </w:pPr>
+      <w:rPr>
+        <w:u w:val="none"/>
+      </w:rPr>
+    </w:lvl>
+    <w:lvl w:ilvl="2">
+      <w:start w:val="1"/>
+      <w:numFmt w:val="lowerRoman"/>
+      <w:lvlText w:val="%3."/>
+      <w:lvlJc w:val="left"/>
+      <w:pPr>
+        <w:ind w:left="2160" w:hanging="360"/>
+      </w:pPr>
+      <w:rPr>
+        <w:u w:val="none"/>
+      </w:rPr>
+    </w:lvl>
+    <w:lvl w:ilvl="3">
+      <w:start w:val="1"/>
+      <w:numFmt w:val="decimal"/>
+      <w:lvlText w:val="%4."/>
+      <w:lvlJc w:val="left"/>
+      <w:pPr>
+        <w:ind w:left="2880" w:hanging="360"/>
+      </w:pPr>
+      <w:rPr>
+        <w:u w:val="none"/>
+      </w:rPr>
+    </w:lvl>
+    <w:lvl w:ilvl="4">
+      <w:start w:val="1"/>
+      <w:numFmt w:val="lowerLetter"/>
+      <w:lvlText w:val="%5."/>
+      <w:lvlJc w:val="left"/>
+      <w:pPr>
+        <w:ind w:left="3600" w:hanging="360"/>
+      </w:pPr>
+      <w:rPr>
+        <w:u w:val="none"/>
+      </w:rPr>
+    </w:lvl>
+    <w:lvl w:ilvl="5">
+      <w:start w:val="1"/>
+      <w:numFmt w:val="lowerRoman"/>
+      <w:lvlText w:val="%6."/>
+      <w:lvlJc w:val="left"/>
+      <w:pPr>
+        <w:ind w:left="4320" w:hanging="360"/>
+      </w:pPr>
+      <w:rPr>
+        <w:u w:val="none"/>
+      </w:rPr>
+    </w:lvl>
+    <w:lvl w:ilvl="6">
+      <w:start w:val="1"/>
+      <w:numFmt w:val="decimal"/>
+      <w:lvlText w:val="%7."/>
+      <w:lvlJc w:val="left"/>
+      <w:pPr>
+        <w:ind w:left="5040" w:hanging="360"/>
+      </w:pPr>
+      <w:rPr>
+        <w:u w:val="none"/>
+      </w:rPr>
+    </w:lvl>
+    <w:lvl w:ilvl="7">
+      <w:start w:val="1"/>
+      <w:numFmt w:val="lowerLetter"/>
+      <w:lvlText w:val="%8."/>
+      <w:lvlJc w:val="left"/>
+      <w:pPr>
+        <w:ind w:left="5760" w:hanging="360"/>
+      </w:pPr>
+      <w:rPr>
+        <w:u w:val="none"/>
+      </w:rPr>
+    </w:lvl>
+    <w:lvl w:ilvl="8">
+      <w:start w:val="1"/>
+      <w:numFmt w:val="lowerRoman"/>
+      <w:lvlText w:val="%9."/>
+      <w:lvlJc w:val="left"/>
+      <w:pPr>
+        <w:ind w:left="6480" w:hanging="360"/>
+      </w:pPr>
+      <w:rPr>
+        <w:u w:val="none"/>
+      </w:rPr>
+    </w:lvl>
+  </w:abstractNum>
+  <w:abstractNum w:abstractNumId="53">
+    <w:lvl w:ilvl="0">
+      <w:start w:val="1"/>
+      <w:numFmt w:val="decimal"/>
+      <w:lvlText w:val="%1."/>
+      <w:lvlJc w:val="left"/>
+      <w:pPr>
+        <w:ind w:left="720" w:hanging="360"/>
+      </w:pPr>
+      <w:rPr>
+        <w:u w:val="none"/>
+      </w:rPr>
+    </w:lvl>
+    <w:lvl w:ilvl="1">
+      <w:start w:val="1"/>
+      <w:numFmt w:val="lowerLetter"/>
+      <w:lvlText w:val="%2."/>
+      <w:lvlJc w:val="left"/>
+      <w:pPr>
+        <w:ind w:left="1440" w:hanging="360"/>
+      </w:pPr>
+      <w:rPr>
+        <w:u w:val="none"/>
+      </w:rPr>
+    </w:lvl>
+    <w:lvl w:ilvl="2">
+      <w:start w:val="1"/>
+      <w:numFmt w:val="lowerRoman"/>
+      <w:lvlText w:val="%3."/>
+      <w:lvlJc w:val="left"/>
+      <w:pPr>
+        <w:ind w:left="2160" w:hanging="360"/>
+      </w:pPr>
+      <w:rPr>
+        <w:u w:val="none"/>
+      </w:rPr>
+    </w:lvl>
+    <w:lvl w:ilvl="3">
+      <w:start w:val="1"/>
+      <w:numFmt w:val="decimal"/>
+      <w:lvlText w:val="%4."/>
+      <w:lvlJc w:val="left"/>
+      <w:pPr>
+        <w:ind w:left="2880" w:hanging="360"/>
+      </w:pPr>
+      <w:rPr>
+        <w:u w:val="none"/>
+      </w:rPr>
+    </w:lvl>
+    <w:lvl w:ilvl="4">
+      <w:start w:val="1"/>
+      <w:numFmt w:val="lowerLetter"/>
+      <w:lvlText w:val="%5."/>
+      <w:lvlJc w:val="left"/>
+      <w:pPr>
+        <w:ind w:left="3600" w:hanging="360"/>
+      </w:pPr>
+      <w:rPr>
+        <w:u w:val="none"/>
+      </w:rPr>
+    </w:lvl>
+    <w:lvl w:ilvl="5">
+      <w:start w:val="1"/>
+      <w:numFmt w:val="lowerRoman"/>
+      <w:lvlText w:val="%6."/>
+      <w:lvlJc w:val="left"/>
+      <w:pPr>
+        <w:ind w:left="4320" w:hanging="360"/>
+      </w:pPr>
+      <w:rPr>
+        <w:u w:val="none"/>
+      </w:rPr>
+    </w:lvl>
+    <w:lvl w:ilvl="6">
+      <w:start w:val="1"/>
+      <w:numFmt w:val="decimal"/>
+      <w:lvlText w:val="%7."/>
+      <w:lvlJc w:val="left"/>
+      <w:pPr>
+        <w:ind w:left="5040" w:hanging="360"/>
+      </w:pPr>
+      <w:rPr>
+        <w:u w:val="none"/>
+      </w:rPr>
+    </w:lvl>
+    <w:lvl w:ilvl="7">
+      <w:start w:val="1"/>
+      <w:numFmt w:val="lowerLetter"/>
+      <w:lvlText w:val="%8."/>
+      <w:lvlJc w:val="left"/>
+      <w:pPr>
+        <w:ind w:left="5760" w:hanging="360"/>
+      </w:pPr>
+      <w:rPr>
+        <w:u w:val="none"/>
+      </w:rPr>
+    </w:lvl>
+    <w:lvl w:ilvl="8">
+      <w:start w:val="1"/>
+      <w:numFmt w:val="lowerRoman"/>
+      <w:lvlText w:val="%9."/>
+      <w:lvlJc w:val="left"/>
+      <w:pPr>
+        <w:ind w:left="6480" w:hanging="360"/>
+      </w:pPr>
+      <w:rPr>
+        <w:u w:val="none"/>
+      </w:rPr>
+    </w:lvl>
+  </w:abstractNum>
+  <w:abstractNum w:abstractNumId="54">
+    <w:lvl w:ilvl="0">
+      <w:start w:val="1"/>
+      <w:numFmt w:val="bullet"/>
+      <w:lvlText w:val="●"/>
+      <w:lvlJc w:val="left"/>
+      <w:pPr>
+        <w:ind w:left="720" w:hanging="360"/>
+      </w:pPr>
+      <w:rPr>
+        <w:u w:val="none"/>
+      </w:rPr>
+    </w:lvl>
+    <w:lvl w:ilvl="1">
+      <w:start w:val="1"/>
+      <w:numFmt w:val="bullet"/>
+      <w:lvlText w:val="○"/>
+      <w:lvlJc w:val="left"/>
+      <w:pPr>
+        <w:ind w:left="1440" w:hanging="360"/>
+      </w:pPr>
+      <w:rPr>
+        <w:u w:val="none"/>
+      </w:rPr>
+    </w:lvl>
+    <w:lvl w:ilvl="2">
+      <w:start w:val="1"/>
+      <w:numFmt w:val="bullet"/>
+      <w:lvlText w:val="■"/>
+      <w:lvlJc w:val="left"/>
+      <w:pPr>
+        <w:ind w:left="2160" w:hanging="360"/>
+      </w:pPr>
+      <w:rPr>
+        <w:u w:val="none"/>
+      </w:rPr>
+    </w:lvl>
+    <w:lvl w:ilvl="3">
+      <w:start w:val="1"/>
+      <w:numFmt w:val="bullet"/>
+      <w:lvlText w:val="●"/>
+      <w:lvlJc w:val="left"/>
+      <w:pPr>
+        <w:ind w:left="2880" w:hanging="360"/>
+      </w:pPr>
+      <w:rPr>
+        <w:u w:val="none"/>
+      </w:rPr>
+    </w:lvl>
+    <w:lvl w:ilvl="4">
+      <w:start w:val="1"/>
+      <w:numFmt w:val="bullet"/>
+      <w:lvlText w:val="○"/>
+      <w:lvlJc w:val="left"/>
+      <w:pPr>
+        <w:ind w:left="3600" w:hanging="360"/>
+      </w:pPr>
+      <w:rPr>
+        <w:u w:val="none"/>
+      </w:rPr>
+    </w:lvl>
+    <w:lvl w:ilvl="5">
+      <w:start w:val="1"/>
+      <w:numFmt w:val="bullet"/>
+      <w:lvlText w:val="■"/>
+      <w:lvlJc w:val="left"/>
+      <w:pPr>
+        <w:ind w:left="4320" w:hanging="360"/>
+      </w:pPr>
+      <w:rPr>
+        <w:u w:val="none"/>
+      </w:rPr>
+    </w:lvl>
+    <w:lvl w:ilvl="6">
+      <w:start w:val="1"/>
+      <w:numFmt w:val="bullet"/>
+      <w:lvlText w:val="●"/>
+      <w:lvlJc w:val="left"/>
+      <w:pPr>
+        <w:ind w:left="5040" w:hanging="360"/>
+      </w:pPr>
+      <w:rPr>
+        <w:u w:val="none"/>
+      </w:rPr>
+    </w:lvl>
+    <w:lvl w:ilvl="7">
+      <w:start w:val="1"/>
+      <w:numFmt w:val="bullet"/>
+      <w:lvlText w:val="○"/>
+      <w:lvlJc w:val="left"/>
+      <w:pPr>
+        <w:ind w:left="5760" w:hanging="360"/>
+      </w:pPr>
+      <w:rPr>
+        <w:u w:val="none"/>
+      </w:rPr>
+    </w:lvl>
+    <w:lvl w:ilvl="8">
+      <w:start w:val="1"/>
+      <w:numFmt w:val="bullet"/>
+      <w:lvlText w:val="■"/>
+      <w:lvlJc w:val="left"/>
+      <w:pPr>
+        <w:ind w:left="6480" w:hanging="360"/>
+      </w:pPr>
+      <w:rPr>
+        <w:u w:val="none"/>
+      </w:rPr>
+    </w:lvl>
+  </w:abstractNum>
+  <w:abstractNum w:abstractNumId="55">
+    <w:lvl w:ilvl="0">
+      <w:start w:val="1"/>
+      <w:numFmt w:val="bullet"/>
+      <w:lvlText w:val="●"/>
+      <w:lvlJc w:val="left"/>
+      <w:pPr>
+        <w:ind w:left="720" w:hanging="360"/>
+      </w:pPr>
+      <w:rPr>
+        <w:u w:val="none"/>
+      </w:rPr>
+    </w:lvl>
+    <w:lvl w:ilvl="1">
+      <w:start w:val="1"/>
+      <w:numFmt w:val="bullet"/>
+      <w:lvlText w:val="○"/>
+      <w:lvlJc w:val="left"/>
+      <w:pPr>
+        <w:ind w:left="1440" w:hanging="360"/>
+      </w:pPr>
+      <w:rPr>
+        <w:u w:val="none"/>
+      </w:rPr>
+    </w:lvl>
+    <w:lvl w:ilvl="2">
+      <w:start w:val="1"/>
+      <w:numFmt w:val="bullet"/>
+      <w:lvlText w:val="■"/>
+      <w:lvlJc w:val="left"/>
+      <w:pPr>
+        <w:ind w:left="2160" w:hanging="360"/>
+      </w:pPr>
+      <w:rPr>
+        <w:u w:val="none"/>
+      </w:rPr>
+    </w:lvl>
+    <w:lvl w:ilvl="3">
+      <w:start w:val="1"/>
+      <w:numFmt w:val="bullet"/>
+      <w:lvlText w:val="●"/>
+      <w:lvlJc w:val="left"/>
+      <w:pPr>
+        <w:ind w:left="2880" w:hanging="360"/>
+      </w:pPr>
+      <w:rPr>
+        <w:u w:val="none"/>
+      </w:rPr>
+    </w:lvl>
+    <w:lvl w:ilvl="4">
+      <w:start w:val="1"/>
+      <w:numFmt w:val="bullet"/>
+      <w:lvlText w:val="○"/>
+      <w:lvlJc w:val="left"/>
+      <w:pPr>
+        <w:ind w:left="3600" w:hanging="360"/>
+      </w:pPr>
+      <w:rPr>
+        <w:u w:val="none"/>
+      </w:rPr>
+    </w:lvl>
+    <w:lvl w:ilvl="5">
+      <w:start w:val="1"/>
+      <w:numFmt w:val="bullet"/>
+      <w:lvlText w:val="■"/>
+      <w:lvlJc w:val="left"/>
+      <w:pPr>
+        <w:ind w:left="4320" w:hanging="360"/>
+      </w:pPr>
+      <w:rPr>
+        <w:u w:val="none"/>
+      </w:rPr>
+    </w:lvl>
+    <w:lvl w:ilvl="6">
+      <w:start w:val="1"/>
+      <w:numFmt w:val="bullet"/>
+      <w:lvlText w:val="●"/>
+      <w:lvlJc w:val="left"/>
+      <w:pPr>
+        <w:ind w:left="5040" w:hanging="360"/>
+      </w:pPr>
+      <w:rPr>
+        <w:u w:val="none"/>
+      </w:rPr>
+    </w:lvl>
+    <w:lvl w:ilvl="7">
+      <w:start w:val="1"/>
+      <w:numFmt w:val="bullet"/>
+      <w:lvlText w:val="○"/>
+      <w:lvlJc w:val="left"/>
+      <w:pPr>
+        <w:ind w:left="5760" w:hanging="360"/>
+      </w:pPr>
+      <w:rPr>
+        <w:u w:val="none"/>
+      </w:rPr>
+    </w:lvl>
+    <w:lvl w:ilvl="8">
+      <w:start w:val="1"/>
+      <w:numFmt w:val="bullet"/>
+      <w:lvlText w:val="■"/>
+      <w:lvlJc w:val="left"/>
+      <w:pPr>
+        <w:ind w:left="6480" w:hanging="360"/>
+      </w:pPr>
+      <w:rPr>
+        <w:u w:val="none"/>
+      </w:rPr>
+    </w:lvl>
+  </w:abstractNum>
+  <w:abstractNum w:abstractNumId="56">
+    <w:lvl w:ilvl="0">
+      <w:start w:val="1"/>
+      <w:numFmt w:val="bullet"/>
+      <w:lvlText w:val="●"/>
+      <w:lvlJc w:val="left"/>
+      <w:pPr>
+        <w:ind w:left="720" w:hanging="360"/>
+      </w:pPr>
+      <w:rPr>
+        <w:u w:val="none"/>
+      </w:rPr>
+    </w:lvl>
+    <w:lvl w:ilvl="1">
+      <w:start w:val="1"/>
+      <w:numFmt w:val="bullet"/>
+      <w:lvlText w:val="○"/>
+      <w:lvlJc w:val="left"/>
+      <w:pPr>
+        <w:ind w:left="1440" w:hanging="360"/>
+      </w:pPr>
+      <w:rPr>
+        <w:u w:val="none"/>
+      </w:rPr>
+    </w:lvl>
+    <w:lvl w:ilvl="2">
+      <w:start w:val="1"/>
+      <w:numFmt w:val="bullet"/>
+      <w:lvlText w:val="■"/>
+      <w:lvlJc w:val="left"/>
+      <w:pPr>
+        <w:ind w:left="2160" w:hanging="360"/>
+      </w:pPr>
+      <w:rPr>
+        <w:u w:val="none"/>
+      </w:rPr>
+    </w:lvl>
+    <w:lvl w:ilvl="3">
+      <w:start w:val="1"/>
+      <w:numFmt w:val="bullet"/>
+      <w:lvlText w:val="●"/>
+      <w:lvlJc w:val="left"/>
+      <w:pPr>
+        <w:ind w:left="2880" w:hanging="360"/>
+      </w:pPr>
+      <w:rPr>
+        <w:u w:val="none"/>
+      </w:rPr>
+    </w:lvl>
+    <w:lvl w:ilvl="4">
+      <w:start w:val="1"/>
+      <w:numFmt w:val="bullet"/>
+      <w:lvlText w:val="○"/>
+      <w:lvlJc w:val="left"/>
+      <w:pPr>
+        <w:ind w:left="3600" w:hanging="360"/>
+      </w:pPr>
+      <w:rPr>
+        <w:u w:val="none"/>
+      </w:rPr>
+    </w:lvl>
+    <w:lvl w:ilvl="5">
+      <w:start w:val="1"/>
+      <w:numFmt w:val="bullet"/>
+      <w:lvlText w:val="■"/>
+      <w:lvlJc w:val="left"/>
+      <w:pPr>
+        <w:ind w:left="4320" w:hanging="360"/>
+      </w:pPr>
+      <w:rPr>
+        <w:u w:val="none"/>
+      </w:rPr>
+    </w:lvl>
+    <w:lvl w:ilvl="6">
+      <w:start w:val="1"/>
+      <w:numFmt w:val="bullet"/>
+      <w:lvlText w:val="●"/>
+      <w:lvlJc w:val="left"/>
+      <w:pPr>
+        <w:ind w:left="5040" w:hanging="360"/>
+      </w:pPr>
+      <w:rPr>
+        <w:u w:val="none"/>
+      </w:rPr>
+    </w:lvl>
+    <w:lvl w:ilvl="7">
+      <w:start w:val="1"/>
+      <w:numFmt w:val="bullet"/>
+      <w:lvlText w:val="○"/>
+      <w:lvlJc w:val="left"/>
+      <w:pPr>
+        <w:ind w:left="5760" w:hanging="360"/>
+      </w:pPr>
+      <w:rPr>
+        <w:u w:val="none"/>
+      </w:rPr>
+    </w:lvl>
+    <w:lvl w:ilvl="8">
+      <w:start w:val="1"/>
+      <w:numFmt w:val="bullet"/>
+      <w:lvlText w:val="■"/>
+      <w:lvlJc w:val="left"/>
+      <w:pPr>
+        <w:ind w:left="6480" w:hanging="360"/>
+      </w:pPr>
+      <w:rPr>
+        <w:u w:val="none"/>
+      </w:rPr>
+    </w:lvl>
+  </w:abstractNum>
+  <w:abstractNum w:abstractNumId="57">
+    <w:lvl w:ilvl="0">
+      <w:start w:val="1"/>
+      <w:numFmt w:val="decimal"/>
+      <w:lvlText w:val="%1."/>
+      <w:lvlJc w:val="left"/>
+      <w:pPr>
+        <w:ind w:left="720" w:hanging="360"/>
+      </w:pPr>
+      <w:rPr>
+        <w:u w:val="none"/>
+      </w:rPr>
+    </w:lvl>
+    <w:lvl w:ilvl="1">
+      <w:start w:val="1"/>
+      <w:numFmt w:val="lowerLetter"/>
+      <w:lvlText w:val="%2."/>
+      <w:lvlJc w:val="left"/>
+      <w:pPr>
+        <w:ind w:left="1440" w:hanging="360"/>
+      </w:pPr>
+      <w:rPr>
+        <w:u w:val="none"/>
+      </w:rPr>
+    </w:lvl>
+    <w:lvl w:ilvl="2">
+      <w:start w:val="1"/>
+      <w:numFmt w:val="lowerRoman"/>
+      <w:lvlText w:val="%3."/>
+      <w:lvlJc w:val="left"/>
+      <w:pPr>
+        <w:ind w:left="2160" w:hanging="360"/>
+      </w:pPr>
+      <w:rPr>
+        <w:u w:val="none"/>
+      </w:rPr>
+    </w:lvl>
+    <w:lvl w:ilvl="3">
+      <w:start w:val="1"/>
+      <w:numFmt w:val="decimal"/>
+      <w:lvlText w:val="%4."/>
+      <w:lvlJc w:val="left"/>
+      <w:pPr>
+        <w:ind w:left="2880" w:hanging="360"/>
+      </w:pPr>
+      <w:rPr>
+        <w:u w:val="none"/>
+      </w:rPr>
+    </w:lvl>
+    <w:lvl w:ilvl="4">
+      <w:start w:val="1"/>
+      <w:numFmt w:val="lowerLetter"/>
+      <w:lvlText w:val="%5."/>
+      <w:lvlJc w:val="left"/>
+      <w:pPr>
+        <w:ind w:left="3600" w:hanging="360"/>
+      </w:pPr>
+      <w:rPr>
+        <w:u w:val="none"/>
+      </w:rPr>
+    </w:lvl>
+    <w:lvl w:ilvl="5">
+      <w:start w:val="1"/>
+      <w:numFmt w:val="lowerRoman"/>
+      <w:lvlText w:val="%6."/>
+      <w:lvlJc w:val="left"/>
+      <w:pPr>
+        <w:ind w:left="4320" w:hanging="360"/>
+      </w:pPr>
+      <w:rPr>
+        <w:u w:val="none"/>
+      </w:rPr>
+    </w:lvl>
+    <w:lvl w:ilvl="6">
+      <w:start w:val="1"/>
+      <w:numFmt w:val="decimal"/>
+      <w:lvlText w:val="%7."/>
+      <w:lvlJc w:val="left"/>
+      <w:pPr>
+        <w:ind w:left="5040" w:hanging="360"/>
+      </w:pPr>
+      <w:rPr>
+        <w:u w:val="none"/>
+      </w:rPr>
+    </w:lvl>
+    <w:lvl w:ilvl="7">
+      <w:start w:val="1"/>
+      <w:numFmt w:val="lowerLetter"/>
+      <w:lvlText w:val="%8."/>
+      <w:lvlJc w:val="left"/>
+      <w:pPr>
+        <w:ind w:left="5760" w:hanging="360"/>
+      </w:pPr>
+      <w:rPr>
+        <w:u w:val="none"/>
+      </w:rPr>
+    </w:lvl>
+    <w:lvl w:ilvl="8">
+      <w:start w:val="1"/>
+      <w:numFmt w:val="lowerRoman"/>
+      <w:lvlText w:val="%9."/>
+      <w:lvlJc w:val="left"/>
+      <w:pPr>
+        <w:ind w:left="6480" w:hanging="360"/>
+      </w:pPr>
+      <w:rPr>
+        <w:u w:val="none"/>
+      </w:rPr>
+    </w:lvl>
+  </w:abstractNum>
+  <w:abstractNum w:abstractNumId="58">
+    <w:lvl w:ilvl="0">
+      <w:start w:val="1"/>
+      <w:numFmt w:val="decimal"/>
+      <w:lvlText w:val="%1."/>
+      <w:lvlJc w:val="left"/>
+      <w:pPr>
+        <w:ind w:left="720" w:hanging="360"/>
+      </w:pPr>
+      <w:rPr>
+        <w:u w:val="none"/>
+      </w:rPr>
+    </w:lvl>
+    <w:lvl w:ilvl="1">
+      <w:start w:val="1"/>
+      <w:numFmt w:val="lowerLetter"/>
+      <w:lvlText w:val="%2."/>
+      <w:lvlJc w:val="left"/>
+      <w:pPr>
+        <w:ind w:left="1440" w:hanging="360"/>
+      </w:pPr>
+      <w:rPr>
+        <w:u w:val="none"/>
+      </w:rPr>
+    </w:lvl>
+    <w:lvl w:ilvl="2">
+      <w:start w:val="1"/>
+      <w:numFmt w:val="lowerRoman"/>
+      <w:lvlText w:val="%3."/>
+      <w:lvlJc w:val="left"/>
+      <w:pPr>
+        <w:ind w:left="2160" w:hanging="360"/>
+      </w:pPr>
+      <w:rPr>
+        <w:u w:val="none"/>
+      </w:rPr>
+    </w:lvl>
+    <w:lvl w:ilvl="3">
+      <w:start w:val="1"/>
+      <w:numFmt w:val="decimal"/>
+      <w:lvlText w:val="%4."/>
+      <w:lvlJc w:val="left"/>
+      <w:pPr>
+        <w:ind w:left="2880" w:hanging="360"/>
+      </w:pPr>
+      <w:rPr>
+        <w:u w:val="none"/>
+      </w:rPr>
+    </w:lvl>
+    <w:lvl w:ilvl="4">
+      <w:start w:val="1"/>
+      <w:numFmt w:val="lowerLetter"/>
+      <w:lvlText w:val="%5."/>
+      <w:lvlJc w:val="left"/>
+      <w:pPr>
+        <w:ind w:left="3600" w:hanging="360"/>
+      </w:pPr>
+      <w:rPr>
+        <w:u w:val="none"/>
+      </w:rPr>
+    </w:lvl>
+    <w:lvl w:ilvl="5">
+      <w:start w:val="1"/>
+      <w:numFmt w:val="lowerRoman"/>
+      <w:lvlText w:val="%6."/>
+      <w:lvlJc w:val="left"/>
+      <w:pPr>
+        <w:ind w:left="4320" w:hanging="360"/>
+      </w:pPr>
+      <w:rPr>
+        <w:u w:val="none"/>
+      </w:rPr>
+    </w:lvl>
+    <w:lvl w:ilvl="6">
+      <w:start w:val="1"/>
+      <w:numFmt w:val="decimal"/>
+      <w:lvlText w:val="%7."/>
+      <w:lvlJc w:val="left"/>
+      <w:pPr>
+        <w:ind w:left="5040" w:hanging="360"/>
+      </w:pPr>
+      <w:rPr>
+        <w:u w:val="none"/>
+      </w:rPr>
+    </w:lvl>
+    <w:lvl w:ilvl="7">
+      <w:start w:val="1"/>
+      <w:numFmt w:val="lowerLetter"/>
+      <w:lvlText w:val="%8."/>
+      <w:lvlJc w:val="left"/>
+      <w:pPr>
+        <w:ind w:left="5760" w:hanging="360"/>
+      </w:pPr>
+      <w:rPr>
+        <w:u w:val="none"/>
+      </w:rPr>
+    </w:lvl>
+    <w:lvl w:ilvl="8">
+      <w:start w:val="1"/>
+      <w:numFmt w:val="lowerRoman"/>
+      <w:lvlText w:val="%9."/>
+      <w:lvlJc w:val="left"/>
+      <w:pPr>
+        <w:ind w:left="6480" w:hanging="360"/>
+      </w:pPr>
+      <w:rPr>
+        <w:u w:val="none"/>
+      </w:rPr>
+    </w:lvl>
+  </w:abstractNum>
+  <w:abstractNum w:abstractNumId="59">
+    <w:lvl w:ilvl="0">
+      <w:start w:val="1"/>
+      <w:numFmt w:val="decimal"/>
+      <w:lvlText w:val="%1."/>
+      <w:lvlJc w:val="left"/>
+      <w:pPr>
+        <w:ind w:left="720" w:hanging="360"/>
+      </w:pPr>
+      <w:rPr>
+        <w:u w:val="none"/>
+      </w:rPr>
+    </w:lvl>
+    <w:lvl w:ilvl="1">
+      <w:start w:val="1"/>
+      <w:numFmt w:val="lowerLetter"/>
+      <w:lvlText w:val="%2."/>
+      <w:lvlJc w:val="left"/>
+      <w:pPr>
+        <w:ind w:left="1440" w:hanging="360"/>
+      </w:pPr>
+      <w:rPr>
+        <w:u w:val="none"/>
+      </w:rPr>
+    </w:lvl>
+    <w:lvl w:ilvl="2">
+      <w:start w:val="1"/>
+      <w:numFmt w:val="lowerRoman"/>
+      <w:lvlText w:val="%3."/>
+      <w:lvlJc w:val="left"/>
+      <w:pPr>
+        <w:ind w:left="2160" w:hanging="360"/>
+      </w:pPr>
+      <w:rPr>
+        <w:u w:val="none"/>
+      </w:rPr>
+    </w:lvl>
+    <w:lvl w:ilvl="3">
+      <w:start w:val="1"/>
+      <w:numFmt w:val="decimal"/>
+      <w:lvlText w:val="%4."/>
+      <w:lvlJc w:val="left"/>
+      <w:pPr>
+        <w:ind w:left="2880" w:hanging="360"/>
+      </w:pPr>
+      <w:rPr>
+        <w:u w:val="none"/>
+      </w:rPr>
+    </w:lvl>
+    <w:lvl w:ilvl="4">
+      <w:start w:val="1"/>
+      <w:numFmt w:val="lowerLetter"/>
+      <w:lvlText w:val="%5."/>
+      <w:lvlJc w:val="left"/>
+      <w:pPr>
+        <w:ind w:left="3600" w:hanging="360"/>
+      </w:pPr>
+      <w:rPr>
+        <w:u w:val="none"/>
+      </w:rPr>
+    </w:lvl>
+    <w:lvl w:ilvl="5">
+      <w:start w:val="1"/>
+      <w:numFmt w:val="lowerRoman"/>
+      <w:lvlText w:val="%6."/>
+      <w:lvlJc w:val="left"/>
+      <w:pPr>
+        <w:ind w:left="4320" w:hanging="360"/>
+      </w:pPr>
+      <w:rPr>
+        <w:u w:val="none"/>
+      </w:rPr>
+    </w:lvl>
+    <w:lvl w:ilvl="6">
+      <w:start w:val="1"/>
+      <w:numFmt w:val="decimal"/>
+      <w:lvlText w:val="%7."/>
+      <w:lvlJc w:val="left"/>
+      <w:pPr>
+        <w:ind w:left="5040" w:hanging="360"/>
+      </w:pPr>
+      <w:rPr>
+        <w:u w:val="none"/>
+      </w:rPr>
+    </w:lvl>
+    <w:lvl w:ilvl="7">
+      <w:start w:val="1"/>
+      <w:numFmt w:val="lowerLetter"/>
+      <w:lvlText w:val="%8."/>
+      <w:lvlJc w:val="left"/>
+      <w:pPr>
+        <w:ind w:left="5760" w:hanging="360"/>
+      </w:pPr>
+      <w:rPr>
+        <w:u w:val="none"/>
+      </w:rPr>
+    </w:lvl>
+    <w:lvl w:ilvl="8">
+      <w:start w:val="1"/>
+      <w:numFmt w:val="lowerRoman"/>
+      <w:lvlText w:val="%9."/>
+      <w:lvlJc w:val="left"/>
+      <w:pPr>
+        <w:ind w:left="6480" w:hanging="360"/>
+      </w:pPr>
+      <w:rPr>
+        <w:u w:val="none"/>
+      </w:rPr>
+    </w:lvl>
+  </w:abstractNum>
+  <w:abstractNum w:abstractNumId="60">
+    <w:lvl w:ilvl="0">
+      <w:start w:val="1"/>
+      <w:numFmt w:val="decimal"/>
+      <w:lvlText w:val="%1."/>
+      <w:lvlJc w:val="left"/>
+      <w:pPr>
+        <w:ind w:left="720" w:hanging="360"/>
+      </w:pPr>
+      <w:rPr>
+        <w:u w:val="none"/>
+      </w:rPr>
+    </w:lvl>
+    <w:lvl w:ilvl="1">
+      <w:start w:val="1"/>
+      <w:numFmt w:val="lowerLetter"/>
+      <w:lvlText w:val="%2."/>
+      <w:lvlJc w:val="left"/>
+      <w:pPr>
+        <w:ind w:left="1440" w:hanging="360"/>
+      </w:pPr>
+      <w:rPr>
+        <w:u w:val="none"/>
+      </w:rPr>
+    </w:lvl>
+    <w:lvl w:ilvl="2">
+      <w:start w:val="1"/>
+      <w:numFmt w:val="lowerRoman"/>
+      <w:lvlText w:val="%3."/>
+      <w:lvlJc w:val="left"/>
+      <w:pPr>
+        <w:ind w:left="2160" w:hanging="360"/>
+      </w:pPr>
+      <w:rPr>
+        <w:u w:val="none"/>
+      </w:rPr>
+    </w:lvl>
+    <w:lvl w:ilvl="3">
+      <w:start w:val="1"/>
+      <w:numFmt w:val="decimal"/>
+      <w:lvlText w:val="%4."/>
+      <w:lvlJc w:val="left"/>
+      <w:pPr>
+        <w:ind w:left="2880" w:hanging="360"/>
+      </w:pPr>
+      <w:rPr>
+        <w:u w:val="none"/>
+      </w:rPr>
+    </w:lvl>
+    <w:lvl w:ilvl="4">
+      <w:start w:val="1"/>
+      <w:numFmt w:val="lowerLetter"/>
+      <w:lvlText w:val="%5."/>
+      <w:lvlJc w:val="left"/>
+      <w:pPr>
+        <w:ind w:left="3600" w:hanging="360"/>
+      </w:pPr>
+      <w:rPr>
+        <w:u w:val="none"/>
+      </w:rPr>
+    </w:lvl>
+    <w:lvl w:ilvl="5">
+      <w:start w:val="1"/>
+      <w:numFmt w:val="lowerRoman"/>
+      <w:lvlText w:val="%6."/>
+      <w:lvlJc w:val="left"/>
+      <w:pPr>
+        <w:ind w:left="4320" w:hanging="360"/>
+      </w:pPr>
+      <w:rPr>
+        <w:u w:val="none"/>
+      </w:rPr>
+    </w:lvl>
+    <w:lvl w:ilvl="6">
+      <w:start w:val="1"/>
+      <w:numFmt w:val="decimal"/>
+      <w:lvlText w:val="%7."/>
+      <w:lvlJc w:val="left"/>
+      <w:pPr>
+        <w:ind w:left="5040" w:hanging="360"/>
+      </w:pPr>
+      <w:rPr>
+        <w:u w:val="none"/>
+      </w:rPr>
+    </w:lvl>
+    <w:lvl w:ilvl="7">
+      <w:start w:val="1"/>
+      <w:numFmt w:val="lowerLetter"/>
+      <w:lvlText w:val="%8."/>
+      <w:lvlJc w:val="left"/>
+      <w:pPr>
+        <w:ind w:left="5760" w:hanging="360"/>
+      </w:pPr>
+      <w:rPr>
+        <w:u w:val="none"/>
+      </w:rPr>
+    </w:lvl>
+    <w:lvl w:ilvl="8">
+      <w:start w:val="1"/>
+      <w:numFmt w:val="lowerRoman"/>
+      <w:lvlText w:val="%9."/>
+      <w:lvlJc w:val="left"/>
+      <w:pPr>
+        <w:ind w:left="6480" w:hanging="360"/>
+      </w:pPr>
+      <w:rPr>
+        <w:u w:val="none"/>
+      </w:rPr>
+    </w:lvl>
+  </w:abstractNum>
+  <w:abstractNum w:abstractNumId="61">
+    <w:lvl w:ilvl="0">
+      <w:start w:val="1"/>
+      <w:numFmt w:val="bullet"/>
+      <w:lvlText w:val="●"/>
+      <w:lvlJc w:val="left"/>
+      <w:pPr>
+        <w:ind w:left="720" w:hanging="360"/>
+      </w:pPr>
+      <w:rPr>
+        <w:u w:val="none"/>
+      </w:rPr>
+    </w:lvl>
+    <w:lvl w:ilvl="1">
+      <w:start w:val="1"/>
+      <w:numFmt w:val="bullet"/>
+      <w:lvlText w:val="○"/>
+      <w:lvlJc w:val="left"/>
+      <w:pPr>
+        <w:ind w:left="1440" w:hanging="360"/>
+      </w:pPr>
+      <w:rPr>
+        <w:u w:val="none"/>
+      </w:rPr>
+    </w:lvl>
+    <w:lvl w:ilvl="2">
+      <w:start w:val="1"/>
+      <w:numFmt w:val="bullet"/>
+      <w:lvlText w:val="■"/>
+      <w:lvlJc w:val="left"/>
+      <w:pPr>
+        <w:ind w:left="2160" w:hanging="360"/>
+      </w:pPr>
+      <w:rPr>
+        <w:u w:val="none"/>
+      </w:rPr>
+    </w:lvl>
+    <w:lvl w:ilvl="3">
+      <w:start w:val="1"/>
+      <w:numFmt w:val="bullet"/>
+      <w:lvlText w:val="●"/>
+      <w:lvlJc w:val="left"/>
+      <w:pPr>
+        <w:ind w:left="2880" w:hanging="360"/>
+      </w:pPr>
+      <w:rPr>
+        <w:u w:val="none"/>
+      </w:rPr>
+    </w:lvl>
+    <w:lvl w:ilvl="4">
+      <w:start w:val="1"/>
+      <w:numFmt w:val="bullet"/>
+      <w:lvlText w:val="○"/>
+      <w:lvlJc w:val="left"/>
+      <w:pPr>
+        <w:ind w:left="3600" w:hanging="360"/>
+      </w:pPr>
+      <w:rPr>
+        <w:u w:val="none"/>
+      </w:rPr>
+    </w:lvl>
+    <w:lvl w:ilvl="5">
+      <w:start w:val="1"/>
+      <w:numFmt w:val="bullet"/>
+      <w:lvlText w:val="■"/>
+      <w:lvlJc w:val="left"/>
+      <w:pPr>
+        <w:ind w:left="4320" w:hanging="360"/>
+      </w:pPr>
+      <w:rPr>
+        <w:u w:val="none"/>
+      </w:rPr>
+    </w:lvl>
+    <w:lvl w:ilvl="6">
+      <w:start w:val="1"/>
+      <w:numFmt w:val="bullet"/>
+      <w:lvlText w:val="●"/>
+      <w:lvlJc w:val="left"/>
+      <w:pPr>
+        <w:ind w:left="5040" w:hanging="360"/>
+      </w:pPr>
+      <w:rPr>
+        <w:u w:val="none"/>
+      </w:rPr>
+    </w:lvl>
+    <w:lvl w:ilvl="7">
+      <w:start w:val="1"/>
+      <w:numFmt w:val="bullet"/>
+      <w:lvlText w:val="○"/>
+      <w:lvlJc w:val="left"/>
+      <w:pPr>
+        <w:ind w:left="5760" w:hanging="360"/>
+      </w:pPr>
+      <w:rPr>
+        <w:u w:val="none"/>
+      </w:rPr>
+    </w:lvl>
+    <w:lvl w:ilvl="8">
+      <w:start w:val="1"/>
+      <w:numFmt w:val="bullet"/>
+      <w:lvlText w:val="■"/>
+      <w:lvlJc w:val="left"/>
+      <w:pPr>
+        <w:ind w:left="6480" w:hanging="360"/>
+      </w:pPr>
+      <w:rPr>
+        <w:u w:val="none"/>
+      </w:rPr>
+    </w:lvl>
+  </w:abstractNum>
+  <w:abstractNum w:abstractNumId="62">
+    <w:lvl w:ilvl="0">
+      <w:start w:val="1"/>
+      <w:numFmt w:val="decimal"/>
+      <w:lvlText w:val="%1."/>
+      <w:lvlJc w:val="left"/>
+      <w:pPr>
+        <w:ind w:left="720" w:hanging="360"/>
+      </w:pPr>
+      <w:rPr>
+        <w:u w:val="none"/>
+      </w:rPr>
+    </w:lvl>
+    <w:lvl w:ilvl="1">
+      <w:start w:val="1"/>
+      <w:numFmt w:val="lowerLetter"/>
+      <w:lvlText w:val="%2."/>
+      <w:lvlJc w:val="left"/>
+      <w:pPr>
+        <w:ind w:left="1440" w:hanging="360"/>
+      </w:pPr>
+      <w:rPr>
+        <w:u w:val="none"/>
+      </w:rPr>
+    </w:lvl>
+    <w:lvl w:ilvl="2">
+      <w:start w:val="1"/>
+      <w:numFmt w:val="lowerRoman"/>
+      <w:lvlText w:val="%3."/>
+      <w:lvlJc w:val="left"/>
+      <w:pPr>
+        <w:ind w:left="2160" w:hanging="360"/>
+      </w:pPr>
+      <w:rPr>
+        <w:u w:val="none"/>
+      </w:rPr>
+    </w:lvl>
+    <w:lvl w:ilvl="3">
+      <w:start w:val="1"/>
+      <w:numFmt w:val="decimal"/>
+      <w:lvlText w:val="%4."/>
+      <w:lvlJc w:val="left"/>
+      <w:pPr>
+        <w:ind w:left="2880" w:hanging="360"/>
+      </w:pPr>
+      <w:rPr>
+        <w:u w:val="none"/>
+      </w:rPr>
+    </w:lvl>
+    <w:lvl w:ilvl="4">
+      <w:start w:val="1"/>
+      <w:numFmt w:val="lowerLetter"/>
+      <w:lvlText w:val="%5."/>
+      <w:lvlJc w:val="left"/>
+      <w:pPr>
+        <w:ind w:left="3600" w:hanging="360"/>
+      </w:pPr>
+      <w:rPr>
+        <w:u w:val="none"/>
+      </w:rPr>
+    </w:lvl>
+    <w:lvl w:ilvl="5">
+      <w:start w:val="1"/>
+      <w:numFmt w:val="lowerRoman"/>
+      <w:lvlText w:val="%6."/>
+      <w:lvlJc w:val="left"/>
+      <w:pPr>
+        <w:ind w:left="4320" w:hanging="360"/>
+      </w:pPr>
+      <w:rPr>
+        <w:u w:val="none"/>
+      </w:rPr>
+    </w:lvl>
+    <w:lvl w:ilvl="6">
+      <w:start w:val="1"/>
+      <w:numFmt w:val="decimal"/>
+      <w:lvlText w:val="%7."/>
+      <w:lvlJc w:val="left"/>
+      <w:pPr>
+        <w:ind w:left="5040" w:hanging="360"/>
+      </w:pPr>
+      <w:rPr>
+        <w:u w:val="none"/>
+      </w:rPr>
+    </w:lvl>
+    <w:lvl w:ilvl="7">
+      <w:start w:val="1"/>
+      <w:numFmt w:val="lowerLetter"/>
+      <w:lvlText w:val="%8."/>
+      <w:lvlJc w:val="left"/>
+      <w:pPr>
+        <w:ind w:left="5760" w:hanging="360"/>
+      </w:pPr>
+      <w:rPr>
+        <w:u w:val="none"/>
+      </w:rPr>
+    </w:lvl>
+    <w:lvl w:ilvl="8">
+      <w:start w:val="1"/>
+      <w:numFmt w:val="lowerRoman"/>
+      <w:lvlText w:val="%9."/>
+      <w:lvlJc w:val="left"/>
+      <w:pPr>
+        <w:ind w:left="6480" w:hanging="360"/>
+      </w:pPr>
+      <w:rPr>
+        <w:u w:val="none"/>
+      </w:rPr>
+    </w:lvl>
+  </w:abstractNum>
+  <w:abstractNum w:abstractNumId="63">
+    <w:lvl w:ilvl="0">
+      <w:start w:val="1"/>
+      <w:numFmt w:val="decimal"/>
+      <w:lvlText w:val="%1."/>
+      <w:lvlJc w:val="left"/>
+      <w:pPr>
+        <w:ind w:left="720" w:hanging="360"/>
+      </w:pPr>
+      <w:rPr>
+        <w:u w:val="none"/>
+      </w:rPr>
+    </w:lvl>
+    <w:lvl w:ilvl="1">
+      <w:start w:val="1"/>
+      <w:numFmt w:val="lowerLetter"/>
+      <w:lvlText w:val="%2."/>
+      <w:lvlJc w:val="left"/>
+      <w:pPr>
+        <w:ind w:left="1440" w:hanging="360"/>
+      </w:pPr>
+      <w:rPr>
+        <w:u w:val="none"/>
+      </w:rPr>
+    </w:lvl>
+    <w:lvl w:ilvl="2">
+      <w:start w:val="1"/>
+      <w:numFmt w:val="lowerRoman"/>
+      <w:lvlText w:val="%3."/>
+      <w:lvlJc w:val="left"/>
+      <w:pPr>
+        <w:ind w:left="2160" w:hanging="360"/>
+      </w:pPr>
+      <w:rPr>
+        <w:u w:val="none"/>
+      </w:rPr>
+    </w:lvl>
+    <w:lvl w:ilvl="3">
+      <w:start w:val="1"/>
+      <w:numFmt w:val="decimal"/>
+      <w:lvlText w:val="%4."/>
+      <w:lvlJc w:val="left"/>
+      <w:pPr>
+        <w:ind w:left="2880" w:hanging="360"/>
+      </w:pPr>
+      <w:rPr>
+        <w:u w:val="none"/>
+      </w:rPr>
+    </w:lvl>
+    <w:lvl w:ilvl="4">
+      <w:start w:val="1"/>
+      <w:numFmt w:val="lowerLetter"/>
+      <w:lvlText w:val="%5."/>
+      <w:lvlJc w:val="left"/>
+      <w:pPr>
+        <w:ind w:left="3600" w:hanging="360"/>
+      </w:pPr>
+      <w:rPr>
+        <w:u w:val="none"/>
+      </w:rPr>
+    </w:lvl>
+    <w:lvl w:ilvl="5">
+      <w:start w:val="1"/>
+      <w:numFmt w:val="lowerRoman"/>
+      <w:lvlText w:val="%6."/>
+      <w:lvlJc w:val="left"/>
+      <w:pPr>
+        <w:ind w:left="4320" w:hanging="360"/>
+      </w:pPr>
+      <w:rPr>
+        <w:u w:val="none"/>
+      </w:rPr>
+    </w:lvl>
+    <w:lvl w:ilvl="6">
+      <w:start w:val="1"/>
+      <w:numFmt w:val="decimal"/>
+      <w:lvlText w:val="%7."/>
+      <w:lvlJc w:val="left"/>
+      <w:pPr>
+        <w:ind w:left="5040" w:hanging="360"/>
+      </w:pPr>
+      <w:rPr>
+        <w:u w:val="none"/>
+      </w:rPr>
+    </w:lvl>
+    <w:lvl w:ilvl="7">
+      <w:start w:val="1"/>
+      <w:numFmt w:val="lowerLetter"/>
+      <w:lvlText w:val="%8."/>
+      <w:lvlJc w:val="left"/>
+      <w:pPr>
+        <w:ind w:left="5760" w:hanging="360"/>
+      </w:pPr>
+      <w:rPr>
+        <w:u w:val="none"/>
+      </w:rPr>
+    </w:lvl>
+    <w:lvl w:ilvl="8">
+      <w:start w:val="1"/>
+      <w:numFmt w:val="lowerRoman"/>
+      <w:lvlText w:val="%9."/>
+      <w:lvlJc w:val="left"/>
+      <w:pPr>
+        <w:ind w:left="6480" w:hanging="360"/>
+      </w:pPr>
+      <w:rPr>
+        <w:u w:val="none"/>
+      </w:rPr>
+    </w:lvl>
+  </w:abstractNum>
+  <w:abstractNum w:abstractNumId="64">
+    <w:lvl w:ilvl="0">
+      <w:start w:val="1"/>
+      <w:numFmt w:val="decimal"/>
+      <w:lvlText w:val="%1."/>
+      <w:lvlJc w:val="left"/>
+      <w:pPr>
+        <w:ind w:left="720" w:hanging="360"/>
+      </w:pPr>
+      <w:rPr>
+        <w:u w:val="none"/>
+      </w:rPr>
+    </w:lvl>
+    <w:lvl w:ilvl="1">
+      <w:start w:val="1"/>
+      <w:numFmt w:val="lowerLetter"/>
+      <w:lvlText w:val="%2."/>
+      <w:lvlJc w:val="left"/>
+      <w:pPr>
+        <w:ind w:left="1440" w:hanging="360"/>
+      </w:pPr>
+      <w:rPr>
+        <w:u w:val="none"/>
+      </w:rPr>
+    </w:lvl>
+    <w:lvl w:ilvl="2">
+      <w:start w:val="1"/>
+      <w:numFmt w:val="lowerRoman"/>
+      <w:lvlText w:val="%3."/>
+      <w:lvlJc w:val="left"/>
+      <w:pPr>
+        <w:ind w:left="2160" w:hanging="360"/>
+      </w:pPr>
+      <w:rPr>
+        <w:u w:val="none"/>
+      </w:rPr>
+    </w:lvl>
+    <w:lvl w:ilvl="3">
+      <w:start w:val="1"/>
+      <w:numFmt w:val="decimal"/>
+      <w:lvlText w:val="%4."/>
+      <w:lvlJc w:val="left"/>
+      <w:pPr>
+        <w:ind w:left="2880" w:hanging="360"/>
+      </w:pPr>
+      <w:rPr>
+        <w:u w:val="none"/>
+      </w:rPr>
+    </w:lvl>
+    <w:lvl w:ilvl="4">
+      <w:start w:val="1"/>
+      <w:numFmt w:val="lowerLetter"/>
+      <w:lvlText w:val="%5."/>
+      <w:lvlJc w:val="left"/>
+      <w:pPr>
+        <w:ind w:left="3600" w:hanging="360"/>
+      </w:pPr>
+      <w:rPr>
+        <w:u w:val="none"/>
+      </w:rPr>
+    </w:lvl>
+    <w:lvl w:ilvl="5">
+      <w:start w:val="1"/>
+      <w:numFmt w:val="lowerRoman"/>
+      <w:lvlText w:val="%6."/>
+      <w:lvlJc w:val="left"/>
+      <w:pPr>
+        <w:ind w:left="4320" w:hanging="360"/>
+      </w:pPr>
+      <w:rPr>
+        <w:u w:val="none"/>
+      </w:rPr>
+    </w:lvl>
+    <w:lvl w:ilvl="6">
+      <w:start w:val="1"/>
+      <w:numFmt w:val="decimal"/>
+      <w:lvlText w:val="%7."/>
+      <w:lvlJc w:val="left"/>
+      <w:pPr>
+        <w:ind w:left="5040" w:hanging="360"/>
+      </w:pPr>
+      <w:rPr>
+        <w:u w:val="none"/>
+      </w:rPr>
+    </w:lvl>
+    <w:lvl w:ilvl="7">
+      <w:start w:val="1"/>
+      <w:numFmt w:val="lowerLetter"/>
+      <w:lvlText w:val="%8."/>
+      <w:lvlJc w:val="left"/>
+      <w:pPr>
+        <w:ind w:left="5760" w:hanging="360"/>
+      </w:pPr>
+      <w:rPr>
+        <w:u w:val="none"/>
+      </w:rPr>
+    </w:lvl>
+    <w:lvl w:ilvl="8">
+      <w:start w:val="1"/>
+      <w:numFmt w:val="lowerRoman"/>
+      <w:lvlText w:val="%9."/>
+      <w:lvlJc w:val="left"/>
+      <w:pPr>
+        <w:ind w:left="6480" w:hanging="360"/>
+      </w:pPr>
+      <w:rPr>
+        <w:u w:val="none"/>
+      </w:rPr>
+    </w:lvl>
+  </w:abstractNum>
+  <w:abstractNum w:abstractNumId="65">
+    <w:lvl w:ilvl="0">
+      <w:start w:val="1"/>
+      <w:numFmt w:val="decimal"/>
+      <w:lvlText w:val="%1."/>
+      <w:lvlJc w:val="left"/>
+      <w:pPr>
+        <w:ind w:left="720" w:hanging="360"/>
+      </w:pPr>
+      <w:rPr>
+        <w:u w:val="none"/>
+      </w:rPr>
+    </w:lvl>
+    <w:lvl w:ilvl="1">
+      <w:start w:val="1"/>
+      <w:numFmt w:val="lowerLetter"/>
+      <w:lvlText w:val="%2."/>
+      <w:lvlJc w:val="left"/>
+      <w:pPr>
+        <w:ind w:left="1440" w:hanging="360"/>
+      </w:pPr>
+      <w:rPr>
+        <w:u w:val="none"/>
+      </w:rPr>
+    </w:lvl>
+    <w:lvl w:ilvl="2">
+      <w:start w:val="1"/>
+      <w:numFmt w:val="lowerRoman"/>
+      <w:lvlText w:val="%3."/>
+      <w:lvlJc w:val="left"/>
+      <w:pPr>
+        <w:ind w:left="2160" w:hanging="360"/>
+      </w:pPr>
+      <w:rPr>
+        <w:u w:val="none"/>
+      </w:rPr>
+    </w:lvl>
+    <w:lvl w:ilvl="3">
+      <w:start w:val="1"/>
+      <w:numFmt w:val="decimal"/>
+      <w:lvlText w:val="%4."/>
+      <w:lvlJc w:val="left"/>
+      <w:pPr>
+        <w:ind w:left="2880" w:hanging="360"/>
+      </w:pPr>
+      <w:rPr>
+        <w:u w:val="none"/>
+      </w:rPr>
+    </w:lvl>
+    <w:lvl w:ilvl="4">
+      <w:start w:val="1"/>
+      <w:numFmt w:val="lowerLetter"/>
+      <w:lvlText w:val="%5."/>
+      <w:lvlJc w:val="left"/>
+      <w:pPr>
+        <w:ind w:left="3600" w:hanging="360"/>
+      </w:pPr>
+      <w:rPr>
+        <w:u w:val="none"/>
+      </w:rPr>
+    </w:lvl>
+    <w:lvl w:ilvl="5">
+      <w:start w:val="1"/>
+      <w:numFmt w:val="lowerRoman"/>
+      <w:lvlText w:val="%6."/>
+      <w:lvlJc w:val="left"/>
+      <w:pPr>
+        <w:ind w:left="4320" w:hanging="360"/>
+      </w:pPr>
+      <w:rPr>
+        <w:u w:val="none"/>
+      </w:rPr>
+    </w:lvl>
+    <w:lvl w:ilvl="6">
+      <w:start w:val="1"/>
+      <w:numFmt w:val="decimal"/>
+      <w:lvlText w:val="%7."/>
+      <w:lvlJc w:val="left"/>
+      <w:pPr>
+        <w:ind w:left="5040" w:hanging="360"/>
+      </w:pPr>
+      <w:rPr>
+        <w:u w:val="none"/>
+      </w:rPr>
+    </w:lvl>
+    <w:lvl w:ilvl="7">
+      <w:start w:val="1"/>
+      <w:numFmt w:val="lowerLetter"/>
+      <w:lvlText w:val="%8."/>
+      <w:lvlJc w:val="left"/>
+      <w:pPr>
+        <w:ind w:left="5760" w:hanging="360"/>
+      </w:pPr>
+      <w:rPr>
+        <w:u w:val="none"/>
+      </w:rPr>
+    </w:lvl>
+    <w:lvl w:ilvl="8">
+      <w:start w:val="1"/>
+      <w:numFmt w:val="lowerRoman"/>
+      <w:lvlText w:val="%9."/>
+      <w:lvlJc w:val="left"/>
+      <w:pPr>
+        <w:ind w:left="6480" w:hanging="360"/>
+      </w:pPr>
+      <w:rPr>
+        <w:u w:val="none"/>
+      </w:rPr>
+    </w:lvl>
+  </w:abstractNum>
+  <w:abstractNum w:abstractNumId="66">
+    <w:lvl w:ilvl="0">
+      <w:start w:val="1"/>
+      <w:numFmt w:val="decimal"/>
+      <w:lvlText w:val="%1."/>
+      <w:lvlJc w:val="left"/>
+      <w:pPr>
+        <w:ind w:left="720" w:hanging="360"/>
+      </w:pPr>
+      <w:rPr>
+        <w:u w:val="none"/>
+      </w:rPr>
+    </w:lvl>
+    <w:lvl w:ilvl="1">
+      <w:start w:val="1"/>
+      <w:numFmt w:val="lowerLetter"/>
+      <w:lvlText w:val="%2."/>
+      <w:lvlJc w:val="left"/>
+      <w:pPr>
+        <w:ind w:left="1440" w:hanging="360"/>
+      </w:pPr>
+      <w:rPr>
+        <w:u w:val="none"/>
+      </w:rPr>
+    </w:lvl>
+    <w:lvl w:ilvl="2">
+      <w:start w:val="1"/>
+      <w:numFmt w:val="lowerRoman"/>
+      <w:lvlText w:val="%3."/>
+      <w:lvlJc w:val="left"/>
+      <w:pPr>
+        <w:ind w:left="2160" w:hanging="360"/>
+      </w:pPr>
+      <w:rPr>
+        <w:u w:val="none"/>
+      </w:rPr>
+    </w:lvl>
+    <w:lvl w:ilvl="3">
+      <w:start w:val="1"/>
+      <w:numFmt w:val="decimal"/>
+      <w:lvlText w:val="%4."/>
+      <w:lvlJc w:val="left"/>
+      <w:pPr>
+        <w:ind w:left="2880" w:hanging="360"/>
+      </w:pPr>
+      <w:rPr>
+        <w:u w:val="none"/>
+      </w:rPr>
+    </w:lvl>
+    <w:lvl w:ilvl="4">
+      <w:start w:val="1"/>
+      <w:numFmt w:val="lowerLetter"/>
+      <w:lvlText w:val="%5."/>
+      <w:lvlJc w:val="left"/>
+      <w:pPr>
+        <w:ind w:left="3600" w:hanging="360"/>
+      </w:pPr>
+      <w:rPr>
+        <w:u w:val="none"/>
+      </w:rPr>
+    </w:lvl>
+    <w:lvl w:ilvl="5">
+      <w:start w:val="1"/>
+      <w:numFmt w:val="lowerRoman"/>
+      <w:lvlText w:val="%6."/>
+      <w:lvlJc w:val="left"/>
+      <w:pPr>
+        <w:ind w:left="4320" w:hanging="360"/>
+      </w:pPr>
+      <w:rPr>
+        <w:u w:val="none"/>
+      </w:rPr>
+    </w:lvl>
+    <w:lvl w:ilvl="6">
+      <w:start w:val="1"/>
+      <w:numFmt w:val="decimal"/>
+      <w:lvlText w:val="%7."/>
+      <w:lvlJc w:val="left"/>
+      <w:pPr>
+        <w:ind w:left="5040" w:hanging="360"/>
+      </w:pPr>
+      <w:rPr>
+        <w:u w:val="none"/>
+      </w:rPr>
+    </w:lvl>
+    <w:lvl w:ilvl="7">
+      <w:start w:val="1"/>
+      <w:numFmt w:val="lowerLetter"/>
+      <w:lvlText w:val="%8."/>
+      <w:lvlJc w:val="left"/>
+      <w:pPr>
+        <w:ind w:left="5760" w:hanging="360"/>
+      </w:pPr>
+      <w:rPr>
+        <w:u w:val="none"/>
+      </w:rPr>
+    </w:lvl>
+    <w:lvl w:ilvl="8">
+      <w:start w:val="1"/>
+      <w:numFmt w:val="lowerRoman"/>
+      <w:lvlText w:val="%9."/>
+      <w:lvlJc w:val="left"/>
+      <w:pPr>
+        <w:ind w:left="6480" w:hanging="360"/>
+      </w:pPr>
+      <w:rPr>
+        <w:u w:val="none"/>
+      </w:rPr>
+    </w:lvl>
+  </w:abstractNum>
+  <w:abstractNum w:abstractNumId="67">
+    <w:lvl w:ilvl="0">
+      <w:start w:val="1"/>
+      <w:numFmt w:val="decimal"/>
+      <w:lvlText w:val="%1."/>
+      <w:lvlJc w:val="left"/>
+      <w:pPr>
+        <w:ind w:left="720" w:hanging="360"/>
+      </w:pPr>
+      <w:rPr>
+        <w:u w:val="none"/>
+      </w:rPr>
+    </w:lvl>
+    <w:lvl w:ilvl="1">
+      <w:start w:val="1"/>
+      <w:numFmt w:val="lowerLetter"/>
+      <w:lvlText w:val="%2."/>
+      <w:lvlJc w:val="left"/>
+      <w:pPr>
+        <w:ind w:left="1440" w:hanging="360"/>
+      </w:pPr>
+      <w:rPr>
+        <w:u w:val="none"/>
+      </w:rPr>
+    </w:lvl>
+    <w:lvl w:ilvl="2">
+      <w:start w:val="1"/>
+      <w:numFmt w:val="lowerRoman"/>
+      <w:lvlText w:val="%3."/>
+      <w:lvlJc w:val="left"/>
+      <w:pPr>
+        <w:ind w:left="2160" w:hanging="360"/>
+      </w:pPr>
+      <w:rPr>
+        <w:u w:val="none"/>
+      </w:rPr>
+    </w:lvl>
+    <w:lvl w:ilvl="3">
+      <w:start w:val="1"/>
+      <w:numFmt w:val="decimal"/>
+      <w:lvlText w:val="%4."/>
+      <w:lvlJc w:val="left"/>
+      <w:pPr>
+        <w:ind w:left="2880" w:hanging="360"/>
+      </w:pPr>
+      <w:rPr>
+        <w:u w:val="none"/>
+      </w:rPr>
+    </w:lvl>
+    <w:lvl w:ilvl="4">
+      <w:start w:val="1"/>
+      <w:numFmt w:val="lowerLetter"/>
+      <w:lvlText w:val="%5."/>
+      <w:lvlJc w:val="left"/>
+      <w:pPr>
+        <w:ind w:left="3600" w:hanging="360"/>
+      </w:pPr>
+      <w:rPr>
+        <w:u w:val="none"/>
+      </w:rPr>
+    </w:lvl>
+    <w:lvl w:ilvl="5">
+      <w:start w:val="1"/>
+      <w:numFmt w:val="lowerRoman"/>
+      <w:lvlText w:val="%6."/>
+      <w:lvlJc w:val="left"/>
+      <w:pPr>
+        <w:ind w:left="4320" w:hanging="360"/>
+      </w:pPr>
+      <w:rPr>
+        <w:u w:val="none"/>
+      </w:rPr>
+    </w:lvl>
+    <w:lvl w:ilvl="6">
+      <w:start w:val="1"/>
+      <w:numFmt w:val="decimal"/>
+      <w:lvlText w:val="%7."/>
+      <w:lvlJc w:val="left"/>
+      <w:pPr>
+        <w:ind w:left="5040" w:hanging="360"/>
+      </w:pPr>
+      <w:rPr>
+        <w:u w:val="none"/>
+      </w:rPr>
+    </w:lvl>
+    <w:lvl w:ilvl="7">
+      <w:start w:val="1"/>
+      <w:numFmt w:val="lowerLetter"/>
+      <w:lvlText w:val="%8."/>
+      <w:lvlJc w:val="left"/>
+      <w:pPr>
+        <w:ind w:left="5760" w:hanging="360"/>
+      </w:pPr>
+      <w:rPr>
+        <w:u w:val="none"/>
+      </w:rPr>
+    </w:lvl>
+    <w:lvl w:ilvl="8">
+      <w:start w:val="1"/>
+      <w:numFmt w:val="lowerRoman"/>
+      <w:lvlText w:val="%9."/>
+      <w:lvlJc w:val="left"/>
+      <w:pPr>
+        <w:ind w:left="6480" w:hanging="360"/>
+      </w:pPr>
+      <w:rPr>
+        <w:u w:val="none"/>
+      </w:rPr>
+    </w:lvl>
+  </w:abstractNum>
+  <w:abstractNum w:abstractNumId="68">
+    <w:lvl w:ilvl="0">
+      <w:start w:val="1"/>
+      <w:numFmt w:val="bullet"/>
+      <w:lvlText w:val="●"/>
+      <w:lvlJc w:val="left"/>
+      <w:pPr>
+        <w:ind w:left="720" w:hanging="360"/>
+      </w:pPr>
+      <w:rPr>
+        <w:u w:val="none"/>
+      </w:rPr>
+    </w:lvl>
+    <w:lvl w:ilvl="1">
+      <w:start w:val="1"/>
+      <w:numFmt w:val="bullet"/>
+      <w:lvlText w:val="○"/>
+      <w:lvlJc w:val="left"/>
+      <w:pPr>
+        <w:ind w:left="1440" w:hanging="360"/>
+      </w:pPr>
+      <w:rPr>
+        <w:u w:val="none"/>
+      </w:rPr>
+    </w:lvl>
+    <w:lvl w:ilvl="2">
+      <w:start w:val="1"/>
+      <w:numFmt w:val="bullet"/>
+      <w:lvlText w:val="■"/>
+      <w:lvlJc w:val="left"/>
+      <w:pPr>
+        <w:ind w:left="2160" w:hanging="360"/>
+      </w:pPr>
+      <w:rPr>
+        <w:u w:val="none"/>
+      </w:rPr>
+    </w:lvl>
+    <w:lvl w:ilvl="3">
+      <w:start w:val="1"/>
+      <w:numFmt w:val="bullet"/>
+      <w:lvlText w:val="●"/>
+      <w:lvlJc w:val="left"/>
+      <w:pPr>
+        <w:ind w:left="2880" w:hanging="360"/>
+      </w:pPr>
+      <w:rPr>
+        <w:u w:val="none"/>
+      </w:rPr>
+    </w:lvl>
+    <w:lvl w:ilvl="4">
+      <w:start w:val="1"/>
+      <w:numFmt w:val="bullet"/>
+      <w:lvlText w:val="○"/>
+      <w:lvlJc w:val="left"/>
+      <w:pPr>
+        <w:ind w:left="3600" w:hanging="360"/>
+      </w:pPr>
+      <w:rPr>
+        <w:u w:val="none"/>
+      </w:rPr>
+    </w:lvl>
+    <w:lvl w:ilvl="5">
+      <w:start w:val="1"/>
+      <w:numFmt w:val="bullet"/>
+      <w:lvlText w:val="■"/>
+      <w:lvlJc w:val="left"/>
+      <w:pPr>
+        <w:ind w:left="4320" w:hanging="360"/>
+      </w:pPr>
+      <w:rPr>
+        <w:u w:val="none"/>
+      </w:rPr>
+    </w:lvl>
+    <w:lvl w:ilvl="6">
+      <w:start w:val="1"/>
+      <w:numFmt w:val="bullet"/>
+      <w:lvlText w:val="●"/>
+      <w:lvlJc w:val="left"/>
+      <w:pPr>
+        <w:ind w:left="5040" w:hanging="360"/>
+      </w:pPr>
+      <w:rPr>
+        <w:u w:val="none"/>
+      </w:rPr>
+    </w:lvl>
+    <w:lvl w:ilvl="7">
+      <w:start w:val="1"/>
+      <w:numFmt w:val="bullet"/>
+      <w:lvlText w:val="○"/>
+      <w:lvlJc w:val="left"/>
+      <w:pPr>
+        <w:ind w:left="5760" w:hanging="360"/>
+      </w:pPr>
+      <w:rPr>
+        <w:u w:val="none"/>
+      </w:rPr>
+    </w:lvl>
+    <w:lvl w:ilvl="8">
+      <w:start w:val="1"/>
+      <w:numFmt w:val="bullet"/>
+      <w:lvlText w:val="■"/>
+      <w:lvlJc w:val="left"/>
+      <w:pPr>
+        <w:ind w:left="6480" w:hanging="360"/>
+      </w:pPr>
+      <w:rPr>
+        <w:u w:val="none"/>
+      </w:rPr>
+    </w:lvl>
+  </w:abstractNum>
+  <w:abstractNum w:abstractNumId="69">
+    <w:lvl w:ilvl="0">
+      <w:start w:val="1"/>
+      <w:numFmt w:val="bullet"/>
+      <w:lvlText w:val="●"/>
+      <w:lvlJc w:val="left"/>
+      <w:pPr>
+        <w:ind w:left="720" w:hanging="360"/>
+      </w:pPr>
+      <w:rPr>
+        <w:u w:val="none"/>
+      </w:rPr>
+    </w:lvl>
+    <w:lvl w:ilvl="1">
+      <w:start w:val="1"/>
+      <w:numFmt w:val="bullet"/>
+      <w:lvlText w:val="○"/>
+      <w:lvlJc w:val="left"/>
+      <w:pPr>
+        <w:ind w:left="1440" w:hanging="360"/>
+      </w:pPr>
+      <w:rPr>
+        <w:u w:val="none"/>
+      </w:rPr>
+    </w:lvl>
+    <w:lvl w:ilvl="2">
+      <w:start w:val="1"/>
+      <w:numFmt w:val="bullet"/>
+      <w:lvlText w:val="■"/>
+      <w:lvlJc w:val="left"/>
+      <w:pPr>
+        <w:ind w:left="2160" w:hanging="360"/>
+      </w:pPr>
+      <w:rPr>
+        <w:u w:val="none"/>
+      </w:rPr>
+    </w:lvl>
+    <w:lvl w:ilvl="3">
+      <w:start w:val="1"/>
+      <w:numFmt w:val="bullet"/>
+      <w:lvlText w:val="●"/>
+      <w:lvlJc w:val="left"/>
+      <w:pPr>
+        <w:ind w:left="2880" w:hanging="360"/>
+      </w:pPr>
+      <w:rPr>
+        <w:u w:val="none"/>
+      </w:rPr>
+    </w:lvl>
+    <w:lvl w:ilvl="4">
+      <w:start w:val="1"/>
+      <w:numFmt w:val="bullet"/>
+      <w:lvlText w:val="○"/>
+      <w:lvlJc w:val="left"/>
+      <w:pPr>
+        <w:ind w:left="3600" w:hanging="360"/>
+      </w:pPr>
+      <w:rPr>
+        <w:u w:val="none"/>
+      </w:rPr>
+    </w:lvl>
+    <w:lvl w:ilvl="5">
+      <w:start w:val="1"/>
+      <w:numFmt w:val="bullet"/>
+      <w:lvlText w:val="■"/>
+      <w:lvlJc w:val="left"/>
+      <w:pPr>
+        <w:ind w:left="4320" w:hanging="360"/>
+      </w:pPr>
+      <w:rPr>
+        <w:u w:val="none"/>
+      </w:rPr>
+    </w:lvl>
+    <w:lvl w:ilvl="6">
+      <w:start w:val="1"/>
+      <w:numFmt w:val="bullet"/>
+      <w:lvlText w:val="●"/>
+      <w:lvlJc w:val="left"/>
+      <w:pPr>
+        <w:ind w:left="5040" w:hanging="360"/>
+      </w:pPr>
+      <w:rPr>
+        <w:u w:val="none"/>
+      </w:rPr>
+    </w:lvl>
+    <w:lvl w:ilvl="7">
+      <w:start w:val="1"/>
+      <w:numFmt w:val="bullet"/>
+      <w:lvlText w:val="○"/>
+      <w:lvlJc w:val="left"/>
+      <w:pPr>
+        <w:ind w:left="5760" w:hanging="360"/>
+      </w:pPr>
+      <w:rPr>
+        <w:u w:val="none"/>
+      </w:rPr>
+    </w:lvl>
+    <w:lvl w:ilvl="8">
+      <w:start w:val="1"/>
+      <w:numFmt w:val="bullet"/>
+      <w:lvlText w:val="■"/>
+      <w:lvlJc w:val="left"/>
+      <w:pPr>
+        <w:ind w:left="6480" w:hanging="360"/>
+      </w:pPr>
+      <w:rPr>
+        <w:u w:val="none"/>
+      </w:rPr>
+    </w:lvl>
+  </w:abstractNum>
+  <w:abstractNum w:abstractNumId="70">
+    <w:lvl w:ilvl="0">
+      <w:start w:val="1"/>
+      <w:numFmt w:val="decimal"/>
+      <w:lvlText w:val="%1."/>
+      <w:lvlJc w:val="left"/>
+      <w:pPr>
+        <w:ind w:left="720" w:hanging="360"/>
+      </w:pPr>
+      <w:rPr>
+        <w:u w:val="none"/>
+      </w:rPr>
+    </w:lvl>
+    <w:lvl w:ilvl="1">
+      <w:start w:val="1"/>
+      <w:numFmt w:val="lowerLetter"/>
+      <w:lvlText w:val="%2."/>
+      <w:lvlJc w:val="left"/>
+      <w:pPr>
+        <w:ind w:left="1440" w:hanging="360"/>
+      </w:pPr>
+      <w:rPr>
+        <w:u w:val="none"/>
+      </w:rPr>
+    </w:lvl>
+    <w:lvl w:ilvl="2">
+      <w:start w:val="1"/>
+      <w:numFmt w:val="lowerRoman"/>
+      <w:lvlText w:val="%3."/>
+      <w:lvlJc w:val="left"/>
+      <w:pPr>
+        <w:ind w:left="2160" w:hanging="360"/>
+      </w:pPr>
+      <w:rPr>
+        <w:u w:val="none"/>
+      </w:rPr>
+    </w:lvl>
+    <w:lvl w:ilvl="3">
+      <w:start w:val="1"/>
+      <w:numFmt w:val="decimal"/>
+      <w:lvlText w:val="%4."/>
+      <w:lvlJc w:val="left"/>
+      <w:pPr>
+        <w:ind w:left="2880" w:hanging="360"/>
+      </w:pPr>
+      <w:rPr>
+        <w:u w:val="none"/>
+      </w:rPr>
+    </w:lvl>
+    <w:lvl w:ilvl="4">
+      <w:start w:val="1"/>
+      <w:numFmt w:val="lowerLetter"/>
+      <w:lvlText w:val="%5."/>
+      <w:lvlJc w:val="left"/>
+      <w:pPr>
+        <w:ind w:left="3600" w:hanging="360"/>
+      </w:pPr>
+      <w:rPr>
+        <w:u w:val="none"/>
+      </w:rPr>
+    </w:lvl>
+    <w:lvl w:ilvl="5">
+      <w:start w:val="1"/>
+      <w:numFmt w:val="lowerRoman"/>
+      <w:lvlText w:val="%6."/>
+      <w:lvlJc w:val="left"/>
+      <w:pPr>
+        <w:ind w:left="4320" w:hanging="360"/>
+      </w:pPr>
+      <w:rPr>
+        <w:u w:val="none"/>
+      </w:rPr>
+    </w:lvl>
+    <w:lvl w:ilvl="6">
+      <w:start w:val="1"/>
+      <w:numFmt w:val="decimal"/>
+      <w:lvlText w:val="%7."/>
+      <w:lvlJc w:val="left"/>
+      <w:pPr>
+        <w:ind w:left="5040" w:hanging="360"/>
+      </w:pPr>
+      <w:rPr>
+        <w:u w:val="none"/>
+      </w:rPr>
+    </w:lvl>
+    <w:lvl w:ilvl="7">
+      <w:start w:val="1"/>
+      <w:numFmt w:val="lowerLetter"/>
+      <w:lvlText w:val="%8."/>
+      <w:lvlJc w:val="left"/>
+      <w:pPr>
+        <w:ind w:left="5760" w:hanging="360"/>
+      </w:pPr>
+      <w:rPr>
+        <w:u w:val="none"/>
+      </w:rPr>
+    </w:lvl>
+    <w:lvl w:ilvl="8">
+      <w:start w:val="1"/>
+      <w:numFmt w:val="lowerRoman"/>
+      <w:lvlText w:val="%9."/>
+      <w:lvlJc w:val="left"/>
+      <w:pPr>
+        <w:ind w:left="6480" w:hanging="360"/>
+      </w:pPr>
+      <w:rPr>
+        <w:u w:val="none"/>
+      </w:rPr>
+    </w:lvl>
+  </w:abstractNum>
+  <w:abstractNum w:abstractNumId="71">
+    <w:lvl w:ilvl="0">
+      <w:start w:val="1"/>
+      <w:numFmt w:val="decimal"/>
+      <w:lvlText w:val="%1."/>
+      <w:lvlJc w:val="left"/>
+      <w:pPr>
+        <w:ind w:left="720" w:hanging="360"/>
+      </w:pPr>
+      <w:rPr>
+        <w:u w:val="none"/>
+      </w:rPr>
+    </w:lvl>
+    <w:lvl w:ilvl="1">
+      <w:start w:val="1"/>
+      <w:numFmt w:val="lowerLetter"/>
+      <w:lvlText w:val="%2."/>
+      <w:lvlJc w:val="left"/>
+      <w:pPr>
+        <w:ind w:left="1440" w:hanging="360"/>
+      </w:pPr>
+      <w:rPr>
+        <w:u w:val="none"/>
+      </w:rPr>
+    </w:lvl>
+    <w:lvl w:ilvl="2">
+      <w:start w:val="1"/>
+      <w:numFmt w:val="lowerRoman"/>
+      <w:lvlText w:val="%3."/>
+      <w:lvlJc w:val="left"/>
+      <w:pPr>
+        <w:ind w:left="2160" w:hanging="360"/>
+      </w:pPr>
+      <w:rPr>
+        <w:u w:val="none"/>
+      </w:rPr>
+    </w:lvl>
+    <w:lvl w:ilvl="3">
+      <w:start w:val="1"/>
+      <w:numFmt w:val="decimal"/>
+      <w:lvlText w:val="%4."/>
+      <w:lvlJc w:val="left"/>
+      <w:pPr>
+        <w:ind w:left="2880" w:hanging="360"/>
+      </w:pPr>
+      <w:rPr>
+        <w:u w:val="none"/>
+      </w:rPr>
+    </w:lvl>
+    <w:lvl w:ilvl="4">
+      <w:start w:val="1"/>
+      <w:numFmt w:val="lowerLetter"/>
+      <w:lvlText w:val="%5."/>
+      <w:lvlJc w:val="left"/>
+      <w:pPr>
+        <w:ind w:left="3600" w:hanging="360"/>
+      </w:pPr>
+      <w:rPr>
+        <w:u w:val="none"/>
+      </w:rPr>
+    </w:lvl>
+    <w:lvl w:ilvl="5">
+      <w:start w:val="1"/>
+      <w:numFmt w:val="lowerRoman"/>
+      <w:lvlText w:val="%6."/>
+      <w:lvlJc w:val="left"/>
+      <w:pPr>
+        <w:ind w:left="4320" w:hanging="360"/>
+      </w:pPr>
+      <w:rPr>
+        <w:u w:val="none"/>
+      </w:rPr>
+    </w:lvl>
+    <w:lvl w:ilvl="6">
+      <w:start w:val="1"/>
+      <w:numFmt w:val="decimal"/>
+      <w:lvlText w:val="%7."/>
+      <w:lvlJc w:val="left"/>
+      <w:pPr>
+        <w:ind w:left="5040" w:hanging="360"/>
+      </w:pPr>
+      <w:rPr>
+        <w:u w:val="none"/>
+      </w:rPr>
+    </w:lvl>
+    <w:lvl w:ilvl="7">
+      <w:start w:val="1"/>
+      <w:numFmt w:val="lowerLetter"/>
+      <w:lvlText w:val="%8."/>
+      <w:lvlJc w:val="left"/>
+      <w:pPr>
+        <w:ind w:left="5760" w:hanging="360"/>
+      </w:pPr>
+      <w:rPr>
+        <w:u w:val="none"/>
+      </w:rPr>
+    </w:lvl>
+    <w:lvl w:ilvl="8">
+      <w:start w:val="1"/>
+      <w:numFmt w:val="lowerRoman"/>
+      <w:lvlText w:val="%9."/>
+      <w:lvlJc w:val="left"/>
+      <w:pPr>
+        <w:ind w:left="6480" w:hanging="360"/>
+      </w:pPr>
+      <w:rPr>
+        <w:u w:val="none"/>
+      </w:rPr>
+    </w:lvl>
+  </w:abstractNum>
+  <w:abstractNum w:abstractNumId="72">
+    <w:lvl w:ilvl="0">
+      <w:start w:val="1"/>
+      <w:numFmt w:val="bullet"/>
+      <w:lvlText w:val="●"/>
+      <w:lvlJc w:val="left"/>
+      <w:pPr>
+        <w:ind w:left="720" w:hanging="360"/>
+      </w:pPr>
+      <w:rPr>
+        <w:u w:val="none"/>
+      </w:rPr>
+    </w:lvl>
+    <w:lvl w:ilvl="1">
+      <w:start w:val="1"/>
+      <w:numFmt w:val="bullet"/>
+      <w:lvlText w:val="○"/>
+      <w:lvlJc w:val="left"/>
+      <w:pPr>
+        <w:ind w:left="1440" w:hanging="360"/>
+      </w:pPr>
+      <w:rPr>
+        <w:u w:val="none"/>
+      </w:rPr>
+    </w:lvl>
+    <w:lvl w:ilvl="2">
+      <w:start w:val="1"/>
+      <w:numFmt w:val="bullet"/>
+      <w:lvlText w:val="■"/>
+      <w:lvlJc w:val="left"/>
+      <w:pPr>
+        <w:ind w:left="2160" w:hanging="360"/>
+      </w:pPr>
+      <w:rPr>
+        <w:u w:val="none"/>
+      </w:rPr>
+    </w:lvl>
+    <w:lvl w:ilvl="3">
+      <w:start w:val="1"/>
+      <w:numFmt w:val="bullet"/>
+      <w:lvlText w:val="●"/>
+      <w:lvlJc w:val="left"/>
+      <w:pPr>
+        <w:ind w:left="2880" w:hanging="360"/>
+      </w:pPr>
+      <w:rPr>
+        <w:u w:val="none"/>
+      </w:rPr>
+    </w:lvl>
+    <w:lvl w:ilvl="4">
+      <w:start w:val="1"/>
+      <w:numFmt w:val="bullet"/>
+      <w:lvlText w:val="○"/>
+      <w:lvlJc w:val="left"/>
+      <w:pPr>
+        <w:ind w:left="3600" w:hanging="360"/>
+      </w:pPr>
+      <w:rPr>
+        <w:u w:val="none"/>
+      </w:rPr>
+    </w:lvl>
+    <w:lvl w:ilvl="5">
+      <w:start w:val="1"/>
+      <w:numFmt w:val="bullet"/>
+      <w:lvlText w:val="■"/>
+      <w:lvlJc w:val="left"/>
+      <w:pPr>
+        <w:ind w:left="4320" w:hanging="360"/>
+      </w:pPr>
+      <w:rPr>
+        <w:u w:val="none"/>
+      </w:rPr>
+    </w:lvl>
+    <w:lvl w:ilvl="6">
+      <w:start w:val="1"/>
+      <w:numFmt w:val="bullet"/>
+      <w:lvlText w:val="●"/>
+      <w:lvlJc w:val="left"/>
+      <w:pPr>
+        <w:ind w:left="5040" w:hanging="360"/>
+      </w:pPr>
+      <w:rPr>
+        <w:u w:val="none"/>
+      </w:rPr>
+    </w:lvl>
+    <w:lvl w:ilvl="7">
+      <w:start w:val="1"/>
+      <w:numFmt w:val="bullet"/>
+      <w:lvlText w:val="○"/>
+      <w:lvlJc w:val="left"/>
+      <w:pPr>
+        <w:ind w:left="5760" w:hanging="360"/>
+      </w:pPr>
+      <w:rPr>
+        <w:u w:val="none"/>
+      </w:rPr>
+    </w:lvl>
+    <w:lvl w:ilvl="8">
+      <w:start w:val="1"/>
+      <w:numFmt w:val="bullet"/>
+      <w:lvlText w:val="■"/>
+      <w:lvlJc w:val="left"/>
+      <w:pPr>
+        <w:ind w:left="6480" w:hanging="360"/>
+      </w:pPr>
+      <w:rPr>
+        <w:u w:val="none"/>
+      </w:rPr>
+    </w:lvl>
+  </w:abstractNum>
+  <w:abstractNum w:abstractNumId="73">
+    <w:nsid w:val="FFFFFF89"/>
+    <w:multiLevelType w:val="singleLevel"/>
+    <w:tmpl w:val="29761A62"/>
+    <w:lvl w:ilvl="0">
+      <w:start w:val="1"/>
+      <w:numFmt w:val="bullet"/>
+      <w:pStyle w:val="ListBullet"/>
+      <w:lvlText w:val=""/>
+      <w:lvlJc w:val="left"/>
+      <w:pPr>
+        <w:tabs>
+          <w:tab w:val="num" w:pos="360"/>
+        </w:tabs>
+        <w:ind w:left="360" w:hanging="360"/>
+      </w:pPr>
+      <w:rPr>
+        <w:rFonts w:ascii="Symbol" w:hAnsi="Symbol" w:hint="default"/>
+      </w:rPr>
+    </w:lvl>
+  </w:abstractNum>
+  <w:abstractNum w:abstractNumId="74">
+    <w:nsid w:val="FFFFFF83"/>
+    <w:multiLevelType w:val="singleLevel"/>
+    <w:tmpl w:val="3D1EFFD4"/>
+    <w:lvl w:ilvl="0">
+      <w:start w:val="1"/>
+      <w:numFmt w:val="bullet"/>
+      <w:pStyle w:val="ListBullet2"/>
+      <w:lvlText w:val=""/>
+      <w:lvlJc w:val="left"/>
+      <w:pPr>
+        <w:tabs>
+          <w:tab w:val="num" w:pos="720"/>
+        </w:tabs>
+        <w:ind w:left="720" w:hanging="360"/>
+      </w:pPr>
+      <w:rPr>
+        <w:rFonts w:ascii="Symbol" w:hAnsi="Symbol" w:hint="default"/>
+      </w:rPr>
+    </w:lvl>
+  </w:abstractNum>
+  <w:abstractNum w:abstractNumId="75">
+    <w:nsid w:val="FFFFFF82"/>
+    <w:multiLevelType w:val="singleLevel"/>
+    <w:tmpl w:val="F3EAFDEC"/>
+    <w:lvl w:ilvl="0">
+      <w:start w:val="1"/>
+      <w:numFmt w:val="bullet"/>
+      <w:pStyle w:val="ListBullet3"/>
+      <w:lvlText w:val=""/>
+      <w:lvlJc w:val="left"/>
+      <w:pPr>
+        <w:tabs>
+          <w:tab w:val="num" w:pos="1080"/>
+        </w:tabs>
+        <w:ind w:left="1080" w:hanging="360"/>
+      </w:pPr>
+      <w:rPr>
+        <w:rFonts w:ascii="Symbol" w:hAnsi="Symbol" w:hint="default"/>
+      </w:rPr>
+    </w:lvl>
+  </w:abstractNum>
+  <w:abstractNum w:abstractNumId="76">
+    <w:nsid w:val="FFFFFF81"/>
+    <w:multiLevelType w:val="singleLevel"/>
+    <w:tmpl w:val="171AC3A4"/>
+    <w:lvl w:ilvl="0">
+      <w:start w:val="1"/>
+      <w:numFmt w:val="bullet"/>
+      <w:lvlText w:val=""/>
+      <w:lvlJc w:val="left"/>
+      <w:pPr>
+        <w:tabs>
+          <w:tab w:val="num" w:pos="1440"/>
+        </w:tabs>
+        <w:ind w:left="1440" w:hanging="360"/>
+      </w:pPr>
+      <w:rPr>
+        <w:rFonts w:ascii="Symbol" w:hAnsi="Symbol" w:hint="default"/>
+      </w:rPr>
+    </w:lvl>
+  </w:abstractNum>
+  <w:abstractNum w:abstractNumId="77">
+    <w:nsid w:val="FFFFFF88"/>
+    <w:multiLevelType w:val="singleLevel"/>
+    <w:tmpl w:val="D0A62B40"/>
+    <w:lvl w:ilvl="0">
+      <w:start w:val="1"/>
+      <w:numFmt w:val="decimal"/>
+      <w:pStyle w:val="ListNumber"/>
+      <w:lvlText w:val="%1."/>
+      <w:lvlJc w:val="left"/>
+      <w:pPr>
+        <w:tabs>
+          <w:tab w:val="num" w:pos="360"/>
+        </w:tabs>
+        <w:ind w:left="360" w:hanging="360"/>
+      </w:pPr>
+    </w:lvl>
+  </w:abstractNum>
+  <w:abstractNum w:abstractNumId="78">
+    <w:nsid w:val="FFFFFF7F"/>
+    <w:multiLevelType w:val="singleLevel"/>
+    <w:tmpl w:val="38441652"/>
+    <w:lvl w:ilvl="0">
+      <w:start w:val="1"/>
+      <w:numFmt w:val="decimal"/>
+      <w:pStyle w:val="ListNumber2"/>
+      <w:lvlText w:val="%1."/>
+      <w:lvlJc w:val="left"/>
+      <w:pPr>
+        <w:tabs>
+          <w:tab w:val="num" w:pos="720"/>
+        </w:tabs>
+        <w:ind w:left="720" w:hanging="360"/>
+      </w:pPr>
+    </w:lvl>
+  </w:abstractNum>
+  <w:abstractNum w:abstractNumId="79">
+    <w:nsid w:val="FFFFFF7E"/>
+    <w:multiLevelType w:val="singleLevel"/>
+    <w:tmpl w:val="FB12693A"/>
+    <w:lvl w:ilvl="0">
+      <w:start w:val="1"/>
+      <w:numFmt w:val="decimal"/>
+      <w:pStyle w:val="ListNumber3"/>
+      <w:lvlText w:val="%1."/>
+      <w:lvlJc w:val="left"/>
+      <w:pPr>
+        <w:tabs>
+          <w:tab w:val="num" w:pos="1080"/>
+        </w:tabs>
+        <w:ind w:left="1080" w:hanging="360"/>
+      </w:pPr>
+    </w:lvl>
+  </w:abstractNum>
+  <w:abstractNum w:abstractNumId="80">
+    <w:nsid w:val="FFFFFF7D"/>
+    <w:multiLevelType w:val="singleLevel"/>
+    <w:tmpl w:val="E4089024"/>
+    <w:lvl w:ilvl="0">
+      <w:start w:val="1"/>
+      <w:numFmt w:val="decimal"/>
+      <w:lvlText w:val="%1."/>
+      <w:lvlJc w:val="left"/>
+      <w:pPr>
+        <w:tabs>
+          <w:tab w:val="num" w:pos="1440"/>
+        </w:tabs>
+        <w:ind w:left="1440" w:hanging="360"/>
+      </w:pPr>
+    </w:lvl>
+  </w:abstractNum>
+  <w:abstractNum w:abstractNumId="81">
     <w:nsid w:val="FFFFFF7C"/>
     <w:multiLevelType w:val="singleLevel"/>
     <w:tmpl w:val="C310EC42"/>
@@ -1114,186 +9188,221 @@
       </w:pPr>
     </w:lvl>
   </w:abstractNum>
-  <w:abstractNum w:abstractNumId="1">
-    <w:nsid w:val="FFFFFF7D"/>
-    <w:multiLevelType w:val="singleLevel"/>
-    <w:tmpl w:val="E4089024"/>
-    <w:lvl w:ilvl="0">
-      <w:start w:val="1"/>
-      <w:numFmt w:val="decimal"/>
-      <w:lvlText w:val="%1."/>
-      <w:lvlJc w:val="left"/>
-      <w:pPr>
-        <w:tabs>
-          <w:tab w:val="num" w:pos="1440"/>
-        </w:tabs>
-        <w:ind w:left="1440" w:hanging="360"/>
-      </w:pPr>
-    </w:lvl>
-  </w:abstractNum>
-  <w:abstractNum w:abstractNumId="2">
-    <w:nsid w:val="FFFFFF7E"/>
-    <w:multiLevelType w:val="singleLevel"/>
-    <w:tmpl w:val="FB12693A"/>
-    <w:lvl w:ilvl="0">
-      <w:start w:val="1"/>
-      <w:numFmt w:val="decimal"/>
-      <w:pStyle w:val="ListNumber3"/>
-      <w:lvlText w:val="%1."/>
-      <w:lvlJc w:val="left"/>
-      <w:pPr>
-        <w:tabs>
-          <w:tab w:val="num" w:pos="1080"/>
-        </w:tabs>
-        <w:ind w:left="1080" w:hanging="360"/>
-      </w:pPr>
-    </w:lvl>
-  </w:abstractNum>
-  <w:abstractNum w:abstractNumId="3">
-    <w:nsid w:val="FFFFFF7F"/>
-    <w:multiLevelType w:val="singleLevel"/>
-    <w:tmpl w:val="38441652"/>
-    <w:lvl w:ilvl="0">
-      <w:start w:val="1"/>
-      <w:numFmt w:val="decimal"/>
-      <w:pStyle w:val="ListNumber2"/>
-      <w:lvlText w:val="%1."/>
-      <w:lvlJc w:val="left"/>
-      <w:pPr>
-        <w:tabs>
-          <w:tab w:val="num" w:pos="720"/>
-        </w:tabs>
-        <w:ind w:left="720" w:hanging="360"/>
-      </w:pPr>
-    </w:lvl>
-  </w:abstractNum>
-  <w:abstractNum w:abstractNumId="4">
-    <w:nsid w:val="FFFFFF81"/>
-    <w:multiLevelType w:val="singleLevel"/>
-    <w:tmpl w:val="171AC3A4"/>
-    <w:lvl w:ilvl="0">
-      <w:start w:val="1"/>
-      <w:numFmt w:val="bullet"/>
-      <w:lvlText w:val=""/>
-      <w:lvlJc w:val="left"/>
-      <w:pPr>
-        <w:tabs>
-          <w:tab w:val="num" w:pos="1440"/>
-        </w:tabs>
-        <w:ind w:left="1440" w:hanging="360"/>
-      </w:pPr>
-      <w:rPr>
-        <w:rFonts w:ascii="Symbol" w:hAnsi="Symbol" w:hint="default"/>
-      </w:rPr>
-    </w:lvl>
-  </w:abstractNum>
-  <w:abstractNum w:abstractNumId="5">
-    <w:nsid w:val="FFFFFF82"/>
-    <w:multiLevelType w:val="singleLevel"/>
-    <w:tmpl w:val="F3EAFDEC"/>
-    <w:lvl w:ilvl="0">
-      <w:start w:val="1"/>
-      <w:numFmt w:val="bullet"/>
-      <w:pStyle w:val="ListBullet3"/>
-      <w:lvlText w:val=""/>
-      <w:lvlJc w:val="left"/>
-      <w:pPr>
-        <w:tabs>
-          <w:tab w:val="num" w:pos="1080"/>
-        </w:tabs>
-        <w:ind w:left="1080" w:hanging="360"/>
-      </w:pPr>
-      <w:rPr>
-        <w:rFonts w:ascii="Symbol" w:hAnsi="Symbol" w:hint="default"/>
-      </w:rPr>
-    </w:lvl>
-  </w:abstractNum>
-  <w:abstractNum w:abstractNumId="6">
-    <w:nsid w:val="FFFFFF83"/>
-    <w:multiLevelType w:val="singleLevel"/>
-    <w:tmpl w:val="3D1EFFD4"/>
-    <w:lvl w:ilvl="0">
-      <w:start w:val="1"/>
-      <w:numFmt w:val="bullet"/>
-      <w:pStyle w:val="ListBullet2"/>
-      <w:lvlText w:val=""/>
-      <w:lvlJc w:val="left"/>
-      <w:pPr>
-        <w:tabs>
-          <w:tab w:val="num" w:pos="720"/>
-        </w:tabs>
-        <w:ind w:left="720" w:hanging="360"/>
-      </w:pPr>
-      <w:rPr>
-        <w:rFonts w:ascii="Symbol" w:hAnsi="Symbol" w:hint="default"/>
-      </w:rPr>
-    </w:lvl>
-  </w:abstractNum>
-  <w:abstractNum w:abstractNumId="7">
-    <w:nsid w:val="FFFFFF88"/>
-    <w:multiLevelType w:val="singleLevel"/>
-    <w:tmpl w:val="D0A62B40"/>
-    <w:lvl w:ilvl="0">
-      <w:start w:val="1"/>
-      <w:numFmt w:val="decimal"/>
-      <w:pStyle w:val="ListNumber"/>
-      <w:lvlText w:val="%1."/>
-      <w:lvlJc w:val="left"/>
-      <w:pPr>
-        <w:tabs>
-          <w:tab w:val="num" w:pos="360"/>
-        </w:tabs>
-        <w:ind w:left="360" w:hanging="360"/>
-      </w:pPr>
-    </w:lvl>
-  </w:abstractNum>
-  <w:abstractNum w:abstractNumId="8">
-    <w:nsid w:val="FFFFFF89"/>
-    <w:multiLevelType w:val="singleLevel"/>
-    <w:tmpl w:val="29761A62"/>
-    <w:lvl w:ilvl="0">
-      <w:start w:val="1"/>
-      <w:numFmt w:val="bullet"/>
-      <w:pStyle w:val="ListBullet"/>
-      <w:lvlText w:val=""/>
-      <w:lvlJc w:val="left"/>
-      <w:pPr>
-        <w:tabs>
-          <w:tab w:val="num" w:pos="360"/>
-        </w:tabs>
-        <w:ind w:left="360" w:hanging="360"/>
-      </w:pPr>
-      <w:rPr>
-        <w:rFonts w:ascii="Symbol" w:hAnsi="Symbol" w:hint="default"/>
-      </w:rPr>
-    </w:lvl>
-  </w:abstractNum>
   <w:num w:numId="1">
-    <w:abstractNumId w:val="8"/>
+    <w:abstractNumId w:val="73"/>
   </w:num>
   <w:num w:numId="2">
-    <w:abstractNumId w:val="6"/>
+    <w:abstractNumId w:val="74"/>
   </w:num>
   <w:num w:numId="3">
-    <w:abstractNumId w:val="5"/>
+    <w:abstractNumId w:val="75"/>
   </w:num>
   <w:num w:numId="4">
-    <w:abstractNumId w:val="4"/>
+    <w:abstractNumId w:val="76"/>
   </w:num>
   <w:num w:numId="5">
-    <w:abstractNumId w:val="7"/>
+    <w:abstractNumId w:val="77"/>
   </w:num>
   <w:num w:numId="6">
-    <w:abstractNumId w:val="3"/>
+    <w:abstractNumId w:val="78"/>
   </w:num>
   <w:num w:numId="7">
-    <w:abstractNumId w:val="2"/>
+    <w:abstractNumId w:val="79"/>
   </w:num>
   <w:num w:numId="8">
-    <w:abstractNumId w:val="1"/>
+    <w:abstractNumId w:val="80"/>
   </w:num>
   <w:num w:numId="9">
-    <w:abstractNumId w:val="0"/>
+    <w:abstractNumId w:val="81"/>
+  </w:num>
+  <w:num w:numId="10">
+    <w:abstractNumId w:val="10"/>
+  </w:num>
+  <w:num w:numId="11">
+    <w:abstractNumId w:val="11"/>
+  </w:num>
+  <w:num w:numId="12">
+    <w:abstractNumId w:val="12"/>
+  </w:num>
+  <w:num w:numId="13">
+    <w:abstractNumId w:val="13"/>
+  </w:num>
+  <w:num w:numId="14">
+    <w:abstractNumId w:val="14"/>
+  </w:num>
+  <w:num w:numId="15">
+    <w:abstractNumId w:val="15"/>
+  </w:num>
+  <w:num w:numId="16">
+    <w:abstractNumId w:val="16"/>
+  </w:num>
+  <w:num w:numId="17">
+    <w:abstractNumId w:val="17"/>
+  </w:num>
+  <w:num w:numId="18">
+    <w:abstractNumId w:val="18"/>
+  </w:num>
+  <w:num w:numId="19">
+    <w:abstractNumId w:val="19"/>
+  </w:num>
+  <w:num w:numId="20">
+    <w:abstractNumId w:val="20"/>
+  </w:num>
+  <w:num w:numId="21">
+    <w:abstractNumId w:val="21"/>
+  </w:num>
+  <w:num w:numId="22">
+    <w:abstractNumId w:val="22"/>
+  </w:num>
+  <w:num w:numId="23">
+    <w:abstractNumId w:val="23"/>
+  </w:num>
+  <w:num w:numId="24">
+    <w:abstractNumId w:val="24"/>
+  </w:num>
+  <w:num w:numId="25">
+    <w:abstractNumId w:val="25"/>
+  </w:num>
+  <w:num w:numId="26">
+    <w:abstractNumId w:val="26"/>
+  </w:num>
+  <w:num w:numId="27">
+    <w:abstractNumId w:val="27"/>
+  </w:num>
+  <w:num w:numId="28">
+    <w:abstractNumId w:val="28"/>
+  </w:num>
+  <w:num w:numId="29">
+    <w:abstractNumId w:val="29"/>
+  </w:num>
+  <w:num w:numId="30">
+    <w:abstractNumId w:val="30"/>
+  </w:num>
+  <w:num w:numId="31">
+    <w:abstractNumId w:val="31"/>
+  </w:num>
+  <w:num w:numId="32">
+    <w:abstractNumId w:val="32"/>
+  </w:num>
+  <w:num w:numId="33">
+    <w:abstractNumId w:val="33"/>
+  </w:num>
+  <w:num w:numId="34">
+    <w:abstractNumId w:val="34"/>
+  </w:num>
+  <w:num w:numId="35">
+    <w:abstractNumId w:val="35"/>
+  </w:num>
+  <w:num w:numId="36">
+    <w:abstractNumId w:val="36"/>
+  </w:num>
+  <w:num w:numId="37">
+    <w:abstractNumId w:val="37"/>
+  </w:num>
+  <w:num w:numId="38">
+    <w:abstractNumId w:val="38"/>
+  </w:num>
+  <w:num w:numId="39">
+    <w:abstractNumId w:val="39"/>
+  </w:num>
+  <w:num w:numId="40">
+    <w:abstractNumId w:val="40"/>
+  </w:num>
+  <w:num w:numId="41">
+    <w:abstractNumId w:val="41"/>
+  </w:num>
+  <w:num w:numId="42">
+    <w:abstractNumId w:val="42"/>
+  </w:num>
+  <w:num w:numId="43">
+    <w:abstractNumId w:val="43"/>
+  </w:num>
+  <w:num w:numId="44">
+    <w:abstractNumId w:val="44"/>
+  </w:num>
+  <w:num w:numId="45">
+    <w:abstractNumId w:val="45"/>
+  </w:num>
+  <w:num w:numId="46">
+    <w:abstractNumId w:val="46"/>
+  </w:num>
+  <w:num w:numId="47">
+    <w:abstractNumId w:val="47"/>
+  </w:num>
+  <w:num w:numId="48">
+    <w:abstractNumId w:val="48"/>
+  </w:num>
+  <w:num w:numId="49">
+    <w:abstractNumId w:val="49"/>
+  </w:num>
+  <w:num w:numId="50">
+    <w:abstractNumId w:val="50"/>
+  </w:num>
+  <w:num w:numId="51">
+    <w:abstractNumId w:val="51"/>
+  </w:num>
+  <w:num w:numId="52">
+    <w:abstractNumId w:val="52"/>
+  </w:num>
+  <w:num w:numId="53">
+    <w:abstractNumId w:val="53"/>
+  </w:num>
+  <w:num w:numId="54">
+    <w:abstractNumId w:val="54"/>
+  </w:num>
+  <w:num w:numId="55">
+    <w:abstractNumId w:val="55"/>
+  </w:num>
+  <w:num w:numId="56">
+    <w:abstractNumId w:val="56"/>
+  </w:num>
+  <w:num w:numId="57">
+    <w:abstractNumId w:val="57"/>
+  </w:num>
+  <w:num w:numId="58">
+    <w:abstractNumId w:val="58"/>
+  </w:num>
+  <w:num w:numId="59">
+    <w:abstractNumId w:val="59"/>
+  </w:num>
+  <w:num w:numId="60">
+    <w:abstractNumId w:val="60"/>
+  </w:num>
+  <w:num w:numId="61">
+    <w:abstractNumId w:val="61"/>
+  </w:num>
+  <w:num w:numId="62">
+    <w:abstractNumId w:val="62"/>
+  </w:num>
+  <w:num w:numId="63">
+    <w:abstractNumId w:val="63"/>
+  </w:num>
+  <w:num w:numId="64">
+    <w:abstractNumId w:val="64"/>
+  </w:num>
+  <w:num w:numId="65">
+    <w:abstractNumId w:val="65"/>
+  </w:num>
+  <w:num w:numId="66">
+    <w:abstractNumId w:val="66"/>
+  </w:num>
+  <w:num w:numId="67">
+    <w:abstractNumId w:val="67"/>
+  </w:num>
+  <w:num w:numId="68">
+    <w:abstractNumId w:val="68"/>
+  </w:num>
+  <w:num w:numId="69">
+    <w:abstractNumId w:val="69"/>
+  </w:num>
+  <w:num w:numId="70">
+    <w:abstractNumId w:val="70"/>
+  </w:num>
+  <w:num w:numId="71">
+    <w:abstractNumId w:val="71"/>
+  </w:num>
+  <w:num w:numId="72">
+    <w:abstractNumId w:val="72"/>
   </w:num>
 </w:numbering>
 </file>

--- a/STARLAB_Unit_2/Student Handouts/Unit 2 Student Handout 07 - Procedure and Testing Protocol Builder.docx
+++ b/STARLAB_Unit_2/Student Handouts/Unit 2 Student Handout 07 - Procedure and Testing Protocol Builder.docx
@@ -4,7 +4,22 @@
   <w:body>
     <w:p>
       <w:pPr>
-        <w:pStyle w:val="Heading1"/>
+        <w:pStyle w:val="STARLABKicker"/>
+      </w:pPr>
+      <w:r>
+        <w:rPr>
+          <w:rFonts w:ascii="Arial" w:hAnsi="Arial" w:eastAsia="Arial" w:cs="Arial"/>
+          <w:color w:val="E31B23"/>
+          <w:sz w:val="18"/>
+          <w:szCs w:val="18"/>
+          <w:b w:val="1"/>
+        </w:rPr>
+        <w:t>STARLAB</w:t>
+      </w:r>
+    </w:p>
+    <w:p>
+      <w:pPr>
+        <w:pStyle w:val="STARLABResourceTitle"/>
         <w:keepNext w:val="0"/>
         <w:keepLines w:val="0"/>
         <w:spacing w:before="480" w:lineRule="auto"/>
@@ -15,18 +30,39 @@
           <w:szCs w:val="46"/>
         </w:rPr>
       </w:pPr>
-      <w:bookmarkStart w:colFirst="0" w:colLast="0" w:name="_extavc3q9bii" w:id="75"/>
-      <w:bookmarkEnd w:id="75"/>
       <w:r>
         <w:rPr>
+          <w:rFonts w:ascii="Arial" w:hAnsi="Arial" w:eastAsia="Arial" w:cs="Arial"/>
+          <w:color w:val="111111"/>
+          <w:sz w:val="38"/>
+          <w:szCs w:val="38"/>
           <w:b w:val="1"/>
-          <w:bCs w:val="1"/>
-          <w:sz w:val="46"/>
-          <w:szCs w:val="46"/>
-          <w:rtl w:val="0"/>
         </w:rPr>
-        <w:t xml:space="preserve">Student Handout 7: Procedure and Testing Protocol Builder</w:t>
+        <w:t>Procedure and Testing Protocol Builder</w:t>
       </w:r>
+    </w:p>
+    <w:p>
+      <w:pPr>
+        <w:pStyle w:val="STARLABResourceMeta"/>
+      </w:pPr>
+      <w:r>
+        <w:rPr>
+          <w:rFonts w:ascii="Arial" w:hAnsi="Arial" w:eastAsia="Arial" w:cs="Arial"/>
+          <w:color w:val="555555"/>
+          <w:sz w:val="17"/>
+          <w:szCs w:val="17"/>
+          <w:b w:val="1"/>
+        </w:rPr>
+        <w:t>Unit 2 | Student Handout 7 | Week 4 | Required</w:t>
+      </w:r>
+    </w:p>
+    <w:p>
+      <w:pPr>
+        <w:pStyle w:val="STARLABDivider"/>
+        <w:pBdr>
+          <w:bottom w:val="single" w:sz="12" w:space="1" w:color="E31B23"/>
+        </w:pBdr>
+      </w:pPr>
     </w:p>
     <w:p>
       <w:pPr>
@@ -45,11 +81,13 @@
       <w:bookmarkEnd w:id="76"/>
       <w:r>
         <w:rPr>
+          <w:rFonts w:ascii="Arial" w:hAnsi="Arial" w:eastAsia="Arial" w:cs="Arial"/>
           <w:b w:val="1"/>
           <w:bCs w:val="1"/>
-          <w:sz w:val="34"/>
-          <w:szCs w:val="34"/>
+          <w:sz w:val="22"/>
+          <w:szCs w:val="22"/>
           <w:rtl w:val="0"/>
+          <w:color w:val="111111"/>
         </w:rPr>
         <w:t xml:space="preserve">Purpose</w:t>
       </w:r>
@@ -61,7 +99,11 @@
       </w:pPr>
       <w:r>
         <w:rPr>
+          <w:rFonts w:ascii="Arial" w:hAnsi="Arial" w:eastAsia="Arial" w:cs="Arial"/>
           <w:rtl w:val="0"/>
+          <w:color w:val="111111"/>
+          <w:sz w:val="19"/>
+          <w:szCs w:val="19"/>
         </w:rPr>
         <w:t xml:space="preserve">Your procedure or testing protocol explains exactly what you plan to do. It should be clear enough for your teacher, mentor, or reviewer to evaluate the safety and quality of the plan.</w:t>
       </w:r>
@@ -83,11 +125,13 @@
       <w:bookmarkEnd w:id="77"/>
       <w:r>
         <w:rPr>
+          <w:rFonts w:ascii="Arial" w:hAnsi="Arial" w:eastAsia="Arial" w:cs="Arial"/>
           <w:b w:val="1"/>
           <w:bCs w:val="1"/>
-          <w:sz w:val="34"/>
-          <w:szCs w:val="34"/>
+          <w:sz w:val="22"/>
+          <w:szCs w:val="22"/>
           <w:rtl w:val="0"/>
+          <w:color w:val="111111"/>
         </w:rPr>
         <w:t xml:space="preserve">Part A: Project Type</w:t>
       </w:r>
@@ -99,7 +143,11 @@
       </w:pPr>
       <w:r>
         <w:rPr>
+          <w:rFonts w:ascii="Arial" w:hAnsi="Arial" w:eastAsia="Arial" w:cs="Arial"/>
           <w:rtl w:val="0"/>
+          <w:color w:val="111111"/>
+          <w:sz w:val="19"/>
+          <w:szCs w:val="19"/>
         </w:rPr>
         <w:t xml:space="preserve">Circle or highlight your project type.</w:t>
       </w:r>
@@ -115,7 +163,11 @@
       </w:pPr>
       <w:r>
         <w:rPr>
+          <w:rFonts w:ascii="Arial" w:hAnsi="Arial" w:eastAsia="Arial" w:cs="Arial"/>
           <w:rtl w:val="0"/>
+          <w:color w:val="111111"/>
+          <w:sz w:val="19"/>
+          <w:szCs w:val="19"/>
         </w:rPr>
         <w:t xml:space="preserve">Experimental</w:t>
       </w:r>
@@ -131,7 +183,11 @@
       </w:pPr>
       <w:r>
         <w:rPr>
+          <w:rFonts w:ascii="Arial" w:hAnsi="Arial" w:eastAsia="Arial" w:cs="Arial"/>
           <w:rtl w:val="0"/>
+          <w:color w:val="111111"/>
+          <w:sz w:val="19"/>
+          <w:szCs w:val="19"/>
         </w:rPr>
         <w:t xml:space="preserve">Engineering design</w:t>
       </w:r>
@@ -147,7 +203,11 @@
       </w:pPr>
       <w:r>
         <w:rPr>
+          <w:rFonts w:ascii="Arial" w:hAnsi="Arial" w:eastAsia="Arial" w:cs="Arial"/>
           <w:rtl w:val="0"/>
+          <w:color w:val="111111"/>
+          <w:sz w:val="19"/>
+          <w:szCs w:val="19"/>
         </w:rPr>
         <w:t xml:space="preserve">Data analysis or computational</w:t>
       </w:r>
@@ -163,7 +223,11 @@
       </w:pPr>
       <w:r>
         <w:rPr>
+          <w:rFonts w:ascii="Arial" w:hAnsi="Arial" w:eastAsia="Arial" w:cs="Arial"/>
           <w:rtl w:val="0"/>
+          <w:color w:val="111111"/>
+          <w:sz w:val="19"/>
+          <w:szCs w:val="19"/>
         </w:rPr>
         <w:t xml:space="preserve">Observational</w:t>
       </w:r>
@@ -179,7 +243,11 @@
       </w:pPr>
       <w:r>
         <w:rPr>
+          <w:rFonts w:ascii="Arial" w:hAnsi="Arial" w:eastAsia="Arial" w:cs="Arial"/>
           <w:rtl w:val="0"/>
+          <w:color w:val="111111"/>
+          <w:sz w:val="19"/>
+          <w:szCs w:val="19"/>
         </w:rPr>
         <w:t xml:space="preserve">Other:</w:t>
       </w:r>
@@ -201,11 +269,13 @@
       <w:bookmarkEnd w:id="78"/>
       <w:r>
         <w:rPr>
+          <w:rFonts w:ascii="Arial" w:hAnsi="Arial" w:eastAsia="Arial" w:cs="Arial"/>
           <w:b w:val="1"/>
           <w:bCs w:val="1"/>
-          <w:sz w:val="34"/>
-          <w:szCs w:val="34"/>
+          <w:sz w:val="22"/>
+          <w:szCs w:val="22"/>
           <w:rtl w:val="0"/>
+          <w:color w:val="111111"/>
         </w:rPr>
         <w:t xml:space="preserve">Part B: Setup</w:t>
       </w:r>
@@ -217,7 +287,11 @@
       </w:pPr>
       <w:r>
         <w:rPr>
+          <w:rFonts w:ascii="Arial" w:hAnsi="Arial" w:eastAsia="Arial" w:cs="Arial"/>
           <w:rtl w:val="0"/>
+          <w:color w:val="111111"/>
+          <w:sz w:val="19"/>
+          <w:szCs w:val="19"/>
         </w:rPr>
         <w:t xml:space="preserve">Describe how materials, equipment, software, or testing conditions will be prepared.</w:t>
       </w:r>
@@ -239,11 +313,13 @@
       <w:bookmarkEnd w:id="79"/>
       <w:r>
         <w:rPr>
+          <w:rFonts w:ascii="Arial" w:hAnsi="Arial" w:eastAsia="Arial" w:cs="Arial"/>
           <w:b w:val="1"/>
           <w:bCs w:val="1"/>
-          <w:sz w:val="34"/>
-          <w:szCs w:val="34"/>
+          <w:sz w:val="22"/>
+          <w:szCs w:val="22"/>
           <w:rtl w:val="0"/>
+          <w:color w:val="111111"/>
         </w:rPr>
         <w:t xml:space="preserve">Part C: Procedure or Protocol</w:t>
       </w:r>
@@ -255,7 +331,11 @@
       </w:pPr>
       <w:r>
         <w:rPr>
+          <w:rFonts w:ascii="Arial" w:hAnsi="Arial" w:eastAsia="Arial" w:cs="Arial"/>
           <w:rtl w:val="0"/>
+          <w:color w:val="111111"/>
+          <w:sz w:val="19"/>
+          <w:szCs w:val="19"/>
         </w:rPr>
         <w:t xml:space="preserve">Write your planned procedure in steps.</w:t>
       </w:r>
@@ -266,12 +346,16 @@
           <w:ilvl w:val="0"/>
           <w:numId w:val="8"/>
         </w:numPr>
-        <w:spacing w:after="0" w:afterAutospacing="0" w:before="240" w:lineRule="auto"/>
+        <w:spacing w:after="40" w:afterAutospacing="0" w:before="240" w:lineRule="auto"/>
         <w:ind w:left="720" w:hanging="360"/>
       </w:pPr>
       <w:r>
         <w:rPr>
+          <w:rFonts w:ascii="Arial" w:hAnsi="Arial" w:eastAsia="Arial" w:cs="Arial"/>
           <w:rtl w:val="0"/>
+          <w:color w:val="111111"/>
+          <w:sz w:val="19"/>
+          <w:szCs w:val="19"/>
         </w:rPr>
       </w:r>
     </w:p>
@@ -281,12 +365,16 @@
           <w:ilvl w:val="0"/>
           <w:numId w:val="8"/>
         </w:numPr>
-        <w:spacing w:after="0" w:afterAutospacing="0" w:before="0" w:beforeAutospacing="0" w:lineRule="auto"/>
+        <w:spacing w:after="40" w:afterAutospacing="0" w:before="0" w:beforeAutospacing="0" w:lineRule="auto"/>
         <w:ind w:left="720" w:hanging="360"/>
       </w:pPr>
       <w:r>
         <w:rPr>
+          <w:rFonts w:ascii="Arial" w:hAnsi="Arial" w:eastAsia="Arial" w:cs="Arial"/>
           <w:rtl w:val="0"/>
+          <w:color w:val="111111"/>
+          <w:sz w:val="19"/>
+          <w:szCs w:val="19"/>
         </w:rPr>
       </w:r>
     </w:p>
@@ -296,12 +384,16 @@
           <w:ilvl w:val="0"/>
           <w:numId w:val="8"/>
         </w:numPr>
-        <w:spacing w:after="0" w:afterAutospacing="0" w:before="0" w:beforeAutospacing="0" w:lineRule="auto"/>
+        <w:spacing w:after="40" w:afterAutospacing="0" w:before="0" w:beforeAutospacing="0" w:lineRule="auto"/>
         <w:ind w:left="720" w:hanging="360"/>
       </w:pPr>
       <w:r>
         <w:rPr>
+          <w:rFonts w:ascii="Arial" w:hAnsi="Arial" w:eastAsia="Arial" w:cs="Arial"/>
           <w:rtl w:val="0"/>
+          <w:color w:val="111111"/>
+          <w:sz w:val="19"/>
+          <w:szCs w:val="19"/>
         </w:rPr>
       </w:r>
     </w:p>
@@ -311,12 +403,16 @@
           <w:ilvl w:val="0"/>
           <w:numId w:val="8"/>
         </w:numPr>
-        <w:spacing w:after="0" w:afterAutospacing="0" w:before="0" w:beforeAutospacing="0" w:lineRule="auto"/>
+        <w:spacing w:after="40" w:afterAutospacing="0" w:before="0" w:beforeAutospacing="0" w:lineRule="auto"/>
         <w:ind w:left="720" w:hanging="360"/>
       </w:pPr>
       <w:r>
         <w:rPr>
+          <w:rFonts w:ascii="Arial" w:hAnsi="Arial" w:eastAsia="Arial" w:cs="Arial"/>
           <w:rtl w:val="0"/>
+          <w:color w:val="111111"/>
+          <w:sz w:val="19"/>
+          <w:szCs w:val="19"/>
         </w:rPr>
       </w:r>
     </w:p>
@@ -326,12 +422,16 @@
           <w:ilvl w:val="0"/>
           <w:numId w:val="8"/>
         </w:numPr>
-        <w:spacing w:after="0" w:afterAutospacing="0" w:before="0" w:beforeAutospacing="0" w:lineRule="auto"/>
+        <w:spacing w:after="40" w:afterAutospacing="0" w:before="0" w:beforeAutospacing="0" w:lineRule="auto"/>
         <w:ind w:left="720" w:hanging="360"/>
       </w:pPr>
       <w:r>
         <w:rPr>
+          <w:rFonts w:ascii="Arial" w:hAnsi="Arial" w:eastAsia="Arial" w:cs="Arial"/>
           <w:rtl w:val="0"/>
+          <w:color w:val="111111"/>
+          <w:sz w:val="19"/>
+          <w:szCs w:val="19"/>
         </w:rPr>
       </w:r>
     </w:p>
@@ -341,12 +441,16 @@
           <w:ilvl w:val="0"/>
           <w:numId w:val="8"/>
         </w:numPr>
-        <w:spacing w:after="0" w:afterAutospacing="0" w:before="0" w:beforeAutospacing="0" w:lineRule="auto"/>
+        <w:spacing w:after="40" w:afterAutospacing="0" w:before="0" w:beforeAutospacing="0" w:lineRule="auto"/>
         <w:ind w:left="720" w:hanging="360"/>
       </w:pPr>
       <w:r>
         <w:rPr>
+          <w:rFonts w:ascii="Arial" w:hAnsi="Arial" w:eastAsia="Arial" w:cs="Arial"/>
           <w:rtl w:val="0"/>
+          <w:color w:val="111111"/>
+          <w:sz w:val="19"/>
+          <w:szCs w:val="19"/>
         </w:rPr>
       </w:r>
     </w:p>
@@ -356,12 +460,16 @@
           <w:ilvl w:val="0"/>
           <w:numId w:val="8"/>
         </w:numPr>
-        <w:spacing w:after="0" w:afterAutospacing="0" w:before="0" w:beforeAutospacing="0" w:lineRule="auto"/>
+        <w:spacing w:after="40" w:afterAutospacing="0" w:before="0" w:beforeAutospacing="0" w:lineRule="auto"/>
         <w:ind w:left="720" w:hanging="360"/>
       </w:pPr>
       <w:r>
         <w:rPr>
+          <w:rFonts w:ascii="Arial" w:hAnsi="Arial" w:eastAsia="Arial" w:cs="Arial"/>
           <w:rtl w:val="0"/>
+          <w:color w:val="111111"/>
+          <w:sz w:val="19"/>
+          <w:szCs w:val="19"/>
         </w:rPr>
       </w:r>
     </w:p>
@@ -371,12 +479,16 @@
           <w:ilvl w:val="0"/>
           <w:numId w:val="8"/>
         </w:numPr>
-        <w:spacing w:after="0" w:afterAutospacing="0" w:before="0" w:beforeAutospacing="0" w:lineRule="auto"/>
+        <w:spacing w:after="40" w:afterAutospacing="0" w:before="0" w:beforeAutospacing="0" w:lineRule="auto"/>
         <w:ind w:left="720" w:hanging="360"/>
       </w:pPr>
       <w:r>
         <w:rPr>
+          <w:rFonts w:ascii="Arial" w:hAnsi="Arial" w:eastAsia="Arial" w:cs="Arial"/>
           <w:rtl w:val="0"/>
+          <w:color w:val="111111"/>
+          <w:sz w:val="19"/>
+          <w:szCs w:val="19"/>
         </w:rPr>
       </w:r>
     </w:p>
@@ -386,12 +498,16 @@
           <w:ilvl w:val="0"/>
           <w:numId w:val="8"/>
         </w:numPr>
-        <w:spacing w:after="0" w:afterAutospacing="0" w:before="0" w:beforeAutospacing="0" w:lineRule="auto"/>
+        <w:spacing w:after="40" w:afterAutospacing="0" w:before="0" w:beforeAutospacing="0" w:lineRule="auto"/>
         <w:ind w:left="720" w:hanging="360"/>
       </w:pPr>
       <w:r>
         <w:rPr>
+          <w:rFonts w:ascii="Arial" w:hAnsi="Arial" w:eastAsia="Arial" w:cs="Arial"/>
           <w:rtl w:val="0"/>
+          <w:color w:val="111111"/>
+          <w:sz w:val="19"/>
+          <w:szCs w:val="19"/>
         </w:rPr>
       </w:r>
     </w:p>
@@ -401,12 +517,16 @@
           <w:ilvl w:val="0"/>
           <w:numId w:val="8"/>
         </w:numPr>
-        <w:spacing w:after="240" w:before="0" w:beforeAutospacing="0" w:lineRule="auto"/>
+        <w:spacing w:after="40" w:before="0" w:beforeAutospacing="0" w:lineRule="auto"/>
         <w:ind w:left="720" w:hanging="360"/>
       </w:pPr>
       <w:r>
         <w:rPr>
+          <w:rFonts w:ascii="Arial" w:hAnsi="Arial" w:eastAsia="Arial" w:cs="Arial"/>
           <w:rtl w:val="0"/>
+          <w:color w:val="111111"/>
+          <w:sz w:val="19"/>
+          <w:szCs w:val="19"/>
         </w:rPr>
       </w:r>
     </w:p>
@@ -427,38 +547,70 @@
       <w:bookmarkEnd w:id="80"/>
       <w:r>
         <w:rPr>
+          <w:rFonts w:ascii="Arial" w:hAnsi="Arial" w:eastAsia="Arial" w:cs="Arial"/>
           <w:b w:val="1"/>
           <w:bCs w:val="1"/>
-          <w:sz w:val="34"/>
-          <w:szCs w:val="34"/>
+          <w:sz w:val="22"/>
+          <w:szCs w:val="22"/>
           <w:rtl w:val="0"/>
+          <w:color w:val="111111"/>
         </w:rPr>
         <w:t xml:space="preserve">Part D: Trials, Iterations, or Samples</w:t>
       </w:r>
     </w:p>
     <w:p>
       <w:pPr>
+        <w:pStyle w:val="STARLABPrompt"/>
         <w:spacing w:after="240" w:before="240" w:lineRule="auto"/>
         <w:rPr/>
       </w:pPr>
       <w:r>
         <w:rPr>
+          <w:rFonts w:ascii="Arial" w:hAnsi="Arial" w:eastAsia="Arial" w:cs="Arial"/>
           <w:rtl w:val="0"/>
+          <w:color w:val="111111"/>
+          <w:sz w:val="20"/>
+          <w:szCs w:val="20"/>
+          <w:b w:val="1"/>
         </w:rPr>
         <w:t xml:space="preserve">How many trials, samples, observations, prototypes, or iterations will you complete?</w:t>
       </w:r>
     </w:p>
     <w:p>
       <w:pPr>
+        <w:pStyle w:val="STARLABResponseLine"/>
+        <w:spacing w:line="300" w:lineRule="exact" w:after="60"/>
+        <w:pBdr>
+          <w:bottom w:val="single" w:sz="6" w:space="1" w:color="D9D9D9"/>
+        </w:pBdr>
+      </w:pPr>
+    </w:p>
+    <w:p>
+      <w:pPr>
+        <w:pStyle w:val="STARLABPrompt"/>
         <w:spacing w:after="240" w:before="240" w:lineRule="auto"/>
         <w:rPr/>
       </w:pPr>
       <w:r>
         <w:rPr>
+          <w:rFonts w:ascii="Arial" w:hAnsi="Arial" w:eastAsia="Arial" w:cs="Arial"/>
           <w:rtl w:val="0"/>
+          <w:color w:val="111111"/>
+          <w:sz w:val="20"/>
+          <w:szCs w:val="20"/>
+          <w:b w:val="1"/>
         </w:rPr>
         <w:t xml:space="preserve">Why is this number reasonable?</w:t>
       </w:r>
+    </w:p>
+    <w:p>
+      <w:pPr>
+        <w:pStyle w:val="STARLABResponseLine"/>
+        <w:spacing w:line="300" w:lineRule="exact" w:after="60"/>
+        <w:pBdr>
+          <w:bottom w:val="single" w:sz="6" w:space="1" w:color="D9D9D9"/>
+        </w:pBdr>
+      </w:pPr>
     </w:p>
     <w:p>
       <w:pPr>
@@ -477,50 +629,97 @@
       <w:bookmarkEnd w:id="81"/>
       <w:r>
         <w:rPr>
+          <w:rFonts w:ascii="Arial" w:hAnsi="Arial" w:eastAsia="Arial" w:cs="Arial"/>
           <w:b w:val="1"/>
           <w:bCs w:val="1"/>
-          <w:sz w:val="34"/>
-          <w:szCs w:val="34"/>
+          <w:sz w:val="22"/>
+          <w:szCs w:val="22"/>
           <w:rtl w:val="0"/>
+          <w:color w:val="111111"/>
         </w:rPr>
         <w:t xml:space="preserve">Part E: Data Recording</w:t>
       </w:r>
     </w:p>
     <w:p>
       <w:pPr>
+        <w:pStyle w:val="STARLABPrompt"/>
         <w:spacing w:after="240" w:before="240" w:lineRule="auto"/>
         <w:rPr/>
       </w:pPr>
       <w:r>
         <w:rPr>
+          <w:rFonts w:ascii="Arial" w:hAnsi="Arial" w:eastAsia="Arial" w:cs="Arial"/>
           <w:rtl w:val="0"/>
+          <w:color w:val="111111"/>
+          <w:sz w:val="20"/>
+          <w:szCs w:val="20"/>
+          <w:b w:val="1"/>
         </w:rPr>
         <w:t xml:space="preserve">When and how will data be recorded?</w:t>
       </w:r>
     </w:p>
     <w:p>
       <w:pPr>
+        <w:pStyle w:val="STARLABResponseLine"/>
+        <w:spacing w:line="300" w:lineRule="exact" w:after="60"/>
+        <w:pBdr>
+          <w:bottom w:val="single" w:sz="6" w:space="1" w:color="D9D9D9"/>
+        </w:pBdr>
+      </w:pPr>
+    </w:p>
+    <w:p>
+      <w:pPr>
+        <w:pStyle w:val="STARLABPrompt"/>
         <w:spacing w:after="240" w:before="240" w:lineRule="auto"/>
         <w:rPr/>
       </w:pPr>
       <w:r>
         <w:rPr>
+          <w:rFonts w:ascii="Arial" w:hAnsi="Arial" w:eastAsia="Arial" w:cs="Arial"/>
           <w:rtl w:val="0"/>
+          <w:color w:val="111111"/>
+          <w:sz w:val="20"/>
+          <w:szCs w:val="20"/>
+          <w:b w:val="1"/>
         </w:rPr>
         <w:t xml:space="preserve">Who will record the data?</w:t>
       </w:r>
     </w:p>
     <w:p>
       <w:pPr>
+        <w:pStyle w:val="STARLABResponseLine"/>
+        <w:spacing w:line="300" w:lineRule="exact" w:after="60"/>
+        <w:pBdr>
+          <w:bottom w:val="single" w:sz="6" w:space="1" w:color="D9D9D9"/>
+        </w:pBdr>
+      </w:pPr>
+    </w:p>
+    <w:p>
+      <w:pPr>
+        <w:pStyle w:val="STARLABPrompt"/>
         <w:spacing w:after="240" w:before="240" w:lineRule="auto"/>
         <w:rPr/>
       </w:pPr>
       <w:r>
         <w:rPr>
+          <w:rFonts w:ascii="Arial" w:hAnsi="Arial" w:eastAsia="Arial" w:cs="Arial"/>
           <w:rtl w:val="0"/>
+          <w:color w:val="111111"/>
+          <w:sz w:val="20"/>
+          <w:szCs w:val="20"/>
+          <w:b w:val="1"/>
         </w:rPr>
         <w:t xml:space="preserve">Where will the data be stored?</w:t>
       </w:r>
+    </w:p>
+    <w:p>
+      <w:pPr>
+        <w:pStyle w:val="STARLABResponseLine"/>
+        <w:spacing w:line="300" w:lineRule="exact" w:after="60"/>
+        <w:pBdr>
+          <w:bottom w:val="single" w:sz="6" w:space="1" w:color="D9D9D9"/>
+        </w:pBdr>
+      </w:pPr>
     </w:p>
     <w:p>
       <w:pPr>
@@ -539,26 +738,43 @@
       <w:bookmarkEnd w:id="82"/>
       <w:r>
         <w:rPr>
+          <w:rFonts w:ascii="Arial" w:hAnsi="Arial" w:eastAsia="Arial" w:cs="Arial"/>
           <w:b w:val="1"/>
           <w:bCs w:val="1"/>
-          <w:sz w:val="34"/>
-          <w:szCs w:val="34"/>
+          <w:sz w:val="22"/>
+          <w:szCs w:val="22"/>
           <w:rtl w:val="0"/>
+          <w:color w:val="111111"/>
         </w:rPr>
         <w:t xml:space="preserve">Part F: Cleanup, Reset, or Disposal</w:t>
       </w:r>
     </w:p>
     <w:p>
       <w:pPr>
+        <w:pStyle w:val="STARLABPrompt"/>
         <w:spacing w:after="240" w:before="240" w:lineRule="auto"/>
         <w:rPr/>
       </w:pPr>
       <w:r>
         <w:rPr>
+          <w:rFonts w:ascii="Arial" w:hAnsi="Arial" w:eastAsia="Arial" w:cs="Arial"/>
           <w:rtl w:val="0"/>
+          <w:color w:val="111111"/>
+          <w:sz w:val="20"/>
+          <w:szCs w:val="20"/>
+          <w:b w:val="1"/>
         </w:rPr>
         <w:t xml:space="preserve">How will you clean up, reset the test, or dispose of materials safely?</w:t>
       </w:r>
+    </w:p>
+    <w:p>
+      <w:pPr>
+        <w:pStyle w:val="STARLABResponseLine"/>
+        <w:spacing w:line="300" w:lineRule="exact" w:after="60"/>
+        <w:pBdr>
+          <w:bottom w:val="single" w:sz="6" w:space="1" w:color="D9D9D9"/>
+        </w:pBdr>
+      </w:pPr>
     </w:p>
     <w:p>
       <w:pPr>
@@ -577,11 +793,13 @@
       <w:bookmarkEnd w:id="83"/>
       <w:r>
         <w:rPr>
+          <w:rFonts w:ascii="Arial" w:hAnsi="Arial" w:eastAsia="Arial" w:cs="Arial"/>
           <w:b w:val="1"/>
           <w:bCs w:val="1"/>
-          <w:sz w:val="34"/>
-          <w:szCs w:val="34"/>
+          <w:sz w:val="22"/>
+          <w:szCs w:val="22"/>
           <w:rtl w:val="0"/>
+          <w:color w:val="111111"/>
         </w:rPr>
         <w:t xml:space="preserve">Part G: Procedure Check</w:t>
       </w:r>
@@ -593,7 +811,11 @@
       </w:pPr>
       <w:r>
         <w:rPr>
+          <w:rFonts w:ascii="Arial" w:hAnsi="Arial" w:eastAsia="Arial" w:cs="Arial"/>
           <w:rtl w:val="0"/>
+          <w:color w:val="111111"/>
+          <w:sz w:val="19"/>
+          <w:szCs w:val="19"/>
         </w:rPr>
         <w:t xml:space="preserve">Answer yes, no, or unsure.</w:t>
       </w:r>
@@ -601,37 +823,32 @@
     <w:tbl>
       <w:tblPr>
         <w:tblStyle w:val="Table9"/>
-        <w:tblW w:w="6505.0" w:type="dxa"/>
+        <w:tblW w:w="9360" w:type="dxa"/>
         <w:jc w:val="left"/>
         <w:tblBorders>
-          <w:top w:color="000000" w:space="0" w:sz="0" w:val="nil"/>
-          <w:left w:color="000000" w:space="0" w:sz="0" w:val="nil"/>
-          <w:bottom w:color="000000" w:space="0" w:sz="0" w:val="nil"/>
-          <w:right w:color="000000" w:space="0" w:sz="0" w:val="nil"/>
-          <w:insideH w:color="000000" w:space="0" w:sz="0" w:val="nil"/>
-          <w:insideV w:color="000000" w:space="0" w:sz="0" w:val="nil"/>
+          <w:top w:color="D9D9D9" w:space="0" w:sz="6" w:val="single"/>
+          <w:left w:color="D9D9D9" w:space="0" w:sz="6" w:val="single"/>
+          <w:bottom w:color="D9D9D9" w:space="0" w:sz="6" w:val="single"/>
+          <w:right w:color="D9D9D9" w:space="0" w:sz="6" w:val="single"/>
+          <w:insideH w:color="D9D9D9" w:space="0" w:sz="6" w:val="single"/>
+          <w:insideV w:color="D9D9D9" w:space="0" w:sz="6" w:val="single"/>
         </w:tblBorders>
         <w:tblLayout w:type="fixed"/>
         <w:tblLook w:val="0600"/>
+        <w:tblInd w:w="120" w:type="dxa"/>
       </w:tblPr>
       <w:tblGrid>
-        <w:gridCol w:w="4370"/>
-        <w:gridCol w:w="2135"/>
-        <w:tblGridChange w:id="0">
-          <w:tblGrid>
-            <w:gridCol w:w="4370"/>
-            <w:gridCol w:w="2135"/>
-          </w:tblGrid>
-        </w:tblGridChange>
+        <w:gridCol w:w="6288"/>
+        <w:gridCol w:w="3072"/>
       </w:tblGrid>
       <w:tr>
         <w:trPr>
           <w:cantSplit w:val="0"/>
-          <w:trHeight w:val="515" w:hRule="atLeast"/>
-          <w:tblHeader w:val="0"/>
+          <w:tblHeader w:val="true"/>
         </w:trPr>
         <w:tc>
           <w:tcPr>
+            <w:tcW w:type="dxa" w:w="6288"/>
             <w:tcBorders>
               <w:top w:color="000000" w:space="0" w:sz="0" w:val="nil"/>
               <w:left w:color="000000" w:space="0" w:sz="0" w:val="nil"/>
@@ -639,35 +856,49 @@
               <w:right w:color="000000" w:space="0" w:sz="0" w:val="nil"/>
             </w:tcBorders>
             <w:tcMar>
-              <w:top w:w="100.0" w:type="dxa"/>
+              <w:top w:w="80" w:type="dxa"/>
               <w:left w:w="100.0" w:type="dxa"/>
-              <w:bottom w:w="100.0" w:type="dxa"/>
+              <w:bottom w:w="80" w:type="dxa"/>
               <w:right w:w="100.0" w:type="dxa"/>
+              <w:start w:w="120" w:type="dxa"/>
+              <w:end w:w="120" w:type="dxa"/>
             </w:tcMar>
-            <w:vAlign w:val="top"/>
+            <w:vAlign w:val="center"/>
+            <w:shd w:fill="E31B23" w:val="clear"/>
           </w:tcPr>
           <w:p>
             <w:pPr>
+              <w:spacing w:before="0" w:after="40" w:line="240" w:lineRule="auto"/>
               <w:jc w:val="center"/>
               <w:rPr/>
             </w:pPr>
             <w:r>
               <w:rPr>
+                <w:rFonts w:ascii="Arial" w:hAnsi="Arial" w:eastAsia="Arial" w:cs="Arial"/>
                 <w:b w:val="1"/>
                 <w:bCs w:val="1"/>
                 <w:rtl w:val="0"/>
+                <w:color w:val="FFFFFF"/>
+                <w:sz w:val="16"/>
+                <w:szCs w:val="16"/>
               </w:rPr>
               <w:t xml:space="preserve">Question</w:t>
             </w:r>
             <w:r>
               <w:rPr>
+                <w:rFonts w:ascii="Arial" w:hAnsi="Arial" w:eastAsia="Arial" w:cs="Arial"/>
                 <w:rtl w:val="0"/>
+                <w:color w:val="FFFFFF"/>
+                <w:sz w:val="16"/>
+                <w:szCs w:val="16"/>
+                <w:b w:val="1"/>
               </w:rPr>
             </w:r>
           </w:p>
         </w:tc>
         <w:tc>
           <w:tcPr>
+            <w:tcW w:type="dxa" w:w="3072"/>
             <w:tcBorders>
               <w:top w:color="000000" w:space="0" w:sz="0" w:val="nil"/>
               <w:left w:color="000000" w:space="0" w:sz="0" w:val="nil"/>
@@ -675,29 +906,42 @@
               <w:right w:color="000000" w:space="0" w:sz="0" w:val="nil"/>
             </w:tcBorders>
             <w:tcMar>
-              <w:top w:w="100.0" w:type="dxa"/>
+              <w:top w:w="80" w:type="dxa"/>
               <w:left w:w="100.0" w:type="dxa"/>
-              <w:bottom w:w="100.0" w:type="dxa"/>
+              <w:bottom w:w="80" w:type="dxa"/>
               <w:right w:w="100.0" w:type="dxa"/>
+              <w:start w:w="120" w:type="dxa"/>
+              <w:end w:w="120" w:type="dxa"/>
             </w:tcMar>
-            <w:vAlign w:val="top"/>
+            <w:vAlign w:val="center"/>
+            <w:shd w:fill="E31B23" w:val="clear"/>
           </w:tcPr>
           <w:p>
             <w:pPr>
+              <w:spacing w:before="0" w:after="40" w:line="240" w:lineRule="auto"/>
               <w:jc w:val="center"/>
               <w:rPr/>
             </w:pPr>
             <w:r>
               <w:rPr>
+                <w:rFonts w:ascii="Arial" w:hAnsi="Arial" w:eastAsia="Arial" w:cs="Arial"/>
                 <w:b w:val="1"/>
                 <w:bCs w:val="1"/>
                 <w:rtl w:val="0"/>
+                <w:color w:val="FFFFFF"/>
+                <w:sz w:val="16"/>
+                <w:szCs w:val="16"/>
               </w:rPr>
               <w:t xml:space="preserve">Yes, No, or Unsure</w:t>
             </w:r>
             <w:r>
               <w:rPr>
+                <w:rFonts w:ascii="Arial" w:hAnsi="Arial" w:eastAsia="Arial" w:cs="Arial"/>
                 <w:rtl w:val="0"/>
+                <w:color w:val="FFFFFF"/>
+                <w:sz w:val="16"/>
+                <w:szCs w:val="16"/>
+                <w:b w:val="1"/>
               </w:rPr>
             </w:r>
           </w:p>
@@ -706,11 +950,11 @@
       <w:tr>
         <w:trPr>
           <w:cantSplit w:val="0"/>
-          <w:trHeight w:val="515" w:hRule="atLeast"/>
           <w:tblHeader w:val="0"/>
         </w:trPr>
         <w:tc>
           <w:tcPr>
+            <w:tcW w:type="dxa" w:w="6288"/>
             <w:tcBorders>
               <w:top w:color="000000" w:space="0" w:sz="0" w:val="nil"/>
               <w:left w:color="000000" w:space="0" w:sz="0" w:val="nil"/>
@@ -718,20 +962,29 @@
               <w:right w:color="000000" w:space="0" w:sz="0" w:val="nil"/>
             </w:tcBorders>
             <w:tcMar>
-              <w:top w:w="100.0" w:type="dxa"/>
+              <w:top w:w="80" w:type="dxa"/>
               <w:left w:w="100.0" w:type="dxa"/>
-              <w:bottom w:w="100.0" w:type="dxa"/>
+              <w:bottom w:w="80" w:type="dxa"/>
               <w:right w:w="100.0" w:type="dxa"/>
+              <w:start w:w="120" w:type="dxa"/>
+              <w:end w:w="120" w:type="dxa"/>
             </w:tcMar>
-            <w:vAlign w:val="top"/>
+            <w:vAlign w:val="center"/>
+            <w:shd w:fill="FFFFFF" w:val="clear"/>
           </w:tcPr>
           <w:p>
             <w:pPr>
+              <w:spacing w:before="0" w:after="40" w:line="240" w:lineRule="auto"/>
+              <w:jc w:val="left"/>
               <w:rPr/>
             </w:pPr>
             <w:r>
               <w:rPr>
+                <w:rFonts w:ascii="Arial" w:hAnsi="Arial" w:eastAsia="Arial" w:cs="Arial"/>
                 <w:rtl w:val="0"/>
+                <w:color w:val="111111"/>
+                <w:sz w:val="18"/>
+                <w:szCs w:val="18"/>
               </w:rPr>
               <w:t xml:space="preserve">Is the procedure specific enough to follow?</w:t>
             </w:r>
@@ -739,6 +992,7 @@
         </w:tc>
         <w:tc>
           <w:tcPr>
+            <w:tcW w:type="dxa" w:w="3072"/>
             <w:tcBorders>
               <w:top w:color="000000" w:space="0" w:sz="0" w:val="nil"/>
               <w:left w:color="000000" w:space="0" w:sz="0" w:val="nil"/>
@@ -746,20 +1000,29 @@
               <w:right w:color="000000" w:space="0" w:sz="0" w:val="nil"/>
             </w:tcBorders>
             <w:tcMar>
-              <w:top w:w="100.0" w:type="dxa"/>
+              <w:top w:w="80" w:type="dxa"/>
               <w:left w:w="100.0" w:type="dxa"/>
-              <w:bottom w:w="100.0" w:type="dxa"/>
+              <w:bottom w:w="80" w:type="dxa"/>
               <w:right w:w="100.0" w:type="dxa"/>
+              <w:start w:w="120" w:type="dxa"/>
+              <w:end w:w="120" w:type="dxa"/>
             </w:tcMar>
-            <w:vAlign w:val="top"/>
+            <w:vAlign w:val="center"/>
+            <w:shd w:fill="FFFFFF" w:val="clear"/>
           </w:tcPr>
           <w:p>
             <w:pPr>
+              <w:spacing w:before="0" w:after="40" w:line="240" w:lineRule="auto"/>
+              <w:jc w:val="left"/>
               <w:rPr/>
             </w:pPr>
             <w:r>
               <w:rPr>
+                <w:rFonts w:ascii="Arial" w:hAnsi="Arial" w:eastAsia="Arial" w:cs="Arial"/>
                 <w:rtl w:val="0"/>
+                <w:color w:val="111111"/>
+                <w:sz w:val="18"/>
+                <w:szCs w:val="18"/>
               </w:rPr>
             </w:r>
           </w:p>
@@ -768,11 +1031,11 @@
       <w:tr>
         <w:trPr>
           <w:cantSplit w:val="0"/>
-          <w:trHeight w:val="515" w:hRule="atLeast"/>
           <w:tblHeader w:val="0"/>
         </w:trPr>
         <w:tc>
           <w:tcPr>
+            <w:tcW w:type="dxa" w:w="6288"/>
             <w:tcBorders>
               <w:top w:color="000000" w:space="0" w:sz="0" w:val="nil"/>
               <w:left w:color="000000" w:space="0" w:sz="0" w:val="nil"/>
@@ -780,20 +1043,29 @@
               <w:right w:color="000000" w:space="0" w:sz="0" w:val="nil"/>
             </w:tcBorders>
             <w:tcMar>
-              <w:top w:w="100.0" w:type="dxa"/>
+              <w:top w:w="80" w:type="dxa"/>
               <w:left w:w="100.0" w:type="dxa"/>
-              <w:bottom w:w="100.0" w:type="dxa"/>
+              <w:bottom w:w="80" w:type="dxa"/>
               <w:right w:w="100.0" w:type="dxa"/>
+              <w:start w:w="120" w:type="dxa"/>
+              <w:end w:w="120" w:type="dxa"/>
             </w:tcMar>
-            <w:vAlign w:val="top"/>
+            <w:vAlign w:val="center"/>
+            <w:shd w:fill="F2F2F2" w:val="clear"/>
           </w:tcPr>
           <w:p>
             <w:pPr>
+              <w:spacing w:before="0" w:after="40" w:line="240" w:lineRule="auto"/>
+              <w:jc w:val="left"/>
               <w:rPr/>
             </w:pPr>
             <w:r>
               <w:rPr>
+                <w:rFonts w:ascii="Arial" w:hAnsi="Arial" w:eastAsia="Arial" w:cs="Arial"/>
                 <w:rtl w:val="0"/>
+                <w:color w:val="111111"/>
+                <w:sz w:val="18"/>
+                <w:szCs w:val="18"/>
               </w:rPr>
               <w:t xml:space="preserve">Are measurements clearly described?</w:t>
             </w:r>
@@ -801,6 +1073,7 @@
         </w:tc>
         <w:tc>
           <w:tcPr>
+            <w:tcW w:type="dxa" w:w="3072"/>
             <w:tcBorders>
               <w:top w:color="000000" w:space="0" w:sz="0" w:val="nil"/>
               <w:left w:color="000000" w:space="0" w:sz="0" w:val="nil"/>
@@ -808,20 +1081,29 @@
               <w:right w:color="000000" w:space="0" w:sz="0" w:val="nil"/>
             </w:tcBorders>
             <w:tcMar>
-              <w:top w:w="100.0" w:type="dxa"/>
+              <w:top w:w="80" w:type="dxa"/>
               <w:left w:w="100.0" w:type="dxa"/>
-              <w:bottom w:w="100.0" w:type="dxa"/>
+              <w:bottom w:w="80" w:type="dxa"/>
               <w:right w:w="100.0" w:type="dxa"/>
+              <w:start w:w="120" w:type="dxa"/>
+              <w:end w:w="120" w:type="dxa"/>
             </w:tcMar>
-            <w:vAlign w:val="top"/>
+            <w:vAlign w:val="center"/>
+            <w:shd w:fill="F2F2F2" w:val="clear"/>
           </w:tcPr>
           <w:p>
             <w:pPr>
+              <w:spacing w:before="0" w:after="40" w:line="240" w:lineRule="auto"/>
+              <w:jc w:val="left"/>
               <w:rPr/>
             </w:pPr>
             <w:r>
               <w:rPr>
+                <w:rFonts w:ascii="Arial" w:hAnsi="Arial" w:eastAsia="Arial" w:cs="Arial"/>
                 <w:rtl w:val="0"/>
+                <w:color w:val="111111"/>
+                <w:sz w:val="18"/>
+                <w:szCs w:val="18"/>
               </w:rPr>
             </w:r>
           </w:p>
@@ -830,11 +1112,11 @@
       <w:tr>
         <w:trPr>
           <w:cantSplit w:val="0"/>
-          <w:trHeight w:val="515" w:hRule="atLeast"/>
           <w:tblHeader w:val="0"/>
         </w:trPr>
         <w:tc>
           <w:tcPr>
+            <w:tcW w:type="dxa" w:w="6288"/>
             <w:tcBorders>
               <w:top w:color="000000" w:space="0" w:sz="0" w:val="nil"/>
               <w:left w:color="000000" w:space="0" w:sz="0" w:val="nil"/>
@@ -842,20 +1124,29 @@
               <w:right w:color="000000" w:space="0" w:sz="0" w:val="nil"/>
             </w:tcBorders>
             <w:tcMar>
-              <w:top w:w="100.0" w:type="dxa"/>
+              <w:top w:w="80" w:type="dxa"/>
               <w:left w:w="100.0" w:type="dxa"/>
-              <w:bottom w:w="100.0" w:type="dxa"/>
+              <w:bottom w:w="80" w:type="dxa"/>
               <w:right w:w="100.0" w:type="dxa"/>
+              <w:start w:w="120" w:type="dxa"/>
+              <w:end w:w="120" w:type="dxa"/>
             </w:tcMar>
-            <w:vAlign w:val="top"/>
+            <w:vAlign w:val="center"/>
+            <w:shd w:fill="FFFFFF" w:val="clear"/>
           </w:tcPr>
           <w:p>
             <w:pPr>
+              <w:spacing w:before="0" w:after="40" w:line="240" w:lineRule="auto"/>
+              <w:jc w:val="left"/>
               <w:rPr/>
             </w:pPr>
             <w:r>
               <w:rPr>
+                <w:rFonts w:ascii="Arial" w:hAnsi="Arial" w:eastAsia="Arial" w:cs="Arial"/>
                 <w:rtl w:val="0"/>
+                <w:color w:val="111111"/>
+                <w:sz w:val="18"/>
+                <w:szCs w:val="18"/>
               </w:rPr>
               <w:t xml:space="preserve">Are trials or iterations included?</w:t>
             </w:r>
@@ -863,6 +1154,7 @@
         </w:tc>
         <w:tc>
           <w:tcPr>
+            <w:tcW w:type="dxa" w:w="3072"/>
             <w:tcBorders>
               <w:top w:color="000000" w:space="0" w:sz="0" w:val="nil"/>
               <w:left w:color="000000" w:space="0" w:sz="0" w:val="nil"/>
@@ -870,20 +1162,29 @@
               <w:right w:color="000000" w:space="0" w:sz="0" w:val="nil"/>
             </w:tcBorders>
             <w:tcMar>
-              <w:top w:w="100.0" w:type="dxa"/>
+              <w:top w:w="80" w:type="dxa"/>
               <w:left w:w="100.0" w:type="dxa"/>
-              <w:bottom w:w="100.0" w:type="dxa"/>
+              <w:bottom w:w="80" w:type="dxa"/>
               <w:right w:w="100.0" w:type="dxa"/>
+              <w:start w:w="120" w:type="dxa"/>
+              <w:end w:w="120" w:type="dxa"/>
             </w:tcMar>
-            <w:vAlign w:val="top"/>
+            <w:vAlign w:val="center"/>
+            <w:shd w:fill="FFFFFF" w:val="clear"/>
           </w:tcPr>
           <w:p>
             <w:pPr>
+              <w:spacing w:before="0" w:after="40" w:line="240" w:lineRule="auto"/>
+              <w:jc w:val="left"/>
               <w:rPr/>
             </w:pPr>
             <w:r>
               <w:rPr>
+                <w:rFonts w:ascii="Arial" w:hAnsi="Arial" w:eastAsia="Arial" w:cs="Arial"/>
                 <w:rtl w:val="0"/>
+                <w:color w:val="111111"/>
+                <w:sz w:val="18"/>
+                <w:szCs w:val="18"/>
               </w:rPr>
             </w:r>
           </w:p>
@@ -892,11 +1193,11 @@
       <w:tr>
         <w:trPr>
           <w:cantSplit w:val="0"/>
-          <w:trHeight w:val="515" w:hRule="atLeast"/>
           <w:tblHeader w:val="0"/>
         </w:trPr>
         <w:tc>
           <w:tcPr>
+            <w:tcW w:type="dxa" w:w="6288"/>
             <w:tcBorders>
               <w:top w:color="000000" w:space="0" w:sz="0" w:val="nil"/>
               <w:left w:color="000000" w:space="0" w:sz="0" w:val="nil"/>
@@ -904,20 +1205,29 @@
               <w:right w:color="000000" w:space="0" w:sz="0" w:val="nil"/>
             </w:tcBorders>
             <w:tcMar>
-              <w:top w:w="100.0" w:type="dxa"/>
+              <w:top w:w="80" w:type="dxa"/>
               <w:left w:w="100.0" w:type="dxa"/>
-              <w:bottom w:w="100.0" w:type="dxa"/>
+              <w:bottom w:w="80" w:type="dxa"/>
               <w:right w:w="100.0" w:type="dxa"/>
+              <w:start w:w="120" w:type="dxa"/>
+              <w:end w:w="120" w:type="dxa"/>
             </w:tcMar>
-            <w:vAlign w:val="top"/>
+            <w:vAlign w:val="center"/>
+            <w:shd w:fill="F2F2F2" w:val="clear"/>
           </w:tcPr>
           <w:p>
             <w:pPr>
+              <w:spacing w:before="0" w:after="40" w:line="240" w:lineRule="auto"/>
+              <w:jc w:val="left"/>
               <w:rPr/>
             </w:pPr>
             <w:r>
               <w:rPr>
+                <w:rFonts w:ascii="Arial" w:hAnsi="Arial" w:eastAsia="Arial" w:cs="Arial"/>
                 <w:rtl w:val="0"/>
+                <w:color w:val="111111"/>
+                <w:sz w:val="18"/>
+                <w:szCs w:val="18"/>
               </w:rPr>
               <w:t xml:space="preserve">Are safety precautions included?</w:t>
             </w:r>
@@ -925,6 +1235,7 @@
         </w:tc>
         <w:tc>
           <w:tcPr>
+            <w:tcW w:type="dxa" w:w="3072"/>
             <w:tcBorders>
               <w:top w:color="000000" w:space="0" w:sz="0" w:val="nil"/>
               <w:left w:color="000000" w:space="0" w:sz="0" w:val="nil"/>
@@ -932,20 +1243,29 @@
               <w:right w:color="000000" w:space="0" w:sz="0" w:val="nil"/>
             </w:tcBorders>
             <w:tcMar>
-              <w:top w:w="100.0" w:type="dxa"/>
+              <w:top w:w="80" w:type="dxa"/>
               <w:left w:w="100.0" w:type="dxa"/>
-              <w:bottom w:w="100.0" w:type="dxa"/>
+              <w:bottom w:w="80" w:type="dxa"/>
               <w:right w:w="100.0" w:type="dxa"/>
+              <w:start w:w="120" w:type="dxa"/>
+              <w:end w:w="120" w:type="dxa"/>
             </w:tcMar>
-            <w:vAlign w:val="top"/>
+            <w:vAlign w:val="center"/>
+            <w:shd w:fill="F2F2F2" w:val="clear"/>
           </w:tcPr>
           <w:p>
             <w:pPr>
+              <w:spacing w:before="0" w:after="40" w:line="240" w:lineRule="auto"/>
+              <w:jc w:val="left"/>
               <w:rPr/>
             </w:pPr>
             <w:r>
               <w:rPr>
+                <w:rFonts w:ascii="Arial" w:hAnsi="Arial" w:eastAsia="Arial" w:cs="Arial"/>
                 <w:rtl w:val="0"/>
+                <w:color w:val="111111"/>
+                <w:sz w:val="18"/>
+                <w:szCs w:val="18"/>
               </w:rPr>
             </w:r>
           </w:p>
@@ -954,11 +1274,11 @@
       <w:tr>
         <w:trPr>
           <w:cantSplit w:val="0"/>
-          <w:trHeight w:val="515" w:hRule="atLeast"/>
           <w:tblHeader w:val="0"/>
         </w:trPr>
         <w:tc>
           <w:tcPr>
+            <w:tcW w:type="dxa" w:w="6288"/>
             <w:tcBorders>
               <w:top w:color="000000" w:space="0" w:sz="0" w:val="nil"/>
               <w:left w:color="000000" w:space="0" w:sz="0" w:val="nil"/>
@@ -966,20 +1286,29 @@
               <w:right w:color="000000" w:space="0" w:sz="0" w:val="nil"/>
             </w:tcBorders>
             <w:tcMar>
-              <w:top w:w="100.0" w:type="dxa"/>
+              <w:top w:w="80" w:type="dxa"/>
               <w:left w:w="100.0" w:type="dxa"/>
-              <w:bottom w:w="100.0" w:type="dxa"/>
+              <w:bottom w:w="80" w:type="dxa"/>
               <w:right w:w="100.0" w:type="dxa"/>
+              <w:start w:w="120" w:type="dxa"/>
+              <w:end w:w="120" w:type="dxa"/>
             </w:tcMar>
-            <w:vAlign w:val="top"/>
+            <w:vAlign w:val="center"/>
+            <w:shd w:fill="FFFFFF" w:val="clear"/>
           </w:tcPr>
           <w:p>
             <w:pPr>
+              <w:spacing w:before="0" w:after="40" w:line="240" w:lineRule="auto"/>
+              <w:jc w:val="left"/>
               <w:rPr/>
             </w:pPr>
             <w:r>
               <w:rPr>
+                <w:rFonts w:ascii="Arial" w:hAnsi="Arial" w:eastAsia="Arial" w:cs="Arial"/>
                 <w:rtl w:val="0"/>
+                <w:color w:val="111111"/>
+                <w:sz w:val="18"/>
+                <w:szCs w:val="18"/>
               </w:rPr>
               <w:t xml:space="preserve">Is cleanup or disposal addressed?</w:t>
             </w:r>
@@ -987,6 +1316,7 @@
         </w:tc>
         <w:tc>
           <w:tcPr>
+            <w:tcW w:type="dxa" w:w="3072"/>
             <w:tcBorders>
               <w:top w:color="000000" w:space="0" w:sz="0" w:val="nil"/>
               <w:left w:color="000000" w:space="0" w:sz="0" w:val="nil"/>
@@ -994,20 +1324,29 @@
               <w:right w:color="000000" w:space="0" w:sz="0" w:val="nil"/>
             </w:tcBorders>
             <w:tcMar>
-              <w:top w:w="100.0" w:type="dxa"/>
+              <w:top w:w="80" w:type="dxa"/>
               <w:left w:w="100.0" w:type="dxa"/>
-              <w:bottom w:w="100.0" w:type="dxa"/>
+              <w:bottom w:w="80" w:type="dxa"/>
               <w:right w:w="100.0" w:type="dxa"/>
+              <w:start w:w="120" w:type="dxa"/>
+              <w:end w:w="120" w:type="dxa"/>
             </w:tcMar>
-            <w:vAlign w:val="top"/>
+            <w:vAlign w:val="center"/>
+            <w:shd w:fill="FFFFFF" w:val="clear"/>
           </w:tcPr>
           <w:p>
             <w:pPr>
+              <w:spacing w:before="0" w:after="40" w:line="240" w:lineRule="auto"/>
+              <w:jc w:val="left"/>
               <w:rPr/>
             </w:pPr>
             <w:r>
               <w:rPr>
+                <w:rFonts w:ascii="Arial" w:hAnsi="Arial" w:eastAsia="Arial" w:cs="Arial"/>
                 <w:rtl w:val="0"/>
+                <w:color w:val="111111"/>
+                <w:sz w:val="18"/>
+                <w:szCs w:val="18"/>
               </w:rPr>
             </w:r>
           </w:p>
@@ -1016,11 +1355,11 @@
       <w:tr>
         <w:trPr>
           <w:cantSplit w:val="0"/>
-          <w:trHeight w:val="515" w:hRule="atLeast"/>
           <w:tblHeader w:val="0"/>
         </w:trPr>
         <w:tc>
           <w:tcPr>
+            <w:tcW w:type="dxa" w:w="6288"/>
             <w:tcBorders>
               <w:top w:color="000000" w:space="0" w:sz="0" w:val="nil"/>
               <w:left w:color="000000" w:space="0" w:sz="0" w:val="nil"/>
@@ -1028,20 +1367,29 @@
               <w:right w:color="000000" w:space="0" w:sz="0" w:val="nil"/>
             </w:tcBorders>
             <w:tcMar>
-              <w:top w:w="100.0" w:type="dxa"/>
+              <w:top w:w="80" w:type="dxa"/>
               <w:left w:w="100.0" w:type="dxa"/>
-              <w:bottom w:w="100.0" w:type="dxa"/>
+              <w:bottom w:w="80" w:type="dxa"/>
               <w:right w:w="100.0" w:type="dxa"/>
+              <w:start w:w="120" w:type="dxa"/>
+              <w:end w:w="120" w:type="dxa"/>
             </w:tcMar>
-            <w:vAlign w:val="top"/>
+            <w:vAlign w:val="center"/>
+            <w:shd w:fill="F2F2F2" w:val="clear"/>
           </w:tcPr>
           <w:p>
             <w:pPr>
+              <w:spacing w:before="0" w:after="40" w:line="240" w:lineRule="auto"/>
+              <w:jc w:val="left"/>
               <w:rPr/>
             </w:pPr>
             <w:r>
               <w:rPr>
+                <w:rFonts w:ascii="Arial" w:hAnsi="Arial" w:eastAsia="Arial" w:cs="Arial"/>
                 <w:rtl w:val="0"/>
+                <w:color w:val="111111"/>
+                <w:sz w:val="18"/>
+                <w:szCs w:val="18"/>
               </w:rPr>
               <w:t xml:space="preserve">Could another person evaluate this plan?</w:t>
             </w:r>
@@ -1049,6 +1397,7 @@
         </w:tc>
         <w:tc>
           <w:tcPr>
+            <w:tcW w:type="dxa" w:w="3072"/>
             <w:tcBorders>
               <w:top w:color="000000" w:space="0" w:sz="0" w:val="nil"/>
               <w:left w:color="000000" w:space="0" w:sz="0" w:val="nil"/>
@@ -1056,20 +1405,29 @@
               <w:right w:color="000000" w:space="0" w:sz="0" w:val="nil"/>
             </w:tcBorders>
             <w:tcMar>
-              <w:top w:w="100.0" w:type="dxa"/>
+              <w:top w:w="80" w:type="dxa"/>
               <w:left w:w="100.0" w:type="dxa"/>
-              <w:bottom w:w="100.0" w:type="dxa"/>
+              <w:bottom w:w="80" w:type="dxa"/>
               <w:right w:w="100.0" w:type="dxa"/>
+              <w:start w:w="120" w:type="dxa"/>
+              <w:end w:w="120" w:type="dxa"/>
             </w:tcMar>
-            <w:vAlign w:val="top"/>
+            <w:vAlign w:val="center"/>
+            <w:shd w:fill="F2F2F2" w:val="clear"/>
           </w:tcPr>
           <w:p>
             <w:pPr>
+              <w:spacing w:before="0" w:after="40" w:line="240" w:lineRule="auto"/>
+              <w:jc w:val="left"/>
               <w:rPr/>
             </w:pPr>
             <w:r>
               <w:rPr>
+                <w:rFonts w:ascii="Arial" w:hAnsi="Arial" w:eastAsia="Arial" w:cs="Arial"/>
                 <w:rtl w:val="0"/>
+                <w:color w:val="111111"/>
+                <w:sz w:val="18"/>
+                <w:szCs w:val="18"/>
               </w:rPr>
             </w:r>
           </w:p>
@@ -1078,21 +1436,82 @@
     </w:tbl>
     <w:p>
       <w:pPr>
+        <w:spacing w:after="40"/>
         <w:rPr/>
       </w:pPr>
       <w:r>
+        <w:rPr>
+          <w:rFonts w:ascii="Arial" w:hAnsi="Arial" w:eastAsia="Arial" w:cs="Arial"/>
+          <w:color w:val="111111"/>
+          <w:sz w:val="19"/>
+          <w:szCs w:val="19"/>
+        </w:rPr>
         <w:pict>
           <v:rect style="width:0.0pt;height:1.5pt" o:hr="t" o:hrstd="t" o:hralign="center" fillcolor="#A0A0A0" stroked="f"/>
         </w:pict>
       </w:r>
       <w:r>
         <w:rPr>
+          <w:rFonts w:ascii="Arial" w:hAnsi="Arial" w:eastAsia="Arial" w:cs="Arial"/>
           <w:rtl w:val="0"/>
+          <w:color w:val="111111"/>
+          <w:sz w:val="19"/>
+          <w:szCs w:val="19"/>
         </w:rPr>
       </w:r>
     </w:p>
+    <w:sectPr>
+      <w:headerReference w:type="default" r:id="rId9"/>
+      <w:footerReference w:type="default" r:id="rId10"/>
+      <w:pgSz w:w="12240" w:h="15840"/>
+      <w:pgMar w:top="936" w:bottom="936" w:left="1440" w:right="1440" w:header="504" w:footer="504"/>
+    </w:sectPr>
   </w:body>
 </w:document>
+</file>
+
+<file path=word/footer1.xml><?xml version="1.0" encoding="utf-8"?>
+<w:ftr xmlns:m="http://schemas.openxmlformats.org/officeDocument/2006/math" xmlns:mc="http://schemas.openxmlformats.org/markup-compatibility/2006" xmlns:mo="http://schemas.microsoft.com/office/mac/office/2008/main" xmlns:mv="urn:schemas-microsoft-com:mac:vml" xmlns:o="urn:schemas-microsoft-com:office:office" xmlns:r="http://schemas.openxmlformats.org/officeDocument/2006/relationships" xmlns:v="urn:schemas-microsoft-com:vml" xmlns:w10="urn:schemas-microsoft-com:office:word" xmlns:w14="http://schemas.microsoft.com/office/word/2010/wordml" xmlns:w="http://schemas.openxmlformats.org/wordprocessingml/2006/main" xmlns:wne="http://schemas.microsoft.com/office/word/2006/wordml" xmlns:wp14="http://schemas.microsoft.com/office/word/2010/wordprocessingDrawing" xmlns:wp="http://schemas.openxmlformats.org/drawingml/2006/wordprocessingDrawing" xmlns:wpc="http://schemas.microsoft.com/office/word/2010/wordprocessingCanvas" xmlns:wpg="http://schemas.microsoft.com/office/word/2010/wordprocessingGroup" xmlns:wpi="http://schemas.microsoft.com/office/word/2010/wordprocessingInk" xmlns:wps="http://schemas.microsoft.com/office/word/2010/wordprocessingShape" mc:Ignorable="w14 wp14">
+  <w:p>
+    <w:pPr>
+      <w:pStyle w:val="Footer"/>
+      <w:spacing w:before="40" w:after="0"/>
+      <w:jc w:val="center"/>
+    </w:pPr>
+    <w:r>
+      <w:rPr>
+        <w:rFonts w:ascii="Arial" w:hAnsi="Arial" w:eastAsia="Arial" w:cs="Arial"/>
+        <w:color w:val="555555"/>
+        <w:sz w:val="16"/>
+        <w:szCs w:val="16"/>
+        <w:b w:val="0"/>
+      </w:rPr>
+      <w:t xml:space="preserve">STARLAB | UNIT 2 | STUDENT HANDOUT 7 | PAGE </w:t>
+    </w:r>
+    <w:r>
+      <w:rPr>
+        <w:rFonts w:ascii="Arial" w:hAnsi="Arial" w:eastAsia="Arial" w:cs="Arial"/>
+        <w:color w:val="555555"/>
+        <w:sz w:val="16"/>
+        <w:szCs w:val="16"/>
+        <w:b w:val="0"/>
+      </w:rPr>
+      <w:fldChar w:fldCharType="begin"/>
+      <w:instrText xml:space="preserve"> PAGE </w:instrText>
+      <w:fldChar w:fldCharType="end"/>
+    </w:r>
+  </w:p>
+</w:ftr>
+</file>
+
+<file path=word/header1.xml><?xml version="1.0" encoding="utf-8"?>
+<w:hdr xmlns:m="http://schemas.openxmlformats.org/officeDocument/2006/math" xmlns:mc="http://schemas.openxmlformats.org/markup-compatibility/2006" xmlns:mo="http://schemas.microsoft.com/office/mac/office/2008/main" xmlns:mv="urn:schemas-microsoft-com:mac:vml" xmlns:o="urn:schemas-microsoft-com:office:office" xmlns:r="http://schemas.openxmlformats.org/officeDocument/2006/relationships" xmlns:v="urn:schemas-microsoft-com:vml" xmlns:w10="urn:schemas-microsoft-com:office:word" xmlns:w14="http://schemas.microsoft.com/office/word/2010/wordml" xmlns:w="http://schemas.openxmlformats.org/wordprocessingml/2006/main" xmlns:wne="http://schemas.microsoft.com/office/word/2006/wordml" xmlns:wp14="http://schemas.microsoft.com/office/word/2010/wordprocessingDrawing" xmlns:wp="http://schemas.openxmlformats.org/drawingml/2006/wordprocessingDrawing" xmlns:wpc="http://schemas.microsoft.com/office/word/2010/wordprocessingCanvas" xmlns:wpg="http://schemas.microsoft.com/office/word/2010/wordprocessingGroup" xmlns:wpi="http://schemas.microsoft.com/office/word/2010/wordprocessingInk" xmlns:wps="http://schemas.microsoft.com/office/word/2010/wordprocessingShape" mc:Ignorable="w14 wp14">
+  <w:p>
+    <w:pPr>
+      <w:pStyle w:val="Header"/>
+    </w:pPr>
+  </w:p>
+</w:hdr>
 </file>
 
 <file path=word/numbering.xml><?xml version="1.0" encoding="utf-8"?>
@@ -9567,6 +9986,16 @@
     <w:name w:val="Normal"/>
     <w:qFormat/>
     <w:rsid w:val="00FC693F"/>
+    <w:pPr>
+      <w:keepLines w:val="0"/>
+      <w:spacing w:before="0" w:after="60" w:line="247" w:lineRule="auto"/>
+    </w:pPr>
+    <w:rPr>
+      <w:rFonts w:ascii="Arial" w:hAnsi="Arial" w:eastAsia="Arial"/>
+      <w:b w:val="0"/>
+      <w:color w:val="111111"/>
+      <w:sz w:val="19"/>
+    </w:rPr>
   </w:style>
   <w:style w:type="paragraph" w:styleId="Header">
     <w:name w:val="header"/>
@@ -9623,15 +10052,15 @@
     <w:pPr>
       <w:keepNext/>
       <w:keepLines/>
-      <w:spacing w:before="480" w:after="0"/>
+      <w:spacing w:before="180" w:after="60" w:line="240" w:lineRule="auto"/>
       <w:outlineLvl w:val="0"/>
     </w:pPr>
     <w:rPr>
-      <w:rFonts w:asciiTheme="majorHAnsi" w:eastAsiaTheme="majorEastAsia" w:hAnsiTheme="majorHAnsi" w:cstheme="majorBidi"/>
+      <w:rFonts w:asciiTheme="majorHAnsi" w:eastAsiaTheme="majorEastAsia" w:hAnsiTheme="majorHAnsi" w:cstheme="majorBidi" w:ascii="Arial" w:hAnsi="Arial" w:eastAsia="Arial"/>
       <w:b/>
       <w:bCs/>
-      <w:color w:val="365F91" w:themeColor="accent1" w:themeShade="BF"/>
-      <w:sz w:val="28"/>
+      <w:color w:val="E31B23"/>
+      <w:sz w:val="27"/>
       <w:szCs w:val="28"/>
     </w:rPr>
   </w:style>
@@ -9647,15 +10076,15 @@
     <w:pPr>
       <w:keepNext/>
       <w:keepLines/>
-      <w:spacing w:before="200" w:after="0"/>
+      <w:spacing w:before="120" w:after="40" w:line="240" w:lineRule="auto"/>
       <w:outlineLvl w:val="1"/>
     </w:pPr>
     <w:rPr>
-      <w:rFonts w:asciiTheme="majorHAnsi" w:eastAsiaTheme="majorEastAsia" w:hAnsiTheme="majorHAnsi" w:cstheme="majorBidi"/>
+      <w:rFonts w:asciiTheme="majorHAnsi" w:eastAsiaTheme="majorEastAsia" w:hAnsiTheme="majorHAnsi" w:cstheme="majorBidi" w:ascii="Arial" w:hAnsi="Arial" w:eastAsia="Arial"/>
       <w:b/>
       <w:bCs/>
-      <w:color w:val="4F81BD" w:themeColor="accent1"/>
-      <w:sz w:val="26"/>
+      <w:color w:val="111111"/>
+      <w:sz w:val="22"/>
       <w:szCs w:val="26"/>
     </w:rPr>
   </w:style>
@@ -9671,14 +10100,15 @@
     <w:pPr>
       <w:keepNext/>
       <w:keepLines/>
-      <w:spacing w:before="200" w:after="0"/>
+      <w:spacing w:before="100" w:after="40" w:line="240" w:lineRule="auto"/>
       <w:outlineLvl w:val="2"/>
     </w:pPr>
     <w:rPr>
-      <w:rFonts w:asciiTheme="majorHAnsi" w:eastAsiaTheme="majorEastAsia" w:hAnsiTheme="majorHAnsi" w:cstheme="majorBidi"/>
+      <w:rFonts w:asciiTheme="majorHAnsi" w:eastAsiaTheme="majorEastAsia" w:hAnsiTheme="majorHAnsi" w:cstheme="majorBidi" w:ascii="Arial" w:hAnsi="Arial" w:eastAsia="Arial"/>
       <w:b/>
       <w:bCs/>
-      <w:color w:val="4F81BD" w:themeColor="accent1"/>
+      <w:color w:val="555555"/>
+      <w:sz w:val="20"/>
     </w:rPr>
   </w:style>
   <w:style w:type="paragraph" w:styleId="Heading4">
@@ -10094,8 +10524,16 @@
       <w:numPr>
         <w:numId w:val="1"/>
       </w:numPr>
+      <w:spacing w:before="0" w:after="60" w:line="247" w:lineRule="auto"/>
+      <w:ind w:left="547" w:hanging="274"/>
       <w:contextualSpacing/>
     </w:pPr>
+    <w:rPr>
+      <w:rFonts w:ascii="Arial" w:hAnsi="Arial" w:eastAsia="Arial"/>
+      <w:b w:val="0"/>
+      <w:color w:val="111111"/>
+      <w:sz w:val="19"/>
+    </w:rPr>
   </w:style>
   <w:style w:type="paragraph" w:styleId="ListBullet2">
     <w:name w:val="List Bullet 2"/>
@@ -10133,8 +10571,16 @@
       <w:numPr>
         <w:numId w:val="5"/>
       </w:numPr>
+      <w:spacing w:before="0" w:after="60" w:line="247" w:lineRule="auto"/>
+      <w:ind w:left="547" w:hanging="274"/>
       <w:contextualSpacing/>
     </w:pPr>
+    <w:rPr>
+      <w:rFonts w:ascii="Arial" w:hAnsi="Arial" w:eastAsia="Arial"/>
+      <w:b w:val="0"/>
+      <w:color w:val="111111"/>
+      <w:sz w:val="19"/>
+    </w:rPr>
   </w:style>
   <w:style w:type="paragraph" w:styleId="ListNumber2">
     <w:name w:val="List Number 2"/>
@@ -21249,6 +21695,91 @@
         <w:shd w:val="clear" w:color="auto" w:fill="FBCAA2" w:themeFill="accent6" w:themeFillTint="7F"/>
       </w:tcPr>
     </w:tblStylePr>
+  </w:style>
+  <w:style w:type="paragraph" w:customStyle="1" w:styleId="STARLABKicker">
+    <w:name w:val="STARLAB Kicker"/>
+    <w:pPr>
+      <w:spacing w:before="0" w:after="60" w:line="240" w:lineRule="auto"/>
+    </w:pPr>
+    <w:rPr>
+      <w:rFonts w:ascii="Arial" w:hAnsi="Arial" w:eastAsia="Arial"/>
+      <w:b/>
+      <w:caps/>
+      <w:color w:val="E31B23"/>
+      <w:sz w:val="18"/>
+    </w:rPr>
+  </w:style>
+  <w:style w:type="paragraph" w:customStyle="1" w:styleId="STARLABResourceTitle">
+    <w:name w:val="STARLAB Resource Title"/>
+    <w:pPr>
+      <w:spacing w:before="0" w:after="60" w:line="240" w:lineRule="auto"/>
+    </w:pPr>
+    <w:rPr>
+      <w:rFonts w:ascii="Arial" w:hAnsi="Arial" w:eastAsia="Arial"/>
+      <w:b/>
+      <w:color w:val="111111"/>
+      <w:sz w:val="38"/>
+    </w:rPr>
+  </w:style>
+  <w:style w:type="paragraph" w:customStyle="1" w:styleId="STARLABResourceMeta">
+    <w:name w:val="STARLAB Resource Meta"/>
+    <w:pPr>
+      <w:spacing w:before="0" w:after="80" w:line="240" w:lineRule="auto"/>
+    </w:pPr>
+    <w:rPr>
+      <w:rFonts w:ascii="Arial" w:hAnsi="Arial" w:eastAsia="Arial"/>
+      <w:b/>
+      <w:color w:val="555555"/>
+      <w:sz w:val="17"/>
+    </w:rPr>
+  </w:style>
+  <w:style w:type="paragraph" w:customStyle="1" w:styleId="STARLABDivider">
+    <w:name w:val="STARLAB Divider"/>
+    <w:pPr>
+      <w:spacing w:before="0" w:after="160" w:line="240" w:lineRule="auto"/>
+    </w:pPr>
+    <w:rPr>
+      <w:rFonts w:ascii="Arial" w:hAnsi="Arial" w:eastAsia="Arial"/>
+      <w:b w:val="0"/>
+      <w:color w:val="E31B23"/>
+      <w:sz w:val="4"/>
+    </w:rPr>
+  </w:style>
+  <w:style w:type="paragraph" w:customStyle="1" w:styleId="STARLABPrompt">
+    <w:name w:val="STARLAB Prompt"/>
+    <w:pPr>
+      <w:spacing w:before="60" w:after="40" w:line="247" w:lineRule="auto"/>
+    </w:pPr>
+    <w:rPr>
+      <w:rFonts w:ascii="Arial" w:hAnsi="Arial" w:eastAsia="Arial"/>
+      <w:b/>
+      <w:color w:val="111111"/>
+      <w:sz w:val="20"/>
+    </w:rPr>
+  </w:style>
+  <w:style w:type="paragraph" w:customStyle="1" w:styleId="STARLABUseNote">
+    <w:name w:val="STARLAB Use Note"/>
+    <w:pPr>
+      <w:spacing w:before="0" w:after="80" w:line="247" w:lineRule="auto"/>
+    </w:pPr>
+    <w:rPr>
+      <w:rFonts w:ascii="Arial" w:hAnsi="Arial" w:eastAsia="Arial"/>
+      <w:b w:val="0"/>
+      <w:color w:val="555555"/>
+      <w:sz w:val="18"/>
+    </w:rPr>
+  </w:style>
+  <w:style w:type="paragraph" w:customStyle="1" w:styleId="STARLABResponseLine">
+    <w:name w:val="STARLAB Response Line"/>
+    <w:pPr>
+      <w:spacing w:before="0" w:after="60" w:line="240" w:lineRule="auto"/>
+    </w:pPr>
+    <w:rPr>
+      <w:rFonts w:ascii="Arial" w:hAnsi="Arial" w:eastAsia="Arial"/>
+      <w:b w:val="0"/>
+      <w:color w:val="111111"/>
+      <w:sz w:val="20"/>
+    </w:rPr>
   </w:style>
 </w:styles>
 </file>
